--- a/examples/outcomes/mosquito_repellent/mosquito_repellent_report.docx
+++ b/examples/outcomes/mosquito_repellent/mosquito_repellent_report.docx
@@ -9,7 +9,7 @@
       </w:pPr>
       <w:r>
         <w:rPr>
-          <w:rFonts w:ascii="Inter" w:hAnsi="Inter"/>
+          <w:rFonts w:ascii="Lato" w:hAnsi="Lato"/>
           <w:b/>
           <w:i w:val="0"/>
           <w:color w:val="0F2440"/>
@@ -25,7 +25,7 @@
       </w:pPr>
       <w:r>
         <w:rPr>
-          <w:rFonts w:ascii="Inter" w:hAnsi="Inter"/>
+          <w:rFonts w:ascii="Lato" w:hAnsi="Lato"/>
           <w:b w:val="0"/>
           <w:i w:val="0"/>
           <w:color w:val="374151"/>
@@ -41,7 +41,7 @@
       </w:pPr>
       <w:r>
         <w:rPr>
-          <w:rFonts w:ascii="Inter" w:hAnsi="Inter"/>
+          <w:rFonts w:ascii="Lato" w:hAnsi="Lato"/>
           <w:b w:val="0"/>
           <w:i w:val="0"/>
           <w:color w:val="6B7280"/>
@@ -65,7 +65,7 @@
       </w:pPr>
       <w:r>
         <w:rPr>
-          <w:rFonts w:ascii="Inter" w:hAnsi="Inter"/>
+          <w:rFonts w:ascii="Lato" w:hAnsi="Lato"/>
           <w:b/>
           <w:color w:val="1E3A5F"/>
           <w:sz w:val="32"/>
@@ -80,7 +80,7 @@
       </w:pPr>
       <w:r>
         <w:rPr>
-          <w:rFonts w:ascii="Inter" w:hAnsi="Inter"/>
+          <w:rFonts w:ascii="Lato" w:hAnsi="Lato"/>
           <w:b w:val="0"/>
           <w:i w:val="0"/>
           <w:sz w:val="22"/>
@@ -95,7 +95,7 @@
       </w:pPr>
       <w:r>
         <w:rPr>
-          <w:rFonts w:ascii="Inter" w:hAnsi="Inter"/>
+          <w:rFonts w:ascii="Lato" w:hAnsi="Lato"/>
           <w:b w:val="0"/>
           <w:i w:val="0"/>
           <w:sz w:val="22"/>
@@ -110,7 +110,7 @@
       </w:pPr>
       <w:r>
         <w:rPr>
-          <w:rFonts w:ascii="Inter" w:hAnsi="Inter"/>
+          <w:rFonts w:ascii="Lato" w:hAnsi="Lato"/>
           <w:b w:val="0"/>
           <w:i w:val="0"/>
           <w:sz w:val="22"/>
@@ -125,7 +125,7 @@
       </w:pPr>
       <w:r>
         <w:rPr>
-          <w:rFonts w:ascii="Inter" w:hAnsi="Inter"/>
+          <w:rFonts w:ascii="Lato" w:hAnsi="Lato"/>
           <w:b w:val="0"/>
           <w:i w:val="0"/>
           <w:sz w:val="22"/>
@@ -140,7 +140,7 @@
       </w:pPr>
       <w:r>
         <w:rPr>
-          <w:rFonts w:ascii="Inter" w:hAnsi="Inter"/>
+          <w:rFonts w:ascii="Lato" w:hAnsi="Lato"/>
           <w:b w:val="0"/>
           <w:i w:val="0"/>
           <w:sz w:val="22"/>
@@ -155,7 +155,7 @@
       </w:pPr>
       <w:r>
         <w:rPr>
-          <w:rFonts w:ascii="Inter" w:hAnsi="Inter"/>
+          <w:rFonts w:ascii="Lato" w:hAnsi="Lato"/>
           <w:b w:val="0"/>
           <w:i w:val="0"/>
           <w:sz w:val="22"/>
@@ -170,7 +170,7 @@
       </w:pPr>
       <w:r>
         <w:rPr>
-          <w:rFonts w:ascii="Inter" w:hAnsi="Inter"/>
+          <w:rFonts w:ascii="Lato" w:hAnsi="Lato"/>
           <w:b w:val="0"/>
           <w:i w:val="0"/>
           <w:sz w:val="22"/>
@@ -185,7 +185,7 @@
       </w:pPr>
       <w:r>
         <w:rPr>
-          <w:rFonts w:ascii="Inter" w:hAnsi="Inter"/>
+          <w:rFonts w:ascii="Lato" w:hAnsi="Lato"/>
           <w:b w:val="0"/>
           <w:i w:val="0"/>
           <w:sz w:val="22"/>
@@ -209,7 +209,7 @@
       </w:pPr>
       <w:r>
         <w:rPr>
-          <w:rFonts w:ascii="Inter" w:hAnsi="Inter"/>
+          <w:rFonts w:ascii="Lato" w:hAnsi="Lato"/>
           <w:b/>
           <w:color w:val="1E3A5F"/>
           <w:sz w:val="32"/>
@@ -240,7 +240,7 @@
             <w:r/>
             <w:r>
               <w:rPr>
-                <w:rFonts w:ascii="Inter" w:hAnsi="Inter"/>
+                <w:rFonts w:ascii="Lato" w:hAnsi="Lato"/>
                 <w:b w:val="0"/>
                 <w:i w:val="0"/>
                 <w:color w:val="374151"/>
@@ -261,7 +261,7 @@
             <w:r/>
             <w:r>
               <w:rPr>
-                <w:rFonts w:ascii="Inter" w:hAnsi="Inter"/>
+                <w:rFonts w:ascii="Lato" w:hAnsi="Lato"/>
                 <w:b/>
                 <w:i w:val="0"/>
                 <w:color w:val="1E3A5F"/>
@@ -284,7 +284,51 @@
             <w:r/>
             <w:r>
               <w:rPr>
-                <w:rFonts w:ascii="Inter" w:hAnsi="Inter"/>
+                <w:rFonts w:ascii="Lato" w:hAnsi="Lato"/>
+                <w:b w:val="0"/>
+                <w:i w:val="0"/>
+                <w:color w:val="374151"/>
+                <w:sz w:val="22"/>
+              </w:rPr>
+              <w:t>Data Collection Period</w:t>
+            </w:r>
+          </w:p>
+        </w:tc>
+        <w:tc>
+          <w:tcPr>
+            <w:tcW w:type="dxa" w:w="4703"/>
+          </w:tcPr>
+          <w:p>
+            <w:pPr>
+              <w:spacing w:before="80" w:after="80"/>
+            </w:pPr>
+            <w:r/>
+            <w:r>
+              <w:rPr>
+                <w:rFonts w:ascii="Lato" w:hAnsi="Lato"/>
+                <w:b/>
+                <w:i w:val="0"/>
+                <w:color w:val="1E3A5F"/>
+                <w:sz w:val="26"/>
+              </w:rPr>
+              <w:t>Dec 2024 - Dec 2025</w:t>
+            </w:r>
+          </w:p>
+        </w:tc>
+      </w:tr>
+      <w:tr>
+        <w:tc>
+          <w:tcPr>
+            <w:tcW w:type="dxa" w:w="4703"/>
+          </w:tcPr>
+          <w:p>
+            <w:pPr>
+              <w:spacing w:before="80" w:after="80"/>
+            </w:pPr>
+            <w:r/>
+            <w:r>
+              <w:rPr>
+                <w:rFonts w:ascii="Lato" w:hAnsi="Lato"/>
                 <w:b w:val="0"/>
                 <w:i w:val="0"/>
                 <w:color w:val="374151"/>
@@ -305,7 +349,7 @@
             <w:r/>
             <w:r>
               <w:rPr>
-                <w:rFonts w:ascii="Inter" w:hAnsi="Inter"/>
+                <w:rFonts w:ascii="Lato" w:hAnsi="Lato"/>
                 <w:b/>
                 <w:i w:val="0"/>
                 <w:color w:val="1E3A5F"/>
@@ -328,7 +372,7 @@
             <w:r/>
             <w:r>
               <w:rPr>
-                <w:rFonts w:ascii="Inter" w:hAnsi="Inter"/>
+                <w:rFonts w:ascii="Lato" w:hAnsi="Lato"/>
                 <w:b w:val="0"/>
                 <w:i w:val="0"/>
                 <w:color w:val="374151"/>
@@ -349,7 +393,7 @@
             <w:r/>
             <w:r>
               <w:rPr>
-                <w:rFonts w:ascii="Inter" w:hAnsi="Inter"/>
+                <w:rFonts w:ascii="Lato" w:hAnsi="Lato"/>
                 <w:b/>
                 <w:i w:val="0"/>
                 <w:color w:val="059669"/>
@@ -372,7 +416,7 @@
             <w:r/>
             <w:r>
               <w:rPr>
-                <w:rFonts w:ascii="Inter" w:hAnsi="Inter"/>
+                <w:rFonts w:ascii="Lato" w:hAnsi="Lato"/>
                 <w:b w:val="0"/>
                 <w:i w:val="0"/>
                 <w:color w:val="374151"/>
@@ -393,7 +437,7 @@
             <w:r/>
             <w:r>
               <w:rPr>
-                <w:rFonts w:ascii="Inter" w:hAnsi="Inter"/>
+                <w:rFonts w:ascii="Lato" w:hAnsi="Lato"/>
                 <w:b/>
                 <w:i w:val="0"/>
                 <w:color w:val="D97706"/>
@@ -416,7 +460,7 @@
             <w:r/>
             <w:r>
               <w:rPr>
-                <w:rFonts w:ascii="Inter" w:hAnsi="Inter"/>
+                <w:rFonts w:ascii="Lato" w:hAnsi="Lato"/>
                 <w:b w:val="0"/>
                 <w:i w:val="0"/>
                 <w:color w:val="374151"/>
@@ -437,7 +481,7 @@
             <w:r/>
             <w:r>
               <w:rPr>
-                <w:rFonts w:ascii="Inter" w:hAnsi="Inter"/>
+                <w:rFonts w:ascii="Lato" w:hAnsi="Lato"/>
                 <w:b/>
                 <w:i w:val="0"/>
                 <w:color w:val="1E3A5F"/>
@@ -461,7 +505,7 @@
       </w:pPr>
       <w:r>
         <w:rPr>
-          <w:rFonts w:ascii="Inter" w:hAnsi="Inter"/>
+          <w:rFonts w:ascii="Lato" w:hAnsi="Lato"/>
           <w:b/>
           <w:color w:val="1E3A5F"/>
           <w:sz w:val="44"/>
@@ -476,7 +520,7 @@
       </w:pPr>
       <w:r>
         <w:rPr>
-          <w:rFonts w:ascii="Inter" w:hAnsi="Inter"/>
+          <w:rFonts w:ascii="Lato" w:hAnsi="Lato"/>
           <w:b/>
           <w:color w:val="1E3A5F"/>
           <w:sz w:val="32"/>
@@ -490,7 +534,7 @@
       </w:pPr>
       <w:r>
         <w:rPr>
-          <w:rFonts w:ascii="Inter" w:hAnsi="Inter"/>
+          <w:rFonts w:ascii="Lato" w:hAnsi="Lato"/>
           <w:b w:val="0"/>
           <w:i w:val="0"/>
           <w:sz w:val="22"/>
@@ -522,7 +566,7 @@
             <w:r/>
             <w:r>
               <w:rPr>
-                <w:rFonts w:ascii="Inter" w:hAnsi="Inter"/>
+                <w:rFonts w:ascii="Lato" w:hAnsi="Lato"/>
                 <w:b/>
                 <w:i w:val="0"/>
                 <w:color w:val="FFFFFF"/>
@@ -544,7 +588,7 @@
             <w:r/>
             <w:r>
               <w:rPr>
-                <w:rFonts w:ascii="Inter" w:hAnsi="Inter"/>
+                <w:rFonts w:ascii="Lato" w:hAnsi="Lato"/>
                 <w:b/>
                 <w:i w:val="0"/>
                 <w:color w:val="FFFFFF"/>
@@ -566,7 +610,7 @@
             <w:r/>
             <w:r>
               <w:rPr>
-                <w:rFonts w:ascii="Inter" w:hAnsi="Inter"/>
+                <w:rFonts w:ascii="Lato" w:hAnsi="Lato"/>
                 <w:b/>
                 <w:i w:val="0"/>
                 <w:color w:val="FFFFFF"/>
@@ -682,7 +726,7 @@
       </w:pPr>
       <w:r>
         <w:rPr>
-          <w:rFonts w:ascii="Inter" w:hAnsi="Inter"/>
+          <w:rFonts w:ascii="Lato" w:hAnsi="Lato"/>
           <w:b/>
           <w:color w:val="1E3A5F"/>
           <w:sz w:val="32"/>
@@ -714,7 +758,7 @@
             <w:r/>
             <w:r>
               <w:rPr>
-                <w:rFonts w:ascii="Inter" w:hAnsi="Inter"/>
+                <w:rFonts w:ascii="Lato" w:hAnsi="Lato"/>
                 <w:b/>
                 <w:i w:val="0"/>
                 <w:color w:val="FFFFFF"/>
@@ -736,7 +780,7 @@
             <w:r/>
             <w:r>
               <w:rPr>
-                <w:rFonts w:ascii="Inter" w:hAnsi="Inter"/>
+                <w:rFonts w:ascii="Lato" w:hAnsi="Lato"/>
                 <w:b/>
                 <w:i w:val="0"/>
                 <w:color w:val="FFFFFF"/>
@@ -758,7 +802,7 @@
             <w:r/>
             <w:r>
               <w:rPr>
-                <w:rFonts w:ascii="Inter" w:hAnsi="Inter"/>
+                <w:rFonts w:ascii="Lato" w:hAnsi="Lato"/>
                 <w:b/>
                 <w:i w:val="0"/>
                 <w:color w:val="FFFFFF"/>
@@ -905,7 +949,7 @@
       <w:r>
         <w:drawing>
           <wp:inline xmlns:a="http://schemas.openxmlformats.org/drawingml/2006/main" xmlns:pic="http://schemas.openxmlformats.org/drawingml/2006/picture">
-            <wp:extent cx="4114800" cy="1402003"/>
+            <wp:extent cx="4114800" cy="1408928"/>
             <wp:docPr id="1" name="Picture 1"/>
             <wp:cNvGraphicFramePr>
               <a:graphicFrameLocks noChangeAspect="1"/>
@@ -926,7 +970,7 @@
                   <pic:spPr>
                     <a:xfrm>
                       <a:off x="0" y="0"/>
-                      <a:ext cx="4114800" cy="1402003"/>
+                      <a:ext cx="4114800" cy="1408928"/>
                     </a:xfrm>
                     <a:prstGeom prst="rect"/>
                   </pic:spPr>
@@ -944,7 +988,7 @@
       </w:pPr>
       <w:r>
         <w:rPr>
-          <w:rFonts w:ascii="Inter" w:hAnsi="Inter"/>
+          <w:rFonts w:ascii="Lato" w:hAnsi="Lato"/>
           <w:b w:val="0"/>
           <w:i/>
           <w:color w:val="6B7280"/>
@@ -960,12 +1004,12 @@
       </w:pPr>
       <w:r>
         <w:rPr>
-          <w:rFonts w:ascii="Inter" w:hAnsi="Inter"/>
+          <w:rFonts w:ascii="Lato" w:hAnsi="Lato"/>
           <w:b/>
           <w:color w:val="1E3A5F"/>
           <w:sz w:val="32"/>
         </w:rPr>
-        <w:t>Collection Methodology</w:t>
+        <w:t>Temporal Distribution</w:t>
       </w:r>
     </w:p>
     <w:p>
@@ -974,11 +1018,95 @@
       </w:pPr>
       <w:r>
         <w:rPr>
-          <w:rFonts w:ascii="Inter" w:hAnsi="Inter"/>
+          <w:rFonts w:ascii="Lato" w:hAnsi="Lato"/>
           <w:b w:val="0"/>
           <w:i w:val="0"/>
           <w:sz w:val="22"/>
         </w:rPr>
+        <w:t>The chart below shows how the analysed data is distributed across years. This illustrates the recency and concentration of the evidence base.</w:t>
+      </w:r>
+    </w:p>
+    <w:p>
+      <w:pPr>
+        <w:jc w:val="center"/>
+      </w:pPr>
+      <w:r>
+        <w:drawing>
+          <wp:inline xmlns:a="http://schemas.openxmlformats.org/drawingml/2006/main" xmlns:pic="http://schemas.openxmlformats.org/drawingml/2006/picture">
+            <wp:extent cx="4572000" cy="1968099"/>
+            <wp:docPr id="2" name="Picture 2"/>
+            <wp:cNvGraphicFramePr>
+              <a:graphicFrameLocks noChangeAspect="1"/>
+            </wp:cNvGraphicFramePr>
+            <a:graphic>
+              <a:graphicData uri="http://schemas.openxmlformats.org/drawingml/2006/picture">
+                <pic:pic>
+                  <pic:nvPicPr>
+                    <pic:cNvPr id="0" name="chart_temporal.png"/>
+                    <pic:cNvPicPr/>
+                  </pic:nvPicPr>
+                  <pic:blipFill>
+                    <a:blip r:embed="rId10"/>
+                    <a:stretch>
+                      <a:fillRect/>
+                    </a:stretch>
+                  </pic:blipFill>
+                  <pic:spPr>
+                    <a:xfrm>
+                      <a:off x="0" y="0"/>
+                      <a:ext cx="4572000" cy="1968099"/>
+                    </a:xfrm>
+                    <a:prstGeom prst="rect"/>
+                  </pic:spPr>
+                </pic:pic>
+              </a:graphicData>
+            </a:graphic>
+          </wp:inline>
+        </w:drawing>
+      </w:r>
+    </w:p>
+    <w:p>
+      <w:pPr>
+        <w:spacing w:after="240"/>
+        <w:jc w:val="center"/>
+      </w:pPr>
+      <w:r>
+        <w:rPr>
+          <w:rFonts w:ascii="Lato" w:hAnsi="Lato"/>
+          <w:b w:val="0"/>
+          <w:i/>
+          <w:color w:val="6B7280"/>
+          <w:sz w:val="18"/>
+        </w:rPr>
+        <w:t>Figure 2: Data distribution by year</w:t>
+      </w:r>
+    </w:p>
+    <w:p>
+      <w:pPr>
+        <w:pStyle w:val="Heading2"/>
+        <w:jc w:val="left"/>
+      </w:pPr>
+      <w:r>
+        <w:rPr>
+          <w:rFonts w:ascii="Lato" w:hAnsi="Lato"/>
+          <w:b/>
+          <w:color w:val="1E3A5F"/>
+          <w:sz w:val="32"/>
+        </w:rPr>
+        <w:t>Collection Methodology</w:t>
+      </w:r>
+    </w:p>
+    <w:p>
+      <w:pPr>
+        <w:spacing w:after="120" w:before="0"/>
+      </w:pPr>
+      <w:r>
+        <w:rPr>
+          <w:rFonts w:ascii="Lato" w:hAnsi="Lato"/>
+          <w:b w:val="0"/>
+          <w:i w:val="0"/>
+          <w:sz w:val="22"/>
+        </w:rPr>
         <w:t>Data was collected using automated scrapers with engagement-weighted filtering applied per platform. Thread-level deduplication caps comments per thread to prevent over-indexing vocal threads. All items passed an LLM relevance classification step before analysis.</w:t>
       </w:r>
     </w:p>
@@ -994,7 +1122,7 @@
       </w:pPr>
       <w:r>
         <w:rPr>
-          <w:rFonts w:ascii="Inter" w:hAnsi="Inter"/>
+          <w:rFonts w:ascii="Lato" w:hAnsi="Lato"/>
           <w:b/>
           <w:color w:val="1E3A5F"/>
           <w:sz w:val="44"/>
@@ -1009,7 +1137,7 @@
       </w:pPr>
       <w:r>
         <w:rPr>
-          <w:rFonts w:ascii="Inter" w:hAnsi="Inter"/>
+          <w:rFonts w:ascii="Lato" w:hAnsi="Lato"/>
           <w:b/>
           <w:color w:val="1E3A5F"/>
           <w:sz w:val="32"/>
@@ -1023,7 +1151,7 @@
       </w:pPr>
       <w:r>
         <w:rPr>
-          <w:rFonts w:ascii="Inter" w:hAnsi="Inter"/>
+          <w:rFonts w:ascii="Lato" w:hAnsi="Lato"/>
           <w:b w:val="0"/>
           <w:i w:val="0"/>
           <w:sz w:val="22"/>
@@ -1037,7 +1165,7 @@
       </w:pPr>
       <w:r>
         <w:rPr>
-          <w:rFonts w:ascii="Inter" w:hAnsi="Inter"/>
+          <w:rFonts w:ascii="Lato" w:hAnsi="Lato"/>
           <w:b w:val="0"/>
           <w:i/>
           <w:color w:val="6B7280"/>
@@ -1053,8 +1181,8 @@
       <w:r>
         <w:drawing>
           <wp:inline xmlns:a="http://schemas.openxmlformats.org/drawingml/2006/main" xmlns:pic="http://schemas.openxmlformats.org/drawingml/2006/picture">
-            <wp:extent cx="4572000" cy="1678917"/>
-            <wp:docPr id="2" name="Picture 2"/>
+            <wp:extent cx="4572000" cy="1683354"/>
+            <wp:docPr id="3" name="Picture 3"/>
             <wp:cNvGraphicFramePr>
               <a:graphicFrameLocks noChangeAspect="1"/>
             </wp:cNvGraphicFramePr>
@@ -1066,7 +1194,7 @@
                     <pic:cNvPicPr/>
                   </pic:nvPicPr>
                   <pic:blipFill>
-                    <a:blip r:embed="rId10"/>
+                    <a:blip r:embed="rId11"/>
                     <a:stretch>
                       <a:fillRect/>
                     </a:stretch>
@@ -1074,7 +1202,7 @@
                   <pic:spPr>
                     <a:xfrm>
                       <a:off x="0" y="0"/>
-                      <a:ext cx="4572000" cy="1678917"/>
+                      <a:ext cx="4572000" cy="1683354"/>
                     </a:xfrm>
                     <a:prstGeom prst="rect"/>
                   </pic:spPr>
@@ -1092,7 +1220,7 @@
       </w:pPr>
       <w:r>
         <w:rPr>
-          <w:rFonts w:ascii="Inter" w:hAnsi="Inter"/>
+          <w:rFonts w:ascii="Lato" w:hAnsi="Lato"/>
           <w:b w:val="0"/>
           <w:i/>
           <w:color w:val="6B7280"/>
@@ -1108,7 +1236,7 @@
       </w:pPr>
       <w:r>
         <w:rPr>
-          <w:rFonts w:ascii="Inter" w:hAnsi="Inter"/>
+          <w:rFonts w:ascii="Lato" w:hAnsi="Lato"/>
           <w:b/>
           <w:color w:val="1E3A5F"/>
           <w:sz w:val="32"/>
@@ -1139,7 +1267,7 @@
             <w:r/>
             <w:r>
               <w:rPr>
-                <w:rFonts w:ascii="Inter" w:hAnsi="Inter"/>
+                <w:rFonts w:ascii="Lato" w:hAnsi="Lato"/>
                 <w:b/>
                 <w:i w:val="0"/>
                 <w:color w:val="FFFFFF"/>
@@ -1161,7 +1289,7 @@
             <w:r/>
             <w:r>
               <w:rPr>
-                <w:rFonts w:ascii="Inter" w:hAnsi="Inter"/>
+                <w:rFonts w:ascii="Lato" w:hAnsi="Lato"/>
                 <w:b/>
                 <w:i w:val="0"/>
                 <w:color w:val="FFFFFF"/>
@@ -1378,8 +1506,8 @@
       <w:r>
         <w:drawing>
           <wp:inline xmlns:a="http://schemas.openxmlformats.org/drawingml/2006/main" xmlns:pic="http://schemas.openxmlformats.org/drawingml/2006/picture">
-            <wp:extent cx="4572000" cy="2543862"/>
-            <wp:docPr id="3" name="Picture 3"/>
+            <wp:extent cx="4572000" cy="2548043"/>
+            <wp:docPr id="4" name="Picture 4"/>
             <wp:cNvGraphicFramePr>
               <a:graphicFrameLocks noChangeAspect="1"/>
             </wp:cNvGraphicFramePr>
@@ -1391,7 +1519,7 @@
                     <pic:cNvPicPr/>
                   </pic:nvPicPr>
                   <pic:blipFill>
-                    <a:blip r:embed="rId11"/>
+                    <a:blip r:embed="rId12"/>
                     <a:stretch>
                       <a:fillRect/>
                     </a:stretch>
@@ -1399,7 +1527,7 @@
                   <pic:spPr>
                     <a:xfrm>
                       <a:off x="0" y="0"/>
-                      <a:ext cx="4572000" cy="2543862"/>
+                      <a:ext cx="4572000" cy="2548043"/>
                     </a:xfrm>
                     <a:prstGeom prst="rect"/>
                   </pic:spPr>
@@ -1417,7 +1545,7 @@
       </w:pPr>
       <w:r>
         <w:rPr>
-          <w:rFonts w:ascii="Inter" w:hAnsi="Inter"/>
+          <w:rFonts w:ascii="Lato" w:hAnsi="Lato"/>
           <w:b w:val="0"/>
           <w:i/>
           <w:color w:val="6B7280"/>
@@ -1433,7 +1561,7 @@
       </w:pPr>
       <w:r>
         <w:rPr>
-          <w:rFonts w:ascii="Inter" w:hAnsi="Inter"/>
+          <w:rFonts w:ascii="Lato" w:hAnsi="Lato"/>
           <w:b/>
           <w:color w:val="1E3A5F"/>
           <w:sz w:val="32"/>
@@ -1447,7 +1575,7 @@
       </w:pPr>
       <w:r>
         <w:rPr>
-          <w:rFonts w:ascii="Inter" w:hAnsi="Inter"/>
+          <w:rFonts w:ascii="Lato" w:hAnsi="Lato"/>
           <w:b w:val="0"/>
           <w:i w:val="0"/>
           <w:sz w:val="22"/>
@@ -1462,7 +1590,7 @@
       </w:pPr>
       <w:r>
         <w:rPr>
-          <w:rFonts w:ascii="Inter" w:hAnsi="Inter"/>
+          <w:rFonts w:ascii="Lato" w:hAnsi="Lato"/>
           <w:b w:val="0"/>
           <w:i/>
           <w:color w:val="6B7280"/>
@@ -1483,7 +1611,7 @@
       </w:pPr>
       <w:r>
         <w:rPr>
-          <w:rFonts w:ascii="Inter" w:hAnsi="Inter"/>
+          <w:rFonts w:ascii="Lato" w:hAnsi="Lato"/>
           <w:b/>
           <w:color w:val="1E3A5F"/>
           <w:sz w:val="44"/>
@@ -1497,7 +1625,7 @@
       </w:pPr>
       <w:r>
         <w:rPr>
-          <w:rFonts w:ascii="Inter" w:hAnsi="Inter"/>
+          <w:rFonts w:ascii="Lato" w:hAnsi="Lato"/>
           <w:b w:val="0"/>
           <w:i w:val="0"/>
           <w:sz w:val="22"/>
@@ -1532,7 +1660,7 @@
             <w:r/>
             <w:r>
               <w:rPr>
-                <w:rFonts w:ascii="Inter" w:hAnsi="Inter"/>
+                <w:rFonts w:ascii="Lato" w:hAnsi="Lato"/>
                 <w:b/>
                 <w:i w:val="0"/>
                 <w:color w:val="FFFFFF"/>
@@ -1554,7 +1682,7 @@
             <w:r/>
             <w:r>
               <w:rPr>
-                <w:rFonts w:ascii="Inter" w:hAnsi="Inter"/>
+                <w:rFonts w:ascii="Lato" w:hAnsi="Lato"/>
                 <w:b/>
                 <w:i w:val="0"/>
                 <w:color w:val="FFFFFF"/>
@@ -1576,7 +1704,7 @@
             <w:r/>
             <w:r>
               <w:rPr>
-                <w:rFonts w:ascii="Inter" w:hAnsi="Inter"/>
+                <w:rFonts w:ascii="Lato" w:hAnsi="Lato"/>
                 <w:b/>
                 <w:i w:val="0"/>
                 <w:color w:val="FFFFFF"/>
@@ -1598,7 +1726,7 @@
             <w:r/>
             <w:r>
               <w:rPr>
-                <w:rFonts w:ascii="Inter" w:hAnsi="Inter"/>
+                <w:rFonts w:ascii="Lato" w:hAnsi="Lato"/>
                 <w:b/>
                 <w:i w:val="0"/>
                 <w:color w:val="FFFFFF"/>
@@ -1620,7 +1748,7 @@
             <w:r/>
             <w:r>
               <w:rPr>
-                <w:rFonts w:ascii="Inter" w:hAnsi="Inter"/>
+                <w:rFonts w:ascii="Lato" w:hAnsi="Lato"/>
                 <w:b/>
                 <w:i w:val="0"/>
                 <w:color w:val="FFFFFF"/>
@@ -1642,7 +1770,7 @@
             <w:r/>
             <w:r>
               <w:rPr>
-                <w:rFonts w:ascii="Inter" w:hAnsi="Inter"/>
+                <w:rFonts w:ascii="Lato" w:hAnsi="Lato"/>
                 <w:b/>
                 <w:i w:val="0"/>
                 <w:color w:val="FFFFFF"/>
@@ -2777,8 +2905,8 @@
       <w:r>
         <w:drawing>
           <wp:inline xmlns:a="http://schemas.openxmlformats.org/drawingml/2006/main" xmlns:pic="http://schemas.openxmlformats.org/drawingml/2006/picture">
-            <wp:extent cx="5029200" cy="5663830"/>
-            <wp:docPr id="4" name="Picture 4"/>
+            <wp:extent cx="5029200" cy="5668586"/>
+            <wp:docPr id="5" name="Picture 5"/>
             <wp:cNvGraphicFramePr>
               <a:graphicFrameLocks noChangeAspect="1"/>
             </wp:cNvGraphicFramePr>
@@ -2790,7 +2918,7 @@
                     <pic:cNvPicPr/>
                   </pic:nvPicPr>
                   <pic:blipFill>
-                    <a:blip r:embed="rId12"/>
+                    <a:blip r:embed="rId13"/>
                     <a:stretch>
                       <a:fillRect/>
                     </a:stretch>
@@ -2798,7 +2926,7 @@
                   <pic:spPr>
                     <a:xfrm>
                       <a:off x="0" y="0"/>
-                      <a:ext cx="5029200" cy="5663830"/>
+                      <a:ext cx="5029200" cy="5668586"/>
                     </a:xfrm>
                     <a:prstGeom prst="rect"/>
                   </pic:spPr>
@@ -2816,7 +2944,7 @@
       </w:pPr>
       <w:r>
         <w:rPr>
-          <w:rFonts w:ascii="Inter" w:hAnsi="Inter"/>
+          <w:rFonts w:ascii="Lato" w:hAnsi="Lato"/>
           <w:b w:val="0"/>
           <w:i/>
           <w:color w:val="6B7280"/>
@@ -2837,7 +2965,7 @@
       </w:pPr>
       <w:r>
         <w:rPr>
-          <w:rFonts w:ascii="Inter" w:hAnsi="Inter"/>
+          <w:rFonts w:ascii="Lato" w:hAnsi="Lato"/>
           <w:b/>
           <w:color w:val="1E3A5F"/>
           <w:sz w:val="44"/>
@@ -2851,7 +2979,7 @@
       </w:pPr>
       <w:r>
         <w:rPr>
-          <w:rFonts w:ascii="Inter" w:hAnsi="Inter"/>
+          <w:rFonts w:ascii="Lato" w:hAnsi="Lato"/>
           <w:b w:val="0"/>
           <w:i w:val="0"/>
           <w:sz w:val="22"/>
@@ -2866,7 +2994,7 @@
       </w:pPr>
       <w:r>
         <w:rPr>
-          <w:rFonts w:ascii="Inter" w:hAnsi="Inter"/>
+          <w:rFonts w:ascii="Lato" w:hAnsi="Lato"/>
           <w:b/>
           <w:color w:val="1E3A5F"/>
           <w:sz w:val="32"/>
@@ -2880,7 +3008,7 @@
       </w:pPr>
       <w:r>
         <w:rPr>
-          <w:rFonts w:ascii="Inter" w:hAnsi="Inter"/>
+          <w:rFonts w:ascii="Lato" w:hAnsi="Lato"/>
           <w:b w:val="0"/>
           <w:i w:val="0"/>
           <w:color w:val="6B7280"/>
@@ -2890,7 +3018,7 @@
       </w:r>
       <w:r>
         <w:rPr>
-          <w:rFonts w:ascii="Inter" w:hAnsi="Inter"/>
+          <w:rFonts w:ascii="Lato" w:hAnsi="Lato"/>
           <w:b w:val="0"/>
           <w:i w:val="0"/>
           <w:color w:val="374151"/>
@@ -2900,7 +3028,7 @@
       </w:r>
       <w:r>
         <w:rPr>
-          <w:rFonts w:ascii="Inter" w:hAnsi="Inter"/>
+          <w:rFonts w:ascii="Lato" w:hAnsi="Lato"/>
           <w:b/>
           <w:i w:val="0"/>
           <w:color w:val="D97706"/>
@@ -2910,7 +3038,7 @@
       </w:r>
       <w:r>
         <w:rPr>
-          <w:rFonts w:ascii="Inter" w:hAnsi="Inter"/>
+          <w:rFonts w:ascii="Lato" w:hAnsi="Lato"/>
           <w:b w:val="0"/>
           <w:i w:val="0"/>
           <w:color w:val="374151"/>
@@ -2920,7 +3048,7 @@
       </w:r>
       <w:r>
         <w:rPr>
-          <w:rFonts w:ascii="Inter" w:hAnsi="Inter"/>
+          <w:rFonts w:ascii="Lato" w:hAnsi="Lato"/>
           <w:b/>
           <w:i w:val="0"/>
           <w:color w:val="374151"/>
@@ -2930,7 +3058,7 @@
       </w:r>
       <w:r>
         <w:rPr>
-          <w:rFonts w:ascii="Inter" w:hAnsi="Inter"/>
+          <w:rFonts w:ascii="Lato" w:hAnsi="Lato"/>
           <w:b w:val="0"/>
           <w:i w:val="0"/>
           <w:color w:val="6B7280"/>
@@ -2940,7 +3068,7 @@
       </w:r>
       <w:r>
         <w:rPr>
-          <w:rFonts w:ascii="Inter" w:hAnsi="Inter"/>
+          <w:rFonts w:ascii="Lato" w:hAnsi="Lato"/>
           <w:b w:val="0"/>
           <w:i w:val="0"/>
           <w:color w:val="6B7280"/>
@@ -2950,7 +3078,7 @@
       </w:r>
       <w:r>
         <w:rPr>
-          <w:rFonts w:ascii="Inter" w:hAnsi="Inter"/>
+          <w:rFonts w:ascii="Lato" w:hAnsi="Lato"/>
           <w:b/>
           <w:i w:val="0"/>
           <w:color w:val="059669"/>
@@ -2966,8 +3094,8 @@
       <w:r>
         <w:drawing>
           <wp:inline xmlns:a="http://schemas.openxmlformats.org/drawingml/2006/main" xmlns:pic="http://schemas.openxmlformats.org/drawingml/2006/picture">
-            <wp:extent cx="3474720" cy="3525078"/>
-            <wp:docPr id="5" name="Picture 5"/>
+            <wp:extent cx="3474720" cy="3547185"/>
+            <wp:docPr id="6" name="Picture 6"/>
             <wp:cNvGraphicFramePr>
               <a:graphicFrameLocks noChangeAspect="1"/>
             </wp:cNvGraphicFramePr>
@@ -2979,7 +3107,7 @@
                     <pic:cNvPicPr/>
                   </pic:nvPicPr>
                   <pic:blipFill>
-                    <a:blip r:embed="rId13"/>
+                    <a:blip r:embed="rId14"/>
                     <a:stretch>
                       <a:fillRect/>
                     </a:stretch>
@@ -2987,7 +3115,7 @@
                   <pic:spPr>
                     <a:xfrm>
                       <a:off x="0" y="0"/>
-                      <a:ext cx="3474720" cy="3525078"/>
+                      <a:ext cx="3474720" cy="3547185"/>
                     </a:xfrm>
                     <a:prstGeom prst="rect"/>
                   </pic:spPr>
@@ -3005,7 +3133,7 @@
       </w:pPr>
       <w:r>
         <w:rPr>
-          <w:rFonts w:ascii="Inter" w:hAnsi="Inter"/>
+          <w:rFonts w:ascii="Lato" w:hAnsi="Lato"/>
           <w:b w:val="0"/>
           <w:i/>
           <w:color w:val="6B7280"/>
@@ -3021,7 +3149,7 @@
       </w:pPr>
       <w:r>
         <w:rPr>
-          <w:rFonts w:ascii="Inter" w:hAnsi="Inter"/>
+          <w:rFonts w:ascii="Lato" w:hAnsi="Lato"/>
           <w:b/>
           <w:color w:val="1E3A5F"/>
           <w:sz w:val="26"/>
@@ -3035,7 +3163,7 @@
       </w:pPr>
       <w:r>
         <w:rPr>
-          <w:rFonts w:ascii="Inter" w:hAnsi="Inter"/>
+          <w:rFonts w:ascii="Lato" w:hAnsi="Lato"/>
           <w:b w:val="0"/>
           <w:i w:val="0"/>
           <w:sz w:val="22"/>
@@ -3050,7 +3178,7 @@
       </w:pPr>
       <w:r>
         <w:rPr>
-          <w:rFonts w:ascii="Inter" w:hAnsi="Inter"/>
+          <w:rFonts w:ascii="Lato" w:hAnsi="Lato"/>
           <w:b/>
           <w:color w:val="1E3A5F"/>
           <w:sz w:val="26"/>
@@ -3064,7 +3192,7 @@
       </w:pPr>
       <w:r>
         <w:rPr>
-          <w:rFonts w:ascii="Inter" w:hAnsi="Inter"/>
+          <w:rFonts w:ascii="Lato" w:hAnsi="Lato"/>
           <w:b w:val="0"/>
           <w:i w:val="0"/>
           <w:sz w:val="22"/>
@@ -3079,7 +3207,7 @@
       </w:pPr>
       <w:r>
         <w:rPr>
-          <w:rFonts w:ascii="Inter" w:hAnsi="Inter"/>
+          <w:rFonts w:ascii="Lato" w:hAnsi="Lato"/>
           <w:b/>
           <w:color w:val="1E3A5F"/>
           <w:sz w:val="26"/>
@@ -3093,7 +3221,7 @@
       </w:pPr>
       <w:r>
         <w:rPr>
-          <w:rFonts w:ascii="Inter" w:hAnsi="Inter"/>
+          <w:rFonts w:ascii="Lato" w:hAnsi="Lato"/>
           <w:b w:val="0"/>
           <w:i w:val="0"/>
           <w:sz w:val="22"/>
@@ -3108,7 +3236,7 @@
       </w:pPr>
       <w:r>
         <w:rPr>
-          <w:rFonts w:ascii="Inter" w:hAnsi="Inter"/>
+          <w:rFonts w:ascii="Lato" w:hAnsi="Lato"/>
           <w:b/>
           <w:color w:val="1E3A5F"/>
           <w:sz w:val="26"/>
@@ -3122,7 +3250,7 @@
       </w:pPr>
       <w:r>
         <w:rPr>
-          <w:rFonts w:ascii="Inter" w:hAnsi="Inter"/>
+          <w:rFonts w:ascii="Lato" w:hAnsi="Lato"/>
           <w:b w:val="0"/>
           <w:i w:val="0"/>
           <w:sz w:val="22"/>
@@ -3137,7 +3265,7 @@
       </w:pPr>
       <w:r>
         <w:rPr>
-          <w:rFonts w:ascii="Inter" w:hAnsi="Inter"/>
+          <w:rFonts w:ascii="Lato" w:hAnsi="Lato"/>
           <w:b/>
           <w:color w:val="1E3A5F"/>
           <w:sz w:val="26"/>
@@ -3151,7 +3279,7 @@
       </w:pPr>
       <w:r>
         <w:rPr>
-          <w:rFonts w:ascii="Inter" w:hAnsi="Inter"/>
+          <w:rFonts w:ascii="Lato" w:hAnsi="Lato"/>
           <w:b w:val="0"/>
           <w:i w:val="0"/>
           <w:sz w:val="22"/>
@@ -3166,7 +3294,7 @@
       </w:pPr>
       <w:r>
         <w:rPr>
-          <w:rFonts w:ascii="Inter" w:hAnsi="Inter"/>
+          <w:rFonts w:ascii="Lato" w:hAnsi="Lato"/>
           <w:b/>
           <w:color w:val="1E3A5F"/>
           <w:sz w:val="26"/>
@@ -3181,7 +3309,7 @@
       </w:pPr>
       <w:r>
         <w:rPr>
-          <w:rFonts w:ascii="Inter" w:hAnsi="Inter"/>
+          <w:rFonts w:ascii="Lato" w:hAnsi="Lato"/>
           <w:b w:val="0"/>
           <w:i/>
           <w:color w:val="374151"/>
@@ -3199,7 +3327,7 @@
       </w:r>
       <w:r>
         <w:rPr>
-          <w:rFonts w:ascii="Inter" w:hAnsi="Inter"/>
+          <w:rFonts w:ascii="Lato" w:hAnsi="Lato"/>
           <w:b w:val="0"/>
           <w:i w:val="0"/>
           <w:color w:val="6B7280"/>
@@ -3215,7 +3343,7 @@
       </w:pPr>
       <w:r>
         <w:rPr>
-          <w:rFonts w:ascii="Inter" w:hAnsi="Inter"/>
+          <w:rFonts w:ascii="Lato" w:hAnsi="Lato"/>
           <w:b w:val="0"/>
           <w:i/>
           <w:color w:val="374151"/>
@@ -3231,7 +3359,7 @@
       </w:r>
       <w:r>
         <w:rPr>
-          <w:rFonts w:ascii="Inter" w:hAnsi="Inter"/>
+          <w:rFonts w:ascii="Lato" w:hAnsi="Lato"/>
           <w:b w:val="0"/>
           <w:i w:val="0"/>
           <w:color w:val="6B7280"/>
@@ -3247,7 +3375,7 @@
       </w:pPr>
       <w:r>
         <w:rPr>
-          <w:rFonts w:ascii="Inter" w:hAnsi="Inter"/>
+          <w:rFonts w:ascii="Lato" w:hAnsi="Lato"/>
           <w:b w:val="0"/>
           <w:i/>
           <w:color w:val="374151"/>
@@ -3265,7 +3393,7 @@
       </w:r>
       <w:r>
         <w:rPr>
-          <w:rFonts w:ascii="Inter" w:hAnsi="Inter"/>
+          <w:rFonts w:ascii="Lato" w:hAnsi="Lato"/>
           <w:b w:val="0"/>
           <w:i w:val="0"/>
           <w:color w:val="6B7280"/>
@@ -3289,7 +3417,7 @@
       </w:pPr>
       <w:r>
         <w:rPr>
-          <w:rFonts w:ascii="Inter" w:hAnsi="Inter"/>
+          <w:rFonts w:ascii="Lato" w:hAnsi="Lato"/>
           <w:b/>
           <w:color w:val="1E3A5F"/>
           <w:sz w:val="32"/>
@@ -3303,7 +3431,7 @@
       </w:pPr>
       <w:r>
         <w:rPr>
-          <w:rFonts w:ascii="Inter" w:hAnsi="Inter"/>
+          <w:rFonts w:ascii="Lato" w:hAnsi="Lato"/>
           <w:b w:val="0"/>
           <w:i w:val="0"/>
           <w:color w:val="6B7280"/>
@@ -3313,7 +3441,7 @@
       </w:r>
       <w:r>
         <w:rPr>
-          <w:rFonts w:ascii="Inter" w:hAnsi="Inter"/>
+          <w:rFonts w:ascii="Lato" w:hAnsi="Lato"/>
           <w:b w:val="0"/>
           <w:i w:val="0"/>
           <w:color w:val="374151"/>
@@ -3323,7 +3451,7 @@
       </w:r>
       <w:r>
         <w:rPr>
-          <w:rFonts w:ascii="Inter" w:hAnsi="Inter"/>
+          <w:rFonts w:ascii="Lato" w:hAnsi="Lato"/>
           <w:b/>
           <w:i w:val="0"/>
           <w:color w:val="D97706"/>
@@ -3333,7 +3461,7 @@
       </w:r>
       <w:r>
         <w:rPr>
-          <w:rFonts w:ascii="Inter" w:hAnsi="Inter"/>
+          <w:rFonts w:ascii="Lato" w:hAnsi="Lato"/>
           <w:b w:val="0"/>
           <w:i w:val="0"/>
           <w:color w:val="374151"/>
@@ -3343,7 +3471,7 @@
       </w:r>
       <w:r>
         <w:rPr>
-          <w:rFonts w:ascii="Inter" w:hAnsi="Inter"/>
+          <w:rFonts w:ascii="Lato" w:hAnsi="Lato"/>
           <w:b/>
           <w:i w:val="0"/>
           <w:color w:val="374151"/>
@@ -3353,7 +3481,7 @@
       </w:r>
       <w:r>
         <w:rPr>
-          <w:rFonts w:ascii="Inter" w:hAnsi="Inter"/>
+          <w:rFonts w:ascii="Lato" w:hAnsi="Lato"/>
           <w:b w:val="0"/>
           <w:i w:val="0"/>
           <w:color w:val="6B7280"/>
@@ -3363,7 +3491,7 @@
       </w:r>
       <w:r>
         <w:rPr>
-          <w:rFonts w:ascii="Inter" w:hAnsi="Inter"/>
+          <w:rFonts w:ascii="Lato" w:hAnsi="Lato"/>
           <w:b w:val="0"/>
           <w:i w:val="0"/>
           <w:color w:val="6B7280"/>
@@ -3373,7 +3501,7 @@
       </w:r>
       <w:r>
         <w:rPr>
-          <w:rFonts w:ascii="Inter" w:hAnsi="Inter"/>
+          <w:rFonts w:ascii="Lato" w:hAnsi="Lato"/>
           <w:b/>
           <w:i w:val="0"/>
           <w:color w:val="059669"/>
@@ -3389,8 +3517,8 @@
       <w:r>
         <w:drawing>
           <wp:inline xmlns:a="http://schemas.openxmlformats.org/drawingml/2006/main" xmlns:pic="http://schemas.openxmlformats.org/drawingml/2006/picture">
-            <wp:extent cx="3474720" cy="3517840"/>
-            <wp:docPr id="6" name="Picture 6"/>
+            <wp:extent cx="3474720" cy="3547185"/>
+            <wp:docPr id="7" name="Picture 7"/>
             <wp:cNvGraphicFramePr>
               <a:graphicFrameLocks noChangeAspect="1"/>
             </wp:cNvGraphicFramePr>
@@ -3402,7 +3530,7 @@
                     <pic:cNvPicPr/>
                   </pic:nvPicPr>
                   <pic:blipFill>
-                    <a:blip r:embed="rId14"/>
+                    <a:blip r:embed="rId15"/>
                     <a:stretch>
                       <a:fillRect/>
                     </a:stretch>
@@ -3410,7 +3538,7 @@
                   <pic:spPr>
                     <a:xfrm>
                       <a:off x="0" y="0"/>
-                      <a:ext cx="3474720" cy="3517840"/>
+                      <a:ext cx="3474720" cy="3547185"/>
                     </a:xfrm>
                     <a:prstGeom prst="rect"/>
                   </pic:spPr>
@@ -3428,7 +3556,7 @@
       </w:pPr>
       <w:r>
         <w:rPr>
-          <w:rFonts w:ascii="Inter" w:hAnsi="Inter"/>
+          <w:rFonts w:ascii="Lato" w:hAnsi="Lato"/>
           <w:b w:val="0"/>
           <w:i/>
           <w:color w:val="6B7280"/>
@@ -3444,7 +3572,7 @@
       </w:pPr>
       <w:r>
         <w:rPr>
-          <w:rFonts w:ascii="Inter" w:hAnsi="Inter"/>
+          <w:rFonts w:ascii="Lato" w:hAnsi="Lato"/>
           <w:b/>
           <w:color w:val="1E3A5F"/>
           <w:sz w:val="26"/>
@@ -3458,7 +3586,7 @@
       </w:pPr>
       <w:r>
         <w:rPr>
-          <w:rFonts w:ascii="Inter" w:hAnsi="Inter"/>
+          <w:rFonts w:ascii="Lato" w:hAnsi="Lato"/>
           <w:b w:val="0"/>
           <w:i w:val="0"/>
           <w:sz w:val="22"/>
@@ -3473,7 +3601,7 @@
       </w:pPr>
       <w:r>
         <w:rPr>
-          <w:rFonts w:ascii="Inter" w:hAnsi="Inter"/>
+          <w:rFonts w:ascii="Lato" w:hAnsi="Lato"/>
           <w:b/>
           <w:color w:val="1E3A5F"/>
           <w:sz w:val="26"/>
@@ -3487,7 +3615,7 @@
       </w:pPr>
       <w:r>
         <w:rPr>
-          <w:rFonts w:ascii="Inter" w:hAnsi="Inter"/>
+          <w:rFonts w:ascii="Lato" w:hAnsi="Lato"/>
           <w:b w:val="0"/>
           <w:i w:val="0"/>
           <w:sz w:val="22"/>
@@ -3502,7 +3630,7 @@
       </w:pPr>
       <w:r>
         <w:rPr>
-          <w:rFonts w:ascii="Inter" w:hAnsi="Inter"/>
+          <w:rFonts w:ascii="Lato" w:hAnsi="Lato"/>
           <w:b/>
           <w:color w:val="1E3A5F"/>
           <w:sz w:val="26"/>
@@ -3516,7 +3644,7 @@
       </w:pPr>
       <w:r>
         <w:rPr>
-          <w:rFonts w:ascii="Inter" w:hAnsi="Inter"/>
+          <w:rFonts w:ascii="Lato" w:hAnsi="Lato"/>
           <w:b w:val="0"/>
           <w:i w:val="0"/>
           <w:sz w:val="22"/>
@@ -3531,7 +3659,7 @@
       </w:pPr>
       <w:r>
         <w:rPr>
-          <w:rFonts w:ascii="Inter" w:hAnsi="Inter"/>
+          <w:rFonts w:ascii="Lato" w:hAnsi="Lato"/>
           <w:b/>
           <w:color w:val="1E3A5F"/>
           <w:sz w:val="26"/>
@@ -3545,7 +3673,7 @@
       </w:pPr>
       <w:r>
         <w:rPr>
-          <w:rFonts w:ascii="Inter" w:hAnsi="Inter"/>
+          <w:rFonts w:ascii="Lato" w:hAnsi="Lato"/>
           <w:b w:val="0"/>
           <w:i w:val="0"/>
           <w:sz w:val="22"/>
@@ -3560,7 +3688,7 @@
       </w:pPr>
       <w:r>
         <w:rPr>
-          <w:rFonts w:ascii="Inter" w:hAnsi="Inter"/>
+          <w:rFonts w:ascii="Lato" w:hAnsi="Lato"/>
           <w:b/>
           <w:color w:val="1E3A5F"/>
           <w:sz w:val="26"/>
@@ -3574,7 +3702,7 @@
       </w:pPr>
       <w:r>
         <w:rPr>
-          <w:rFonts w:ascii="Inter" w:hAnsi="Inter"/>
+          <w:rFonts w:ascii="Lato" w:hAnsi="Lato"/>
           <w:b w:val="0"/>
           <w:i w:val="0"/>
           <w:sz w:val="22"/>
@@ -3589,7 +3717,7 @@
       </w:pPr>
       <w:r>
         <w:rPr>
-          <w:rFonts w:ascii="Inter" w:hAnsi="Inter"/>
+          <w:rFonts w:ascii="Lato" w:hAnsi="Lato"/>
           <w:b/>
           <w:color w:val="1E3A5F"/>
           <w:sz w:val="26"/>
@@ -3604,7 +3732,7 @@
       </w:pPr>
       <w:r>
         <w:rPr>
-          <w:rFonts w:ascii="Inter" w:hAnsi="Inter"/>
+          <w:rFonts w:ascii="Lato" w:hAnsi="Lato"/>
           <w:b w:val="0"/>
           <w:i/>
           <w:color w:val="374151"/>
@@ -3624,7 +3752,7 @@
       </w:r>
       <w:r>
         <w:rPr>
-          <w:rFonts w:ascii="Inter" w:hAnsi="Inter"/>
+          <w:rFonts w:ascii="Lato" w:hAnsi="Lato"/>
           <w:b w:val="0"/>
           <w:i w:val="0"/>
           <w:color w:val="6B7280"/>
@@ -3640,7 +3768,7 @@
       </w:pPr>
       <w:r>
         <w:rPr>
-          <w:rFonts w:ascii="Inter" w:hAnsi="Inter"/>
+          <w:rFonts w:ascii="Lato" w:hAnsi="Lato"/>
           <w:b w:val="0"/>
           <w:i/>
           <w:color w:val="374151"/>
@@ -3650,7 +3778,7 @@
       </w:r>
       <w:r>
         <w:rPr>
-          <w:rFonts w:ascii="Inter" w:hAnsi="Inter"/>
+          <w:rFonts w:ascii="Lato" w:hAnsi="Lato"/>
           <w:b w:val="0"/>
           <w:i w:val="0"/>
           <w:color w:val="6B7280"/>
@@ -3666,7 +3794,7 @@
       </w:pPr>
       <w:r>
         <w:rPr>
-          <w:rFonts w:ascii="Inter" w:hAnsi="Inter"/>
+          <w:rFonts w:ascii="Lato" w:hAnsi="Lato"/>
           <w:b w:val="0"/>
           <w:i/>
           <w:color w:val="374151"/>
@@ -3676,7 +3804,7 @@
       </w:r>
       <w:r>
         <w:rPr>
-          <w:rFonts w:ascii="Inter" w:hAnsi="Inter"/>
+          <w:rFonts w:ascii="Lato" w:hAnsi="Lato"/>
           <w:b w:val="0"/>
           <w:i w:val="0"/>
           <w:color w:val="6B7280"/>
@@ -3700,7 +3828,7 @@
       </w:pPr>
       <w:r>
         <w:rPr>
-          <w:rFonts w:ascii="Inter" w:hAnsi="Inter"/>
+          <w:rFonts w:ascii="Lato" w:hAnsi="Lato"/>
           <w:b/>
           <w:color w:val="1E3A5F"/>
           <w:sz w:val="32"/>
@@ -3714,7 +3842,7 @@
       </w:pPr>
       <w:r>
         <w:rPr>
-          <w:rFonts w:ascii="Inter" w:hAnsi="Inter"/>
+          <w:rFonts w:ascii="Lato" w:hAnsi="Lato"/>
           <w:b w:val="0"/>
           <w:i w:val="0"/>
           <w:color w:val="6B7280"/>
@@ -3724,7 +3852,7 @@
       </w:r>
       <w:r>
         <w:rPr>
-          <w:rFonts w:ascii="Inter" w:hAnsi="Inter"/>
+          <w:rFonts w:ascii="Lato" w:hAnsi="Lato"/>
           <w:b w:val="0"/>
           <w:i w:val="0"/>
           <w:color w:val="374151"/>
@@ -3734,7 +3862,7 @@
       </w:r>
       <w:r>
         <w:rPr>
-          <w:rFonts w:ascii="Inter" w:hAnsi="Inter"/>
+          <w:rFonts w:ascii="Lato" w:hAnsi="Lato"/>
           <w:b/>
           <w:i w:val="0"/>
           <w:color w:val="D97706"/>
@@ -3744,7 +3872,7 @@
       </w:r>
       <w:r>
         <w:rPr>
-          <w:rFonts w:ascii="Inter" w:hAnsi="Inter"/>
+          <w:rFonts w:ascii="Lato" w:hAnsi="Lato"/>
           <w:b w:val="0"/>
           <w:i w:val="0"/>
           <w:color w:val="374151"/>
@@ -3754,7 +3882,7 @@
       </w:r>
       <w:r>
         <w:rPr>
-          <w:rFonts w:ascii="Inter" w:hAnsi="Inter"/>
+          <w:rFonts w:ascii="Lato" w:hAnsi="Lato"/>
           <w:b/>
           <w:i w:val="0"/>
           <w:color w:val="374151"/>
@@ -3764,7 +3892,7 @@
       </w:r>
       <w:r>
         <w:rPr>
-          <w:rFonts w:ascii="Inter" w:hAnsi="Inter"/>
+          <w:rFonts w:ascii="Lato" w:hAnsi="Lato"/>
           <w:b w:val="0"/>
           <w:i w:val="0"/>
           <w:color w:val="6B7280"/>
@@ -3774,7 +3902,7 @@
       </w:r>
       <w:r>
         <w:rPr>
-          <w:rFonts w:ascii="Inter" w:hAnsi="Inter"/>
+          <w:rFonts w:ascii="Lato" w:hAnsi="Lato"/>
           <w:b w:val="0"/>
           <w:i w:val="0"/>
           <w:color w:val="6B7280"/>
@@ -3784,7 +3912,7 @@
       </w:r>
       <w:r>
         <w:rPr>
-          <w:rFonts w:ascii="Inter" w:hAnsi="Inter"/>
+          <w:rFonts w:ascii="Lato" w:hAnsi="Lato"/>
           <w:b/>
           <w:i w:val="0"/>
           <w:color w:val="059669"/>
@@ -3800,8 +3928,8 @@
       <w:r>
         <w:drawing>
           <wp:inline xmlns:a="http://schemas.openxmlformats.org/drawingml/2006/main" xmlns:pic="http://schemas.openxmlformats.org/drawingml/2006/picture">
-            <wp:extent cx="3474720" cy="3517840"/>
-            <wp:docPr id="7" name="Picture 7"/>
+            <wp:extent cx="3474720" cy="3547185"/>
+            <wp:docPr id="8" name="Picture 8"/>
             <wp:cNvGraphicFramePr>
               <a:graphicFrameLocks noChangeAspect="1"/>
             </wp:cNvGraphicFramePr>
@@ -3813,7 +3941,7 @@
                     <pic:cNvPicPr/>
                   </pic:nvPicPr>
                   <pic:blipFill>
-                    <a:blip r:embed="rId15"/>
+                    <a:blip r:embed="rId16"/>
                     <a:stretch>
                       <a:fillRect/>
                     </a:stretch>
@@ -3821,7 +3949,7 @@
                   <pic:spPr>
                     <a:xfrm>
                       <a:off x="0" y="0"/>
-                      <a:ext cx="3474720" cy="3517840"/>
+                      <a:ext cx="3474720" cy="3547185"/>
                     </a:xfrm>
                     <a:prstGeom prst="rect"/>
                   </pic:spPr>
@@ -3839,7 +3967,7 @@
       </w:pPr>
       <w:r>
         <w:rPr>
-          <w:rFonts w:ascii="Inter" w:hAnsi="Inter"/>
+          <w:rFonts w:ascii="Lato" w:hAnsi="Lato"/>
           <w:b w:val="0"/>
           <w:i/>
           <w:color w:val="6B7280"/>
@@ -3855,7 +3983,7 @@
       </w:pPr>
       <w:r>
         <w:rPr>
-          <w:rFonts w:ascii="Inter" w:hAnsi="Inter"/>
+          <w:rFonts w:ascii="Lato" w:hAnsi="Lato"/>
           <w:b/>
           <w:color w:val="1E3A5F"/>
           <w:sz w:val="26"/>
@@ -3869,7 +3997,7 @@
       </w:pPr>
       <w:r>
         <w:rPr>
-          <w:rFonts w:ascii="Inter" w:hAnsi="Inter"/>
+          <w:rFonts w:ascii="Lato" w:hAnsi="Lato"/>
           <w:b w:val="0"/>
           <w:i w:val="0"/>
           <w:sz w:val="22"/>
@@ -3884,7 +4012,7 @@
       </w:pPr>
       <w:r>
         <w:rPr>
-          <w:rFonts w:ascii="Inter" w:hAnsi="Inter"/>
+          <w:rFonts w:ascii="Lato" w:hAnsi="Lato"/>
           <w:b/>
           <w:color w:val="1E3A5F"/>
           <w:sz w:val="26"/>
@@ -3898,7 +4026,7 @@
       </w:pPr>
       <w:r>
         <w:rPr>
-          <w:rFonts w:ascii="Inter" w:hAnsi="Inter"/>
+          <w:rFonts w:ascii="Lato" w:hAnsi="Lato"/>
           <w:b w:val="0"/>
           <w:i w:val="0"/>
           <w:sz w:val="22"/>
@@ -3913,7 +4041,7 @@
       </w:pPr>
       <w:r>
         <w:rPr>
-          <w:rFonts w:ascii="Inter" w:hAnsi="Inter"/>
+          <w:rFonts w:ascii="Lato" w:hAnsi="Lato"/>
           <w:b/>
           <w:color w:val="1E3A5F"/>
           <w:sz w:val="26"/>
@@ -3927,7 +4055,7 @@
       </w:pPr>
       <w:r>
         <w:rPr>
-          <w:rFonts w:ascii="Inter" w:hAnsi="Inter"/>
+          <w:rFonts w:ascii="Lato" w:hAnsi="Lato"/>
           <w:b w:val="0"/>
           <w:i w:val="0"/>
           <w:sz w:val="22"/>
@@ -3942,7 +4070,7 @@
       </w:pPr>
       <w:r>
         <w:rPr>
-          <w:rFonts w:ascii="Inter" w:hAnsi="Inter"/>
+          <w:rFonts w:ascii="Lato" w:hAnsi="Lato"/>
           <w:b/>
           <w:color w:val="1E3A5F"/>
           <w:sz w:val="26"/>
@@ -3956,7 +4084,7 @@
       </w:pPr>
       <w:r>
         <w:rPr>
-          <w:rFonts w:ascii="Inter" w:hAnsi="Inter"/>
+          <w:rFonts w:ascii="Lato" w:hAnsi="Lato"/>
           <w:b w:val="0"/>
           <w:i w:val="0"/>
           <w:sz w:val="22"/>
@@ -3971,7 +4099,7 @@
       </w:pPr>
       <w:r>
         <w:rPr>
-          <w:rFonts w:ascii="Inter" w:hAnsi="Inter"/>
+          <w:rFonts w:ascii="Lato" w:hAnsi="Lato"/>
           <w:b/>
           <w:color w:val="1E3A5F"/>
           <w:sz w:val="26"/>
@@ -3985,7 +4113,7 @@
       </w:pPr>
       <w:r>
         <w:rPr>
-          <w:rFonts w:ascii="Inter" w:hAnsi="Inter"/>
+          <w:rFonts w:ascii="Lato" w:hAnsi="Lato"/>
           <w:b w:val="0"/>
           <w:i w:val="0"/>
           <w:sz w:val="22"/>
@@ -4000,7 +4128,7 @@
       </w:pPr>
       <w:r>
         <w:rPr>
-          <w:rFonts w:ascii="Inter" w:hAnsi="Inter"/>
+          <w:rFonts w:ascii="Lato" w:hAnsi="Lato"/>
           <w:b/>
           <w:color w:val="1E3A5F"/>
           <w:sz w:val="26"/>
@@ -4015,7 +4143,7 @@
       </w:pPr>
       <w:r>
         <w:rPr>
-          <w:rFonts w:ascii="Inter" w:hAnsi="Inter"/>
+          <w:rFonts w:ascii="Lato" w:hAnsi="Lato"/>
           <w:b w:val="0"/>
           <w:i/>
           <w:color w:val="374151"/>
@@ -4035,7 +4163,7 @@
       </w:r>
       <w:r>
         <w:rPr>
-          <w:rFonts w:ascii="Inter" w:hAnsi="Inter"/>
+          <w:rFonts w:ascii="Lato" w:hAnsi="Lato"/>
           <w:b w:val="0"/>
           <w:i w:val="0"/>
           <w:color w:val="6B7280"/>
@@ -4051,7 +4179,7 @@
       </w:pPr>
       <w:r>
         <w:rPr>
-          <w:rFonts w:ascii="Inter" w:hAnsi="Inter"/>
+          <w:rFonts w:ascii="Lato" w:hAnsi="Lato"/>
           <w:b w:val="0"/>
           <w:i/>
           <w:color w:val="374151"/>
@@ -4064,7 +4192,7 @@
       </w:r>
       <w:r>
         <w:rPr>
-          <w:rFonts w:ascii="Inter" w:hAnsi="Inter"/>
+          <w:rFonts w:ascii="Lato" w:hAnsi="Lato"/>
           <w:b w:val="0"/>
           <w:i w:val="0"/>
           <w:color w:val="6B7280"/>
@@ -4080,7 +4208,7 @@
       </w:pPr>
       <w:r>
         <w:rPr>
-          <w:rFonts w:ascii="Inter" w:hAnsi="Inter"/>
+          <w:rFonts w:ascii="Lato" w:hAnsi="Lato"/>
           <w:b w:val="0"/>
           <w:i/>
           <w:color w:val="374151"/>
@@ -4095,7 +4223,7 @@
       </w:r>
       <w:r>
         <w:rPr>
-          <w:rFonts w:ascii="Inter" w:hAnsi="Inter"/>
+          <w:rFonts w:ascii="Lato" w:hAnsi="Lato"/>
           <w:b w:val="0"/>
           <w:i w:val="0"/>
           <w:color w:val="6B7280"/>
@@ -4119,7 +4247,7 @@
       </w:pPr>
       <w:r>
         <w:rPr>
-          <w:rFonts w:ascii="Inter" w:hAnsi="Inter"/>
+          <w:rFonts w:ascii="Lato" w:hAnsi="Lato"/>
           <w:b/>
           <w:color w:val="1E3A5F"/>
           <w:sz w:val="32"/>
@@ -4133,7 +4261,7 @@
       </w:pPr>
       <w:r>
         <w:rPr>
-          <w:rFonts w:ascii="Inter" w:hAnsi="Inter"/>
+          <w:rFonts w:ascii="Lato" w:hAnsi="Lato"/>
           <w:b w:val="0"/>
           <w:i w:val="0"/>
           <w:color w:val="6B7280"/>
@@ -4143,7 +4271,7 @@
       </w:r>
       <w:r>
         <w:rPr>
-          <w:rFonts w:ascii="Inter" w:hAnsi="Inter"/>
+          <w:rFonts w:ascii="Lato" w:hAnsi="Lato"/>
           <w:b w:val="0"/>
           <w:i w:val="0"/>
           <w:color w:val="374151"/>
@@ -4153,7 +4281,7 @@
       </w:r>
       <w:r>
         <w:rPr>
-          <w:rFonts w:ascii="Inter" w:hAnsi="Inter"/>
+          <w:rFonts w:ascii="Lato" w:hAnsi="Lato"/>
           <w:b/>
           <w:i w:val="0"/>
           <w:color w:val="D97706"/>
@@ -4163,7 +4291,7 @@
       </w:r>
       <w:r>
         <w:rPr>
-          <w:rFonts w:ascii="Inter" w:hAnsi="Inter"/>
+          <w:rFonts w:ascii="Lato" w:hAnsi="Lato"/>
           <w:b w:val="0"/>
           <w:i w:val="0"/>
           <w:color w:val="374151"/>
@@ -4173,7 +4301,7 @@
       </w:r>
       <w:r>
         <w:rPr>
-          <w:rFonts w:ascii="Inter" w:hAnsi="Inter"/>
+          <w:rFonts w:ascii="Lato" w:hAnsi="Lato"/>
           <w:b/>
           <w:i w:val="0"/>
           <w:color w:val="374151"/>
@@ -4183,7 +4311,7 @@
       </w:r>
       <w:r>
         <w:rPr>
-          <w:rFonts w:ascii="Inter" w:hAnsi="Inter"/>
+          <w:rFonts w:ascii="Lato" w:hAnsi="Lato"/>
           <w:b w:val="0"/>
           <w:i w:val="0"/>
           <w:color w:val="6B7280"/>
@@ -4193,7 +4321,7 @@
       </w:r>
       <w:r>
         <w:rPr>
-          <w:rFonts w:ascii="Inter" w:hAnsi="Inter"/>
+          <w:rFonts w:ascii="Lato" w:hAnsi="Lato"/>
           <w:b w:val="0"/>
           <w:i w:val="0"/>
           <w:color w:val="6B7280"/>
@@ -4203,7 +4331,7 @@
       </w:r>
       <w:r>
         <w:rPr>
-          <w:rFonts w:ascii="Inter" w:hAnsi="Inter"/>
+          <w:rFonts w:ascii="Lato" w:hAnsi="Lato"/>
           <w:b/>
           <w:i w:val="0"/>
           <w:color w:val="059669"/>
@@ -4219,8 +4347,8 @@
       <w:r>
         <w:drawing>
           <wp:inline xmlns:a="http://schemas.openxmlformats.org/drawingml/2006/main" xmlns:pic="http://schemas.openxmlformats.org/drawingml/2006/picture">
-            <wp:extent cx="3474720" cy="3525078"/>
-            <wp:docPr id="8" name="Picture 8"/>
+            <wp:extent cx="3474720" cy="3547185"/>
+            <wp:docPr id="9" name="Picture 9"/>
             <wp:cNvGraphicFramePr>
               <a:graphicFrameLocks noChangeAspect="1"/>
             </wp:cNvGraphicFramePr>
@@ -4232,7 +4360,7 @@
                     <pic:cNvPicPr/>
                   </pic:nvPicPr>
                   <pic:blipFill>
-                    <a:blip r:embed="rId16"/>
+                    <a:blip r:embed="rId17"/>
                     <a:stretch>
                       <a:fillRect/>
                     </a:stretch>
@@ -4240,7 +4368,7 @@
                   <pic:spPr>
                     <a:xfrm>
                       <a:off x="0" y="0"/>
-                      <a:ext cx="3474720" cy="3525078"/>
+                      <a:ext cx="3474720" cy="3547185"/>
                     </a:xfrm>
                     <a:prstGeom prst="rect"/>
                   </pic:spPr>
@@ -4258,7 +4386,7 @@
       </w:pPr>
       <w:r>
         <w:rPr>
-          <w:rFonts w:ascii="Inter" w:hAnsi="Inter"/>
+          <w:rFonts w:ascii="Lato" w:hAnsi="Lato"/>
           <w:b w:val="0"/>
           <w:i/>
           <w:color w:val="6B7280"/>
@@ -4274,7 +4402,7 @@
       </w:pPr>
       <w:r>
         <w:rPr>
-          <w:rFonts w:ascii="Inter" w:hAnsi="Inter"/>
+          <w:rFonts w:ascii="Lato" w:hAnsi="Lato"/>
           <w:b/>
           <w:color w:val="1E3A5F"/>
           <w:sz w:val="26"/>
@@ -4288,7 +4416,7 @@
       </w:pPr>
       <w:r>
         <w:rPr>
-          <w:rFonts w:ascii="Inter" w:hAnsi="Inter"/>
+          <w:rFonts w:ascii="Lato" w:hAnsi="Lato"/>
           <w:b w:val="0"/>
           <w:i w:val="0"/>
           <w:sz w:val="22"/>
@@ -4303,7 +4431,7 @@
       </w:pPr>
       <w:r>
         <w:rPr>
-          <w:rFonts w:ascii="Inter" w:hAnsi="Inter"/>
+          <w:rFonts w:ascii="Lato" w:hAnsi="Lato"/>
           <w:b/>
           <w:color w:val="1E3A5F"/>
           <w:sz w:val="26"/>
@@ -4317,7 +4445,7 @@
       </w:pPr>
       <w:r>
         <w:rPr>
-          <w:rFonts w:ascii="Inter" w:hAnsi="Inter"/>
+          <w:rFonts w:ascii="Lato" w:hAnsi="Lato"/>
           <w:b w:val="0"/>
           <w:i w:val="0"/>
           <w:sz w:val="22"/>
@@ -4332,7 +4460,7 @@
       </w:pPr>
       <w:r>
         <w:rPr>
-          <w:rFonts w:ascii="Inter" w:hAnsi="Inter"/>
+          <w:rFonts w:ascii="Lato" w:hAnsi="Lato"/>
           <w:b/>
           <w:color w:val="1E3A5F"/>
           <w:sz w:val="26"/>
@@ -4346,7 +4474,7 @@
       </w:pPr>
       <w:r>
         <w:rPr>
-          <w:rFonts w:ascii="Inter" w:hAnsi="Inter"/>
+          <w:rFonts w:ascii="Lato" w:hAnsi="Lato"/>
           <w:b w:val="0"/>
           <w:i w:val="0"/>
           <w:sz w:val="22"/>
@@ -4361,7 +4489,7 @@
       </w:pPr>
       <w:r>
         <w:rPr>
-          <w:rFonts w:ascii="Inter" w:hAnsi="Inter"/>
+          <w:rFonts w:ascii="Lato" w:hAnsi="Lato"/>
           <w:b/>
           <w:color w:val="1E3A5F"/>
           <w:sz w:val="26"/>
@@ -4375,7 +4503,7 @@
       </w:pPr>
       <w:r>
         <w:rPr>
-          <w:rFonts w:ascii="Inter" w:hAnsi="Inter"/>
+          <w:rFonts w:ascii="Lato" w:hAnsi="Lato"/>
           <w:b w:val="0"/>
           <w:i w:val="0"/>
           <w:sz w:val="22"/>
@@ -4390,7 +4518,7 @@
       </w:pPr>
       <w:r>
         <w:rPr>
-          <w:rFonts w:ascii="Inter" w:hAnsi="Inter"/>
+          <w:rFonts w:ascii="Lato" w:hAnsi="Lato"/>
           <w:b/>
           <w:color w:val="1E3A5F"/>
           <w:sz w:val="26"/>
@@ -4404,7 +4532,7 @@
       </w:pPr>
       <w:r>
         <w:rPr>
-          <w:rFonts w:ascii="Inter" w:hAnsi="Inter"/>
+          <w:rFonts w:ascii="Lato" w:hAnsi="Lato"/>
           <w:b w:val="0"/>
           <w:i w:val="0"/>
           <w:sz w:val="22"/>
@@ -4419,7 +4547,7 @@
       </w:pPr>
       <w:r>
         <w:rPr>
-          <w:rFonts w:ascii="Inter" w:hAnsi="Inter"/>
+          <w:rFonts w:ascii="Lato" w:hAnsi="Lato"/>
           <w:b/>
           <w:color w:val="1E3A5F"/>
           <w:sz w:val="26"/>
@@ -4434,7 +4562,7 @@
       </w:pPr>
       <w:r>
         <w:rPr>
-          <w:rFonts w:ascii="Inter" w:hAnsi="Inter"/>
+          <w:rFonts w:ascii="Lato" w:hAnsi="Lato"/>
           <w:b w:val="0"/>
           <w:i/>
           <w:color w:val="374151"/>
@@ -4444,7 +4572,7 @@
       </w:r>
       <w:r>
         <w:rPr>
-          <w:rFonts w:ascii="Inter" w:hAnsi="Inter"/>
+          <w:rFonts w:ascii="Lato" w:hAnsi="Lato"/>
           <w:b w:val="0"/>
           <w:i w:val="0"/>
           <w:color w:val="6B7280"/>
@@ -4460,7 +4588,7 @@
       </w:pPr>
       <w:r>
         <w:rPr>
-          <w:rFonts w:ascii="Inter" w:hAnsi="Inter"/>
+          <w:rFonts w:ascii="Lato" w:hAnsi="Lato"/>
           <w:b w:val="0"/>
           <w:i/>
           <w:color w:val="374151"/>
@@ -4475,7 +4603,7 @@
       </w:r>
       <w:r>
         <w:rPr>
-          <w:rFonts w:ascii="Inter" w:hAnsi="Inter"/>
+          <w:rFonts w:ascii="Lato" w:hAnsi="Lato"/>
           <w:b w:val="0"/>
           <w:i w:val="0"/>
           <w:color w:val="6B7280"/>
@@ -4491,7 +4619,7 @@
       </w:pPr>
       <w:r>
         <w:rPr>
-          <w:rFonts w:ascii="Inter" w:hAnsi="Inter"/>
+          <w:rFonts w:ascii="Lato" w:hAnsi="Lato"/>
           <w:b w:val="0"/>
           <w:i/>
           <w:color w:val="374151"/>
@@ -4501,7 +4629,7 @@
       </w:r>
       <w:r>
         <w:rPr>
-          <w:rFonts w:ascii="Inter" w:hAnsi="Inter"/>
+          <w:rFonts w:ascii="Lato" w:hAnsi="Lato"/>
           <w:b w:val="0"/>
           <w:i w:val="0"/>
           <w:color w:val="6B7280"/>
@@ -4525,7 +4653,7 @@
       </w:pPr>
       <w:r>
         <w:rPr>
-          <w:rFonts w:ascii="Inter" w:hAnsi="Inter"/>
+          <w:rFonts w:ascii="Lato" w:hAnsi="Lato"/>
           <w:b/>
           <w:color w:val="1E3A5F"/>
           <w:sz w:val="32"/>
@@ -4539,7 +4667,7 @@
       </w:pPr>
       <w:r>
         <w:rPr>
-          <w:rFonts w:ascii="Inter" w:hAnsi="Inter"/>
+          <w:rFonts w:ascii="Lato" w:hAnsi="Lato"/>
           <w:b w:val="0"/>
           <w:i w:val="0"/>
           <w:color w:val="6B7280"/>
@@ -4549,7 +4677,7 @@
       </w:r>
       <w:r>
         <w:rPr>
-          <w:rFonts w:ascii="Inter" w:hAnsi="Inter"/>
+          <w:rFonts w:ascii="Lato" w:hAnsi="Lato"/>
           <w:b w:val="0"/>
           <w:i w:val="0"/>
           <w:color w:val="374151"/>
@@ -4559,7 +4687,7 @@
       </w:r>
       <w:r>
         <w:rPr>
-          <w:rFonts w:ascii="Inter" w:hAnsi="Inter"/>
+          <w:rFonts w:ascii="Lato" w:hAnsi="Lato"/>
           <w:b/>
           <w:i w:val="0"/>
           <w:color w:val="D97706"/>
@@ -4569,7 +4697,7 @@
       </w:r>
       <w:r>
         <w:rPr>
-          <w:rFonts w:ascii="Inter" w:hAnsi="Inter"/>
+          <w:rFonts w:ascii="Lato" w:hAnsi="Lato"/>
           <w:b w:val="0"/>
           <w:i w:val="0"/>
           <w:color w:val="374151"/>
@@ -4579,7 +4707,7 @@
       </w:r>
       <w:r>
         <w:rPr>
-          <w:rFonts w:ascii="Inter" w:hAnsi="Inter"/>
+          <w:rFonts w:ascii="Lato" w:hAnsi="Lato"/>
           <w:b/>
           <w:i w:val="0"/>
           <w:color w:val="374151"/>
@@ -4589,7 +4717,7 @@
       </w:r>
       <w:r>
         <w:rPr>
-          <w:rFonts w:ascii="Inter" w:hAnsi="Inter"/>
+          <w:rFonts w:ascii="Lato" w:hAnsi="Lato"/>
           <w:b w:val="0"/>
           <w:i w:val="0"/>
           <w:color w:val="6B7280"/>
@@ -4599,7 +4727,7 @@
       </w:r>
       <w:r>
         <w:rPr>
-          <w:rFonts w:ascii="Inter" w:hAnsi="Inter"/>
+          <w:rFonts w:ascii="Lato" w:hAnsi="Lato"/>
           <w:b w:val="0"/>
           <w:i w:val="0"/>
           <w:color w:val="6B7280"/>
@@ -4609,7 +4737,7 @@
       </w:r>
       <w:r>
         <w:rPr>
-          <w:rFonts w:ascii="Inter" w:hAnsi="Inter"/>
+          <w:rFonts w:ascii="Lato" w:hAnsi="Lato"/>
           <w:b/>
           <w:i w:val="0"/>
           <w:color w:val="059669"/>
@@ -4625,8 +4753,8 @@
       <w:r>
         <w:drawing>
           <wp:inline xmlns:a="http://schemas.openxmlformats.org/drawingml/2006/main" xmlns:pic="http://schemas.openxmlformats.org/drawingml/2006/picture">
-            <wp:extent cx="3474720" cy="3517840"/>
-            <wp:docPr id="9" name="Picture 9"/>
+            <wp:extent cx="3474720" cy="3547185"/>
+            <wp:docPr id="10" name="Picture 10"/>
             <wp:cNvGraphicFramePr>
               <a:graphicFrameLocks noChangeAspect="1"/>
             </wp:cNvGraphicFramePr>
@@ -4638,7 +4766,7 @@
                     <pic:cNvPicPr/>
                   </pic:nvPicPr>
                   <pic:blipFill>
-                    <a:blip r:embed="rId17"/>
+                    <a:blip r:embed="rId18"/>
                     <a:stretch>
                       <a:fillRect/>
                     </a:stretch>
@@ -4646,7 +4774,7 @@
                   <pic:spPr>
                     <a:xfrm>
                       <a:off x="0" y="0"/>
-                      <a:ext cx="3474720" cy="3517840"/>
+                      <a:ext cx="3474720" cy="3547185"/>
                     </a:xfrm>
                     <a:prstGeom prst="rect"/>
                   </pic:spPr>
@@ -4664,7 +4792,7 @@
       </w:pPr>
       <w:r>
         <w:rPr>
-          <w:rFonts w:ascii="Inter" w:hAnsi="Inter"/>
+          <w:rFonts w:ascii="Lato" w:hAnsi="Lato"/>
           <w:b w:val="0"/>
           <w:i/>
           <w:color w:val="6B7280"/>
@@ -4680,7 +4808,7 @@
       </w:pPr>
       <w:r>
         <w:rPr>
-          <w:rFonts w:ascii="Inter" w:hAnsi="Inter"/>
+          <w:rFonts w:ascii="Lato" w:hAnsi="Lato"/>
           <w:b/>
           <w:color w:val="1E3A5F"/>
           <w:sz w:val="26"/>
@@ -4694,7 +4822,7 @@
       </w:pPr>
       <w:r>
         <w:rPr>
-          <w:rFonts w:ascii="Inter" w:hAnsi="Inter"/>
+          <w:rFonts w:ascii="Lato" w:hAnsi="Lato"/>
           <w:b w:val="0"/>
           <w:i w:val="0"/>
           <w:sz w:val="22"/>
@@ -4709,7 +4837,7 @@
       </w:pPr>
       <w:r>
         <w:rPr>
-          <w:rFonts w:ascii="Inter" w:hAnsi="Inter"/>
+          <w:rFonts w:ascii="Lato" w:hAnsi="Lato"/>
           <w:b/>
           <w:color w:val="1E3A5F"/>
           <w:sz w:val="26"/>
@@ -4723,7 +4851,7 @@
       </w:pPr>
       <w:r>
         <w:rPr>
-          <w:rFonts w:ascii="Inter" w:hAnsi="Inter"/>
+          <w:rFonts w:ascii="Lato" w:hAnsi="Lato"/>
           <w:b w:val="0"/>
           <w:i w:val="0"/>
           <w:sz w:val="22"/>
@@ -4738,7 +4866,7 @@
       </w:pPr>
       <w:r>
         <w:rPr>
-          <w:rFonts w:ascii="Inter" w:hAnsi="Inter"/>
+          <w:rFonts w:ascii="Lato" w:hAnsi="Lato"/>
           <w:b/>
           <w:color w:val="1E3A5F"/>
           <w:sz w:val="26"/>
@@ -4752,7 +4880,7 @@
       </w:pPr>
       <w:r>
         <w:rPr>
-          <w:rFonts w:ascii="Inter" w:hAnsi="Inter"/>
+          <w:rFonts w:ascii="Lato" w:hAnsi="Lato"/>
           <w:b w:val="0"/>
           <w:i w:val="0"/>
           <w:sz w:val="22"/>
@@ -4767,7 +4895,7 @@
       </w:pPr>
       <w:r>
         <w:rPr>
-          <w:rFonts w:ascii="Inter" w:hAnsi="Inter"/>
+          <w:rFonts w:ascii="Lato" w:hAnsi="Lato"/>
           <w:b/>
           <w:color w:val="1E3A5F"/>
           <w:sz w:val="26"/>
@@ -4781,7 +4909,7 @@
       </w:pPr>
       <w:r>
         <w:rPr>
-          <w:rFonts w:ascii="Inter" w:hAnsi="Inter"/>
+          <w:rFonts w:ascii="Lato" w:hAnsi="Lato"/>
           <w:b w:val="0"/>
           <w:i w:val="0"/>
           <w:sz w:val="22"/>
@@ -4796,7 +4924,7 @@
       </w:pPr>
       <w:r>
         <w:rPr>
-          <w:rFonts w:ascii="Inter" w:hAnsi="Inter"/>
+          <w:rFonts w:ascii="Lato" w:hAnsi="Lato"/>
           <w:b/>
           <w:color w:val="1E3A5F"/>
           <w:sz w:val="26"/>
@@ -4810,7 +4938,7 @@
       </w:pPr>
       <w:r>
         <w:rPr>
-          <w:rFonts w:ascii="Inter" w:hAnsi="Inter"/>
+          <w:rFonts w:ascii="Lato" w:hAnsi="Lato"/>
           <w:b w:val="0"/>
           <w:i w:val="0"/>
           <w:sz w:val="22"/>
@@ -4825,7 +4953,7 @@
       </w:pPr>
       <w:r>
         <w:rPr>
-          <w:rFonts w:ascii="Inter" w:hAnsi="Inter"/>
+          <w:rFonts w:ascii="Lato" w:hAnsi="Lato"/>
           <w:b/>
           <w:color w:val="1E3A5F"/>
           <w:sz w:val="26"/>
@@ -4840,7 +4968,7 @@
       </w:pPr>
       <w:r>
         <w:rPr>
-          <w:rFonts w:ascii="Inter" w:hAnsi="Inter"/>
+          <w:rFonts w:ascii="Lato" w:hAnsi="Lato"/>
           <w:b w:val="0"/>
           <w:i/>
           <w:color w:val="374151"/>
@@ -4858,7 +4986,7 @@
       </w:r>
       <w:r>
         <w:rPr>
-          <w:rFonts w:ascii="Inter" w:hAnsi="Inter"/>
+          <w:rFonts w:ascii="Lato" w:hAnsi="Lato"/>
           <w:b w:val="0"/>
           <w:i w:val="0"/>
           <w:color w:val="6B7280"/>
@@ -4874,7 +5002,7 @@
       </w:pPr>
       <w:r>
         <w:rPr>
-          <w:rFonts w:ascii="Inter" w:hAnsi="Inter"/>
+          <w:rFonts w:ascii="Lato" w:hAnsi="Lato"/>
           <w:b w:val="0"/>
           <w:i/>
           <w:color w:val="374151"/>
@@ -4890,7 +5018,7 @@
       </w:r>
       <w:r>
         <w:rPr>
-          <w:rFonts w:ascii="Inter" w:hAnsi="Inter"/>
+          <w:rFonts w:ascii="Lato" w:hAnsi="Lato"/>
           <w:b w:val="0"/>
           <w:i w:val="0"/>
           <w:color w:val="6B7280"/>
@@ -4906,7 +5034,7 @@
       </w:pPr>
       <w:r>
         <w:rPr>
-          <w:rFonts w:ascii="Inter" w:hAnsi="Inter"/>
+          <w:rFonts w:ascii="Lato" w:hAnsi="Lato"/>
           <w:b w:val="0"/>
           <w:i/>
           <w:color w:val="374151"/>
@@ -4924,7 +5052,7 @@
       </w:r>
       <w:r>
         <w:rPr>
-          <w:rFonts w:ascii="Inter" w:hAnsi="Inter"/>
+          <w:rFonts w:ascii="Lato" w:hAnsi="Lato"/>
           <w:b w:val="0"/>
           <w:i w:val="0"/>
           <w:color w:val="6B7280"/>
@@ -4948,7 +5076,7 @@
       </w:pPr>
       <w:r>
         <w:rPr>
-          <w:rFonts w:ascii="Inter" w:hAnsi="Inter"/>
+          <w:rFonts w:ascii="Lato" w:hAnsi="Lato"/>
           <w:b/>
           <w:color w:val="1E3A5F"/>
           <w:sz w:val="32"/>
@@ -4962,7 +5090,7 @@
       </w:pPr>
       <w:r>
         <w:rPr>
-          <w:rFonts w:ascii="Inter" w:hAnsi="Inter"/>
+          <w:rFonts w:ascii="Lato" w:hAnsi="Lato"/>
           <w:b w:val="0"/>
           <w:i w:val="0"/>
           <w:color w:val="6B7280"/>
@@ -4972,7 +5100,7 @@
       </w:r>
       <w:r>
         <w:rPr>
-          <w:rFonts w:ascii="Inter" w:hAnsi="Inter"/>
+          <w:rFonts w:ascii="Lato" w:hAnsi="Lato"/>
           <w:b w:val="0"/>
           <w:i w:val="0"/>
           <w:color w:val="374151"/>
@@ -4982,7 +5110,7 @@
       </w:r>
       <w:r>
         <w:rPr>
-          <w:rFonts w:ascii="Inter" w:hAnsi="Inter"/>
+          <w:rFonts w:ascii="Lato" w:hAnsi="Lato"/>
           <w:b/>
           <w:i w:val="0"/>
           <w:color w:val="D97706"/>
@@ -4992,7 +5120,7 @@
       </w:r>
       <w:r>
         <w:rPr>
-          <w:rFonts w:ascii="Inter" w:hAnsi="Inter"/>
+          <w:rFonts w:ascii="Lato" w:hAnsi="Lato"/>
           <w:b w:val="0"/>
           <w:i w:val="0"/>
           <w:color w:val="374151"/>
@@ -5002,7 +5130,7 @@
       </w:r>
       <w:r>
         <w:rPr>
-          <w:rFonts w:ascii="Inter" w:hAnsi="Inter"/>
+          <w:rFonts w:ascii="Lato" w:hAnsi="Lato"/>
           <w:b/>
           <w:i w:val="0"/>
           <w:color w:val="374151"/>
@@ -5012,7 +5140,7 @@
       </w:r>
       <w:r>
         <w:rPr>
-          <w:rFonts w:ascii="Inter" w:hAnsi="Inter"/>
+          <w:rFonts w:ascii="Lato" w:hAnsi="Lato"/>
           <w:b w:val="0"/>
           <w:i w:val="0"/>
           <w:color w:val="6B7280"/>
@@ -5022,7 +5150,7 @@
       </w:r>
       <w:r>
         <w:rPr>
-          <w:rFonts w:ascii="Inter" w:hAnsi="Inter"/>
+          <w:rFonts w:ascii="Lato" w:hAnsi="Lato"/>
           <w:b w:val="0"/>
           <w:i w:val="0"/>
           <w:color w:val="6B7280"/>
@@ -5032,7 +5160,7 @@
       </w:r>
       <w:r>
         <w:rPr>
-          <w:rFonts w:ascii="Inter" w:hAnsi="Inter"/>
+          <w:rFonts w:ascii="Lato" w:hAnsi="Lato"/>
           <w:b/>
           <w:i w:val="0"/>
           <w:color w:val="059669"/>
@@ -5048,8 +5176,8 @@
       <w:r>
         <w:drawing>
           <wp:inline xmlns:a="http://schemas.openxmlformats.org/drawingml/2006/main" xmlns:pic="http://schemas.openxmlformats.org/drawingml/2006/picture">
-            <wp:extent cx="3474720" cy="3525078"/>
-            <wp:docPr id="10" name="Picture 10"/>
+            <wp:extent cx="3474720" cy="3547185"/>
+            <wp:docPr id="11" name="Picture 11"/>
             <wp:cNvGraphicFramePr>
               <a:graphicFrameLocks noChangeAspect="1"/>
             </wp:cNvGraphicFramePr>
@@ -5061,7 +5189,7 @@
                     <pic:cNvPicPr/>
                   </pic:nvPicPr>
                   <pic:blipFill>
-                    <a:blip r:embed="rId18"/>
+                    <a:blip r:embed="rId19"/>
                     <a:stretch>
                       <a:fillRect/>
                     </a:stretch>
@@ -5069,7 +5197,7 @@
                   <pic:spPr>
                     <a:xfrm>
                       <a:off x="0" y="0"/>
-                      <a:ext cx="3474720" cy="3525078"/>
+                      <a:ext cx="3474720" cy="3547185"/>
                     </a:xfrm>
                     <a:prstGeom prst="rect"/>
                   </pic:spPr>
@@ -5087,7 +5215,7 @@
       </w:pPr>
       <w:r>
         <w:rPr>
-          <w:rFonts w:ascii="Inter" w:hAnsi="Inter"/>
+          <w:rFonts w:ascii="Lato" w:hAnsi="Lato"/>
           <w:b w:val="0"/>
           <w:i/>
           <w:color w:val="6B7280"/>
@@ -5103,7 +5231,7 @@
       </w:pPr>
       <w:r>
         <w:rPr>
-          <w:rFonts w:ascii="Inter" w:hAnsi="Inter"/>
+          <w:rFonts w:ascii="Lato" w:hAnsi="Lato"/>
           <w:b/>
           <w:color w:val="1E3A5F"/>
           <w:sz w:val="26"/>
@@ -5117,7 +5245,7 @@
       </w:pPr>
       <w:r>
         <w:rPr>
-          <w:rFonts w:ascii="Inter" w:hAnsi="Inter"/>
+          <w:rFonts w:ascii="Lato" w:hAnsi="Lato"/>
           <w:b w:val="0"/>
           <w:i w:val="0"/>
           <w:sz w:val="22"/>
@@ -5132,7 +5260,7 @@
       </w:pPr>
       <w:r>
         <w:rPr>
-          <w:rFonts w:ascii="Inter" w:hAnsi="Inter"/>
+          <w:rFonts w:ascii="Lato" w:hAnsi="Lato"/>
           <w:b/>
           <w:color w:val="1E3A5F"/>
           <w:sz w:val="26"/>
@@ -5146,7 +5274,7 @@
       </w:pPr>
       <w:r>
         <w:rPr>
-          <w:rFonts w:ascii="Inter" w:hAnsi="Inter"/>
+          <w:rFonts w:ascii="Lato" w:hAnsi="Lato"/>
           <w:b w:val="0"/>
           <w:i w:val="0"/>
           <w:sz w:val="22"/>
@@ -5161,7 +5289,7 @@
       </w:pPr>
       <w:r>
         <w:rPr>
-          <w:rFonts w:ascii="Inter" w:hAnsi="Inter"/>
+          <w:rFonts w:ascii="Lato" w:hAnsi="Lato"/>
           <w:b/>
           <w:color w:val="1E3A5F"/>
           <w:sz w:val="26"/>
@@ -5175,7 +5303,7 @@
       </w:pPr>
       <w:r>
         <w:rPr>
-          <w:rFonts w:ascii="Inter" w:hAnsi="Inter"/>
+          <w:rFonts w:ascii="Lato" w:hAnsi="Lato"/>
           <w:b w:val="0"/>
           <w:i w:val="0"/>
           <w:sz w:val="22"/>
@@ -5190,7 +5318,7 @@
       </w:pPr>
       <w:r>
         <w:rPr>
-          <w:rFonts w:ascii="Inter" w:hAnsi="Inter"/>
+          <w:rFonts w:ascii="Lato" w:hAnsi="Lato"/>
           <w:b/>
           <w:color w:val="1E3A5F"/>
           <w:sz w:val="26"/>
@@ -5204,7 +5332,7 @@
       </w:pPr>
       <w:r>
         <w:rPr>
-          <w:rFonts w:ascii="Inter" w:hAnsi="Inter"/>
+          <w:rFonts w:ascii="Lato" w:hAnsi="Lato"/>
           <w:b w:val="0"/>
           <w:i w:val="0"/>
           <w:sz w:val="22"/>
@@ -5219,7 +5347,7 @@
       </w:pPr>
       <w:r>
         <w:rPr>
-          <w:rFonts w:ascii="Inter" w:hAnsi="Inter"/>
+          <w:rFonts w:ascii="Lato" w:hAnsi="Lato"/>
           <w:b/>
           <w:color w:val="1E3A5F"/>
           <w:sz w:val="26"/>
@@ -5233,7 +5361,7 @@
       </w:pPr>
       <w:r>
         <w:rPr>
-          <w:rFonts w:ascii="Inter" w:hAnsi="Inter"/>
+          <w:rFonts w:ascii="Lato" w:hAnsi="Lato"/>
           <w:b w:val="0"/>
           <w:i w:val="0"/>
           <w:sz w:val="22"/>
@@ -5248,7 +5376,7 @@
       </w:pPr>
       <w:r>
         <w:rPr>
-          <w:rFonts w:ascii="Inter" w:hAnsi="Inter"/>
+          <w:rFonts w:ascii="Lato" w:hAnsi="Lato"/>
           <w:b/>
           <w:color w:val="1E3A5F"/>
           <w:sz w:val="26"/>
@@ -5263,7 +5391,7 @@
       </w:pPr>
       <w:r>
         <w:rPr>
-          <w:rFonts w:ascii="Inter" w:hAnsi="Inter"/>
+          <w:rFonts w:ascii="Lato" w:hAnsi="Lato"/>
           <w:b w:val="0"/>
           <w:i/>
           <w:color w:val="374151"/>
@@ -5273,7 +5401,7 @@
       </w:r>
       <w:r>
         <w:rPr>
-          <w:rFonts w:ascii="Inter" w:hAnsi="Inter"/>
+          <w:rFonts w:ascii="Lato" w:hAnsi="Lato"/>
           <w:b w:val="0"/>
           <w:i w:val="0"/>
           <w:color w:val="6B7280"/>
@@ -5289,7 +5417,7 @@
       </w:pPr>
       <w:r>
         <w:rPr>
-          <w:rFonts w:ascii="Inter" w:hAnsi="Inter"/>
+          <w:rFonts w:ascii="Lato" w:hAnsi="Lato"/>
           <w:b w:val="0"/>
           <w:i/>
           <w:color w:val="374151"/>
@@ -5305,7 +5433,7 @@
       </w:r>
       <w:r>
         <w:rPr>
-          <w:rFonts w:ascii="Inter" w:hAnsi="Inter"/>
+          <w:rFonts w:ascii="Lato" w:hAnsi="Lato"/>
           <w:b w:val="0"/>
           <w:i w:val="0"/>
           <w:color w:val="6B7280"/>
@@ -5321,7 +5449,7 @@
       </w:pPr>
       <w:r>
         <w:rPr>
-          <w:rFonts w:ascii="Inter" w:hAnsi="Inter"/>
+          <w:rFonts w:ascii="Lato" w:hAnsi="Lato"/>
           <w:b w:val="0"/>
           <w:i/>
           <w:color w:val="374151"/>
@@ -5343,7 +5471,7 @@
       </w:r>
       <w:r>
         <w:rPr>
-          <w:rFonts w:ascii="Inter" w:hAnsi="Inter"/>
+          <w:rFonts w:ascii="Lato" w:hAnsi="Lato"/>
           <w:b w:val="0"/>
           <w:i w:val="0"/>
           <w:color w:val="6B7280"/>
@@ -5367,7 +5495,7 @@
       </w:pPr>
       <w:r>
         <w:rPr>
-          <w:rFonts w:ascii="Inter" w:hAnsi="Inter"/>
+          <w:rFonts w:ascii="Lato" w:hAnsi="Lato"/>
           <w:b/>
           <w:color w:val="1E3A5F"/>
           <w:sz w:val="32"/>
@@ -5381,7 +5509,7 @@
       </w:pPr>
       <w:r>
         <w:rPr>
-          <w:rFonts w:ascii="Inter" w:hAnsi="Inter"/>
+          <w:rFonts w:ascii="Lato" w:hAnsi="Lato"/>
           <w:b w:val="0"/>
           <w:i w:val="0"/>
           <w:color w:val="6B7280"/>
@@ -5391,7 +5519,7 @@
       </w:r>
       <w:r>
         <w:rPr>
-          <w:rFonts w:ascii="Inter" w:hAnsi="Inter"/>
+          <w:rFonts w:ascii="Lato" w:hAnsi="Lato"/>
           <w:b w:val="0"/>
           <w:i w:val="0"/>
           <w:color w:val="374151"/>
@@ -5401,7 +5529,7 @@
       </w:r>
       <w:r>
         <w:rPr>
-          <w:rFonts w:ascii="Inter" w:hAnsi="Inter"/>
+          <w:rFonts w:ascii="Lato" w:hAnsi="Lato"/>
           <w:b/>
           <w:i w:val="0"/>
           <w:color w:val="D97706"/>
@@ -5411,7 +5539,7 @@
       </w:r>
       <w:r>
         <w:rPr>
-          <w:rFonts w:ascii="Inter" w:hAnsi="Inter"/>
+          <w:rFonts w:ascii="Lato" w:hAnsi="Lato"/>
           <w:b w:val="0"/>
           <w:i w:val="0"/>
           <w:color w:val="374151"/>
@@ -5421,7 +5549,7 @@
       </w:r>
       <w:r>
         <w:rPr>
-          <w:rFonts w:ascii="Inter" w:hAnsi="Inter"/>
+          <w:rFonts w:ascii="Lato" w:hAnsi="Lato"/>
           <w:b/>
           <w:i w:val="0"/>
           <w:color w:val="374151"/>
@@ -5431,7 +5559,7 @@
       </w:r>
       <w:r>
         <w:rPr>
-          <w:rFonts w:ascii="Inter" w:hAnsi="Inter"/>
+          <w:rFonts w:ascii="Lato" w:hAnsi="Lato"/>
           <w:b w:val="0"/>
           <w:i w:val="0"/>
           <w:color w:val="6B7280"/>
@@ -5441,7 +5569,7 @@
       </w:r>
       <w:r>
         <w:rPr>
-          <w:rFonts w:ascii="Inter" w:hAnsi="Inter"/>
+          <w:rFonts w:ascii="Lato" w:hAnsi="Lato"/>
           <w:b w:val="0"/>
           <w:i w:val="0"/>
           <w:color w:val="6B7280"/>
@@ -5451,7 +5579,7 @@
       </w:r>
       <w:r>
         <w:rPr>
-          <w:rFonts w:ascii="Inter" w:hAnsi="Inter"/>
+          <w:rFonts w:ascii="Lato" w:hAnsi="Lato"/>
           <w:b/>
           <w:i w:val="0"/>
           <w:color w:val="059669"/>
@@ -5467,8 +5595,8 @@
       <w:r>
         <w:drawing>
           <wp:inline xmlns:a="http://schemas.openxmlformats.org/drawingml/2006/main" xmlns:pic="http://schemas.openxmlformats.org/drawingml/2006/picture">
-            <wp:extent cx="3474720" cy="3525078"/>
-            <wp:docPr id="11" name="Picture 11"/>
+            <wp:extent cx="3474720" cy="3547185"/>
+            <wp:docPr id="12" name="Picture 12"/>
             <wp:cNvGraphicFramePr>
               <a:graphicFrameLocks noChangeAspect="1"/>
             </wp:cNvGraphicFramePr>
@@ -5480,7 +5608,7 @@
                     <pic:cNvPicPr/>
                   </pic:nvPicPr>
                   <pic:blipFill>
-                    <a:blip r:embed="rId19"/>
+                    <a:blip r:embed="rId20"/>
                     <a:stretch>
                       <a:fillRect/>
                     </a:stretch>
@@ -5488,7 +5616,7 @@
                   <pic:spPr>
                     <a:xfrm>
                       <a:off x="0" y="0"/>
-                      <a:ext cx="3474720" cy="3525078"/>
+                      <a:ext cx="3474720" cy="3547185"/>
                     </a:xfrm>
                     <a:prstGeom prst="rect"/>
                   </pic:spPr>
@@ -5506,7 +5634,7 @@
       </w:pPr>
       <w:r>
         <w:rPr>
-          <w:rFonts w:ascii="Inter" w:hAnsi="Inter"/>
+          <w:rFonts w:ascii="Lato" w:hAnsi="Lato"/>
           <w:b w:val="0"/>
           <w:i/>
           <w:color w:val="6B7280"/>
@@ -5522,7 +5650,7 @@
       </w:pPr>
       <w:r>
         <w:rPr>
-          <w:rFonts w:ascii="Inter" w:hAnsi="Inter"/>
+          <w:rFonts w:ascii="Lato" w:hAnsi="Lato"/>
           <w:b/>
           <w:color w:val="1E3A5F"/>
           <w:sz w:val="26"/>
@@ -5536,7 +5664,7 @@
       </w:pPr>
       <w:r>
         <w:rPr>
-          <w:rFonts w:ascii="Inter" w:hAnsi="Inter"/>
+          <w:rFonts w:ascii="Lato" w:hAnsi="Lato"/>
           <w:b w:val="0"/>
           <w:i w:val="0"/>
           <w:sz w:val="22"/>
@@ -5551,7 +5679,7 @@
       </w:pPr>
       <w:r>
         <w:rPr>
-          <w:rFonts w:ascii="Inter" w:hAnsi="Inter"/>
+          <w:rFonts w:ascii="Lato" w:hAnsi="Lato"/>
           <w:b/>
           <w:color w:val="1E3A5F"/>
           <w:sz w:val="26"/>
@@ -5565,7 +5693,7 @@
       </w:pPr>
       <w:r>
         <w:rPr>
-          <w:rFonts w:ascii="Inter" w:hAnsi="Inter"/>
+          <w:rFonts w:ascii="Lato" w:hAnsi="Lato"/>
           <w:b w:val="0"/>
           <w:i w:val="0"/>
           <w:sz w:val="22"/>
@@ -5580,7 +5708,7 @@
       </w:pPr>
       <w:r>
         <w:rPr>
-          <w:rFonts w:ascii="Inter" w:hAnsi="Inter"/>
+          <w:rFonts w:ascii="Lato" w:hAnsi="Lato"/>
           <w:b/>
           <w:color w:val="1E3A5F"/>
           <w:sz w:val="26"/>
@@ -5594,7 +5722,7 @@
       </w:pPr>
       <w:r>
         <w:rPr>
-          <w:rFonts w:ascii="Inter" w:hAnsi="Inter"/>
+          <w:rFonts w:ascii="Lato" w:hAnsi="Lato"/>
           <w:b w:val="0"/>
           <w:i w:val="0"/>
           <w:sz w:val="22"/>
@@ -5609,7 +5737,7 @@
       </w:pPr>
       <w:r>
         <w:rPr>
-          <w:rFonts w:ascii="Inter" w:hAnsi="Inter"/>
+          <w:rFonts w:ascii="Lato" w:hAnsi="Lato"/>
           <w:b/>
           <w:color w:val="1E3A5F"/>
           <w:sz w:val="26"/>
@@ -5623,7 +5751,7 @@
       </w:pPr>
       <w:r>
         <w:rPr>
-          <w:rFonts w:ascii="Inter" w:hAnsi="Inter"/>
+          <w:rFonts w:ascii="Lato" w:hAnsi="Lato"/>
           <w:b w:val="0"/>
           <w:i w:val="0"/>
           <w:sz w:val="22"/>
@@ -5638,7 +5766,7 @@
       </w:pPr>
       <w:r>
         <w:rPr>
-          <w:rFonts w:ascii="Inter" w:hAnsi="Inter"/>
+          <w:rFonts w:ascii="Lato" w:hAnsi="Lato"/>
           <w:b/>
           <w:color w:val="1E3A5F"/>
           <w:sz w:val="26"/>
@@ -5652,7 +5780,7 @@
       </w:pPr>
       <w:r>
         <w:rPr>
-          <w:rFonts w:ascii="Inter" w:hAnsi="Inter"/>
+          <w:rFonts w:ascii="Lato" w:hAnsi="Lato"/>
           <w:b w:val="0"/>
           <w:i w:val="0"/>
           <w:sz w:val="22"/>
@@ -5667,7 +5795,7 @@
       </w:pPr>
       <w:r>
         <w:rPr>
-          <w:rFonts w:ascii="Inter" w:hAnsi="Inter"/>
+          <w:rFonts w:ascii="Lato" w:hAnsi="Lato"/>
           <w:b/>
           <w:color w:val="1E3A5F"/>
           <w:sz w:val="26"/>
@@ -5682,7 +5810,7 @@
       </w:pPr>
       <w:r>
         <w:rPr>
-          <w:rFonts w:ascii="Inter" w:hAnsi="Inter"/>
+          <w:rFonts w:ascii="Lato" w:hAnsi="Lato"/>
           <w:b w:val="0"/>
           <w:i/>
           <w:color w:val="374151"/>
@@ -5692,7 +5820,7 @@
       </w:r>
       <w:r>
         <w:rPr>
-          <w:rFonts w:ascii="Inter" w:hAnsi="Inter"/>
+          <w:rFonts w:ascii="Lato" w:hAnsi="Lato"/>
           <w:b w:val="0"/>
           <w:i w:val="0"/>
           <w:color w:val="6B7280"/>
@@ -5708,7 +5836,7 @@
       </w:pPr>
       <w:r>
         <w:rPr>
-          <w:rFonts w:ascii="Inter" w:hAnsi="Inter"/>
+          <w:rFonts w:ascii="Lato" w:hAnsi="Lato"/>
           <w:b w:val="0"/>
           <w:i/>
           <w:color w:val="374151"/>
@@ -5743,7 +5871,7 @@
       </w:r>
       <w:r>
         <w:rPr>
-          <w:rFonts w:ascii="Inter" w:hAnsi="Inter"/>
+          <w:rFonts w:ascii="Lato" w:hAnsi="Lato"/>
           <w:b w:val="0"/>
           <w:i w:val="0"/>
           <w:color w:val="6B7280"/>
@@ -5759,7 +5887,7 @@
       </w:pPr>
       <w:r>
         <w:rPr>
-          <w:rFonts w:ascii="Inter" w:hAnsi="Inter"/>
+          <w:rFonts w:ascii="Lato" w:hAnsi="Lato"/>
           <w:b w:val="0"/>
           <w:i/>
           <w:color w:val="374151"/>
@@ -5769,7 +5897,7 @@
       </w:r>
       <w:r>
         <w:rPr>
-          <w:rFonts w:ascii="Inter" w:hAnsi="Inter"/>
+          <w:rFonts w:ascii="Lato" w:hAnsi="Lato"/>
           <w:b w:val="0"/>
           <w:i w:val="0"/>
           <w:color w:val="6B7280"/>
@@ -5793,7 +5921,7 @@
       </w:pPr>
       <w:r>
         <w:rPr>
-          <w:rFonts w:ascii="Inter" w:hAnsi="Inter"/>
+          <w:rFonts w:ascii="Lato" w:hAnsi="Lato"/>
           <w:b/>
           <w:color w:val="1E3A5F"/>
           <w:sz w:val="32"/>
@@ -5807,7 +5935,7 @@
       </w:pPr>
       <w:r>
         <w:rPr>
-          <w:rFonts w:ascii="Inter" w:hAnsi="Inter"/>
+          <w:rFonts w:ascii="Lato" w:hAnsi="Lato"/>
           <w:b w:val="0"/>
           <w:i w:val="0"/>
           <w:color w:val="6B7280"/>
@@ -5817,7 +5945,7 @@
       </w:r>
       <w:r>
         <w:rPr>
-          <w:rFonts w:ascii="Inter" w:hAnsi="Inter"/>
+          <w:rFonts w:ascii="Lato" w:hAnsi="Lato"/>
           <w:b w:val="0"/>
           <w:i w:val="0"/>
           <w:color w:val="374151"/>
@@ -5827,7 +5955,7 @@
       </w:r>
       <w:r>
         <w:rPr>
-          <w:rFonts w:ascii="Inter" w:hAnsi="Inter"/>
+          <w:rFonts w:ascii="Lato" w:hAnsi="Lato"/>
           <w:b/>
           <w:i w:val="0"/>
           <w:color w:val="D97706"/>
@@ -5837,7 +5965,7 @@
       </w:r>
       <w:r>
         <w:rPr>
-          <w:rFonts w:ascii="Inter" w:hAnsi="Inter"/>
+          <w:rFonts w:ascii="Lato" w:hAnsi="Lato"/>
           <w:b w:val="0"/>
           <w:i w:val="0"/>
           <w:color w:val="374151"/>
@@ -5847,7 +5975,7 @@
       </w:r>
       <w:r>
         <w:rPr>
-          <w:rFonts w:ascii="Inter" w:hAnsi="Inter"/>
+          <w:rFonts w:ascii="Lato" w:hAnsi="Lato"/>
           <w:b/>
           <w:i w:val="0"/>
           <w:color w:val="374151"/>
@@ -5857,7 +5985,7 @@
       </w:r>
       <w:r>
         <w:rPr>
-          <w:rFonts w:ascii="Inter" w:hAnsi="Inter"/>
+          <w:rFonts w:ascii="Lato" w:hAnsi="Lato"/>
           <w:b w:val="0"/>
           <w:i w:val="0"/>
           <w:color w:val="6B7280"/>
@@ -5867,7 +5995,7 @@
       </w:r>
       <w:r>
         <w:rPr>
-          <w:rFonts w:ascii="Inter" w:hAnsi="Inter"/>
+          <w:rFonts w:ascii="Lato" w:hAnsi="Lato"/>
           <w:b w:val="0"/>
           <w:i w:val="0"/>
           <w:color w:val="6B7280"/>
@@ -5877,7 +6005,7 @@
       </w:r>
       <w:r>
         <w:rPr>
-          <w:rFonts w:ascii="Inter" w:hAnsi="Inter"/>
+          <w:rFonts w:ascii="Lato" w:hAnsi="Lato"/>
           <w:b/>
           <w:i w:val="0"/>
           <w:color w:val="059669"/>
@@ -5893,8 +6021,8 @@
       <w:r>
         <w:drawing>
           <wp:inline xmlns:a="http://schemas.openxmlformats.org/drawingml/2006/main" xmlns:pic="http://schemas.openxmlformats.org/drawingml/2006/picture">
-            <wp:extent cx="3474720" cy="3517840"/>
-            <wp:docPr id="12" name="Picture 12"/>
+            <wp:extent cx="3474720" cy="3547185"/>
+            <wp:docPr id="13" name="Picture 13"/>
             <wp:cNvGraphicFramePr>
               <a:graphicFrameLocks noChangeAspect="1"/>
             </wp:cNvGraphicFramePr>
@@ -5906,7 +6034,7 @@
                     <pic:cNvPicPr/>
                   </pic:nvPicPr>
                   <pic:blipFill>
-                    <a:blip r:embed="rId20"/>
+                    <a:blip r:embed="rId21"/>
                     <a:stretch>
                       <a:fillRect/>
                     </a:stretch>
@@ -5914,7 +6042,7 @@
                   <pic:spPr>
                     <a:xfrm>
                       <a:off x="0" y="0"/>
-                      <a:ext cx="3474720" cy="3517840"/>
+                      <a:ext cx="3474720" cy="3547185"/>
                     </a:xfrm>
                     <a:prstGeom prst="rect"/>
                   </pic:spPr>
@@ -5932,7 +6060,7 @@
       </w:pPr>
       <w:r>
         <w:rPr>
-          <w:rFonts w:ascii="Inter" w:hAnsi="Inter"/>
+          <w:rFonts w:ascii="Lato" w:hAnsi="Lato"/>
           <w:b w:val="0"/>
           <w:i/>
           <w:color w:val="6B7280"/>
@@ -5948,7 +6076,7 @@
       </w:pPr>
       <w:r>
         <w:rPr>
-          <w:rFonts w:ascii="Inter" w:hAnsi="Inter"/>
+          <w:rFonts w:ascii="Lato" w:hAnsi="Lato"/>
           <w:b/>
           <w:color w:val="1E3A5F"/>
           <w:sz w:val="26"/>
@@ -5962,7 +6090,7 @@
       </w:pPr>
       <w:r>
         <w:rPr>
-          <w:rFonts w:ascii="Inter" w:hAnsi="Inter"/>
+          <w:rFonts w:ascii="Lato" w:hAnsi="Lato"/>
           <w:b w:val="0"/>
           <w:i w:val="0"/>
           <w:sz w:val="22"/>
@@ -5977,7 +6105,7 @@
       </w:pPr>
       <w:r>
         <w:rPr>
-          <w:rFonts w:ascii="Inter" w:hAnsi="Inter"/>
+          <w:rFonts w:ascii="Lato" w:hAnsi="Lato"/>
           <w:b/>
           <w:color w:val="1E3A5F"/>
           <w:sz w:val="26"/>
@@ -5991,7 +6119,7 @@
       </w:pPr>
       <w:r>
         <w:rPr>
-          <w:rFonts w:ascii="Inter" w:hAnsi="Inter"/>
+          <w:rFonts w:ascii="Lato" w:hAnsi="Lato"/>
           <w:b w:val="0"/>
           <w:i w:val="0"/>
           <w:sz w:val="22"/>
@@ -6006,7 +6134,7 @@
       </w:pPr>
       <w:r>
         <w:rPr>
-          <w:rFonts w:ascii="Inter" w:hAnsi="Inter"/>
+          <w:rFonts w:ascii="Lato" w:hAnsi="Lato"/>
           <w:b/>
           <w:color w:val="1E3A5F"/>
           <w:sz w:val="26"/>
@@ -6020,7 +6148,7 @@
       </w:pPr>
       <w:r>
         <w:rPr>
-          <w:rFonts w:ascii="Inter" w:hAnsi="Inter"/>
+          <w:rFonts w:ascii="Lato" w:hAnsi="Lato"/>
           <w:b w:val="0"/>
           <w:i w:val="0"/>
           <w:sz w:val="22"/>
@@ -6035,7 +6163,7 @@
       </w:pPr>
       <w:r>
         <w:rPr>
-          <w:rFonts w:ascii="Inter" w:hAnsi="Inter"/>
+          <w:rFonts w:ascii="Lato" w:hAnsi="Lato"/>
           <w:b/>
           <w:color w:val="1E3A5F"/>
           <w:sz w:val="26"/>
@@ -6049,7 +6177,7 @@
       </w:pPr>
       <w:r>
         <w:rPr>
-          <w:rFonts w:ascii="Inter" w:hAnsi="Inter"/>
+          <w:rFonts w:ascii="Lato" w:hAnsi="Lato"/>
           <w:b w:val="0"/>
           <w:i w:val="0"/>
           <w:sz w:val="22"/>
@@ -6064,7 +6192,7 @@
       </w:pPr>
       <w:r>
         <w:rPr>
-          <w:rFonts w:ascii="Inter" w:hAnsi="Inter"/>
+          <w:rFonts w:ascii="Lato" w:hAnsi="Lato"/>
           <w:b/>
           <w:color w:val="1E3A5F"/>
           <w:sz w:val="26"/>
@@ -6078,7 +6206,7 @@
       </w:pPr>
       <w:r>
         <w:rPr>
-          <w:rFonts w:ascii="Inter" w:hAnsi="Inter"/>
+          <w:rFonts w:ascii="Lato" w:hAnsi="Lato"/>
           <w:b w:val="0"/>
           <w:i w:val="0"/>
           <w:sz w:val="22"/>
@@ -6093,7 +6221,7 @@
       </w:pPr>
       <w:r>
         <w:rPr>
-          <w:rFonts w:ascii="Inter" w:hAnsi="Inter"/>
+          <w:rFonts w:ascii="Lato" w:hAnsi="Lato"/>
           <w:b/>
           <w:color w:val="1E3A5F"/>
           <w:sz w:val="26"/>
@@ -6108,7 +6236,7 @@
       </w:pPr>
       <w:r>
         <w:rPr>
-          <w:rFonts w:ascii="Inter" w:hAnsi="Inter"/>
+          <w:rFonts w:ascii="Lato" w:hAnsi="Lato"/>
           <w:b w:val="0"/>
           <w:i/>
           <w:color w:val="374151"/>
@@ -6124,7 +6252,7 @@
       </w:r>
       <w:r>
         <w:rPr>
-          <w:rFonts w:ascii="Inter" w:hAnsi="Inter"/>
+          <w:rFonts w:ascii="Lato" w:hAnsi="Lato"/>
           <w:b w:val="0"/>
           <w:i w:val="0"/>
           <w:color w:val="6B7280"/>
@@ -6140,7 +6268,7 @@
       </w:pPr>
       <w:r>
         <w:rPr>
-          <w:rFonts w:ascii="Inter" w:hAnsi="Inter"/>
+          <w:rFonts w:ascii="Lato" w:hAnsi="Lato"/>
           <w:b w:val="0"/>
           <w:i/>
           <w:color w:val="374151"/>
@@ -6150,7 +6278,7 @@
       </w:r>
       <w:r>
         <w:rPr>
-          <w:rFonts w:ascii="Inter" w:hAnsi="Inter"/>
+          <w:rFonts w:ascii="Lato" w:hAnsi="Lato"/>
           <w:b w:val="0"/>
           <w:i w:val="0"/>
           <w:color w:val="6B7280"/>
@@ -6166,7 +6294,7 @@
       </w:pPr>
       <w:r>
         <w:rPr>
-          <w:rFonts w:ascii="Inter" w:hAnsi="Inter"/>
+          <w:rFonts w:ascii="Lato" w:hAnsi="Lato"/>
           <w:b w:val="0"/>
           <w:i/>
           <w:color w:val="374151"/>
@@ -6184,7 +6312,7 @@
       </w:r>
       <w:r>
         <w:rPr>
-          <w:rFonts w:ascii="Inter" w:hAnsi="Inter"/>
+          <w:rFonts w:ascii="Lato" w:hAnsi="Lato"/>
           <w:b w:val="0"/>
           <w:i w:val="0"/>
           <w:color w:val="6B7280"/>
@@ -6208,7 +6336,7 @@
       </w:pPr>
       <w:r>
         <w:rPr>
-          <w:rFonts w:ascii="Inter" w:hAnsi="Inter"/>
+          <w:rFonts w:ascii="Lato" w:hAnsi="Lato"/>
           <w:b/>
           <w:color w:val="1E3A5F"/>
           <w:sz w:val="32"/>
@@ -6222,7 +6350,7 @@
       </w:pPr>
       <w:r>
         <w:rPr>
-          <w:rFonts w:ascii="Inter" w:hAnsi="Inter"/>
+          <w:rFonts w:ascii="Lato" w:hAnsi="Lato"/>
           <w:b w:val="0"/>
           <w:i w:val="0"/>
           <w:color w:val="6B7280"/>
@@ -6232,7 +6360,7 @@
       </w:r>
       <w:r>
         <w:rPr>
-          <w:rFonts w:ascii="Inter" w:hAnsi="Inter"/>
+          <w:rFonts w:ascii="Lato" w:hAnsi="Lato"/>
           <w:b w:val="0"/>
           <w:i w:val="0"/>
           <w:color w:val="374151"/>
@@ -6242,7 +6370,7 @@
       </w:r>
       <w:r>
         <w:rPr>
-          <w:rFonts w:ascii="Inter" w:hAnsi="Inter"/>
+          <w:rFonts w:ascii="Lato" w:hAnsi="Lato"/>
           <w:b/>
           <w:i w:val="0"/>
           <w:color w:val="D97706"/>
@@ -6252,7 +6380,7 @@
       </w:r>
       <w:r>
         <w:rPr>
-          <w:rFonts w:ascii="Inter" w:hAnsi="Inter"/>
+          <w:rFonts w:ascii="Lato" w:hAnsi="Lato"/>
           <w:b w:val="0"/>
           <w:i w:val="0"/>
           <w:color w:val="374151"/>
@@ -6262,7 +6390,7 @@
       </w:r>
       <w:r>
         <w:rPr>
-          <w:rFonts w:ascii="Inter" w:hAnsi="Inter"/>
+          <w:rFonts w:ascii="Lato" w:hAnsi="Lato"/>
           <w:b/>
           <w:i w:val="0"/>
           <w:color w:val="374151"/>
@@ -6272,7 +6400,7 @@
       </w:r>
       <w:r>
         <w:rPr>
-          <w:rFonts w:ascii="Inter" w:hAnsi="Inter"/>
+          <w:rFonts w:ascii="Lato" w:hAnsi="Lato"/>
           <w:b w:val="0"/>
           <w:i w:val="0"/>
           <w:color w:val="6B7280"/>
@@ -6282,7 +6410,7 @@
       </w:r>
       <w:r>
         <w:rPr>
-          <w:rFonts w:ascii="Inter" w:hAnsi="Inter"/>
+          <w:rFonts w:ascii="Lato" w:hAnsi="Lato"/>
           <w:b w:val="0"/>
           <w:i w:val="0"/>
           <w:color w:val="6B7280"/>
@@ -6292,7 +6420,7 @@
       </w:r>
       <w:r>
         <w:rPr>
-          <w:rFonts w:ascii="Inter" w:hAnsi="Inter"/>
+          <w:rFonts w:ascii="Lato" w:hAnsi="Lato"/>
           <w:b/>
           <w:i w:val="0"/>
           <w:color w:val="059669"/>
@@ -6308,8 +6436,8 @@
       <w:r>
         <w:drawing>
           <wp:inline xmlns:a="http://schemas.openxmlformats.org/drawingml/2006/main" xmlns:pic="http://schemas.openxmlformats.org/drawingml/2006/picture">
-            <wp:extent cx="3474720" cy="3525078"/>
-            <wp:docPr id="13" name="Picture 13"/>
+            <wp:extent cx="3474720" cy="3547185"/>
+            <wp:docPr id="14" name="Picture 14"/>
             <wp:cNvGraphicFramePr>
               <a:graphicFrameLocks noChangeAspect="1"/>
             </wp:cNvGraphicFramePr>
@@ -6321,7 +6449,7 @@
                     <pic:cNvPicPr/>
                   </pic:nvPicPr>
                   <pic:blipFill>
-                    <a:blip r:embed="rId21"/>
+                    <a:blip r:embed="rId22"/>
                     <a:stretch>
                       <a:fillRect/>
                     </a:stretch>
@@ -6329,7 +6457,7 @@
                   <pic:spPr>
                     <a:xfrm>
                       <a:off x="0" y="0"/>
-                      <a:ext cx="3474720" cy="3525078"/>
+                      <a:ext cx="3474720" cy="3547185"/>
                     </a:xfrm>
                     <a:prstGeom prst="rect"/>
                   </pic:spPr>
@@ -6347,7 +6475,7 @@
       </w:pPr>
       <w:r>
         <w:rPr>
-          <w:rFonts w:ascii="Inter" w:hAnsi="Inter"/>
+          <w:rFonts w:ascii="Lato" w:hAnsi="Lato"/>
           <w:b w:val="0"/>
           <w:i/>
           <w:color w:val="6B7280"/>
@@ -6363,7 +6491,7 @@
       </w:pPr>
       <w:r>
         <w:rPr>
-          <w:rFonts w:ascii="Inter" w:hAnsi="Inter"/>
+          <w:rFonts w:ascii="Lato" w:hAnsi="Lato"/>
           <w:b/>
           <w:color w:val="1E3A5F"/>
           <w:sz w:val="26"/>
@@ -6377,7 +6505,7 @@
       </w:pPr>
       <w:r>
         <w:rPr>
-          <w:rFonts w:ascii="Inter" w:hAnsi="Inter"/>
+          <w:rFonts w:ascii="Lato" w:hAnsi="Lato"/>
           <w:b w:val="0"/>
           <w:i w:val="0"/>
           <w:sz w:val="22"/>
@@ -6392,7 +6520,7 @@
       </w:pPr>
       <w:r>
         <w:rPr>
-          <w:rFonts w:ascii="Inter" w:hAnsi="Inter"/>
+          <w:rFonts w:ascii="Lato" w:hAnsi="Lato"/>
           <w:b/>
           <w:color w:val="1E3A5F"/>
           <w:sz w:val="26"/>
@@ -6406,7 +6534,7 @@
       </w:pPr>
       <w:r>
         <w:rPr>
-          <w:rFonts w:ascii="Inter" w:hAnsi="Inter"/>
+          <w:rFonts w:ascii="Lato" w:hAnsi="Lato"/>
           <w:b w:val="0"/>
           <w:i w:val="0"/>
           <w:sz w:val="22"/>
@@ -6421,7 +6549,7 @@
       </w:pPr>
       <w:r>
         <w:rPr>
-          <w:rFonts w:ascii="Inter" w:hAnsi="Inter"/>
+          <w:rFonts w:ascii="Lato" w:hAnsi="Lato"/>
           <w:b/>
           <w:color w:val="1E3A5F"/>
           <w:sz w:val="26"/>
@@ -6435,7 +6563,7 @@
       </w:pPr>
       <w:r>
         <w:rPr>
-          <w:rFonts w:ascii="Inter" w:hAnsi="Inter"/>
+          <w:rFonts w:ascii="Lato" w:hAnsi="Lato"/>
           <w:b w:val="0"/>
           <w:i w:val="0"/>
           <w:sz w:val="22"/>
@@ -6450,7 +6578,7 @@
       </w:pPr>
       <w:r>
         <w:rPr>
-          <w:rFonts w:ascii="Inter" w:hAnsi="Inter"/>
+          <w:rFonts w:ascii="Lato" w:hAnsi="Lato"/>
           <w:b/>
           <w:color w:val="1E3A5F"/>
           <w:sz w:val="26"/>
@@ -6464,7 +6592,7 @@
       </w:pPr>
       <w:r>
         <w:rPr>
-          <w:rFonts w:ascii="Inter" w:hAnsi="Inter"/>
+          <w:rFonts w:ascii="Lato" w:hAnsi="Lato"/>
           <w:b w:val="0"/>
           <w:i w:val="0"/>
           <w:sz w:val="22"/>
@@ -6479,7 +6607,7 @@
       </w:pPr>
       <w:r>
         <w:rPr>
-          <w:rFonts w:ascii="Inter" w:hAnsi="Inter"/>
+          <w:rFonts w:ascii="Lato" w:hAnsi="Lato"/>
           <w:b/>
           <w:color w:val="1E3A5F"/>
           <w:sz w:val="26"/>
@@ -6493,7 +6621,7 @@
       </w:pPr>
       <w:r>
         <w:rPr>
-          <w:rFonts w:ascii="Inter" w:hAnsi="Inter"/>
+          <w:rFonts w:ascii="Lato" w:hAnsi="Lato"/>
           <w:b w:val="0"/>
           <w:i w:val="0"/>
           <w:sz w:val="22"/>
@@ -6508,7 +6636,7 @@
       </w:pPr>
       <w:r>
         <w:rPr>
-          <w:rFonts w:ascii="Inter" w:hAnsi="Inter"/>
+          <w:rFonts w:ascii="Lato" w:hAnsi="Lato"/>
           <w:b/>
           <w:color w:val="1E3A5F"/>
           <w:sz w:val="26"/>
@@ -6523,7 +6651,7 @@
       </w:pPr>
       <w:r>
         <w:rPr>
-          <w:rFonts w:ascii="Inter" w:hAnsi="Inter"/>
+          <w:rFonts w:ascii="Lato" w:hAnsi="Lato"/>
           <w:b w:val="0"/>
           <w:i/>
           <w:color w:val="374151"/>
@@ -6533,7 +6661,7 @@
       </w:r>
       <w:r>
         <w:rPr>
-          <w:rFonts w:ascii="Inter" w:hAnsi="Inter"/>
+          <w:rFonts w:ascii="Lato" w:hAnsi="Lato"/>
           <w:b w:val="0"/>
           <w:i w:val="0"/>
           <w:color w:val="6B7280"/>
@@ -6549,7 +6677,7 @@
       </w:pPr>
       <w:r>
         <w:rPr>
-          <w:rFonts w:ascii="Inter" w:hAnsi="Inter"/>
+          <w:rFonts w:ascii="Lato" w:hAnsi="Lato"/>
           <w:b w:val="0"/>
           <w:i/>
           <w:color w:val="374151"/>
@@ -6567,7 +6695,7 @@
       </w:r>
       <w:r>
         <w:rPr>
-          <w:rFonts w:ascii="Inter" w:hAnsi="Inter"/>
+          <w:rFonts w:ascii="Lato" w:hAnsi="Lato"/>
           <w:b w:val="0"/>
           <w:i w:val="0"/>
           <w:color w:val="6B7280"/>
@@ -6583,7 +6711,7 @@
       </w:pPr>
       <w:r>
         <w:rPr>
-          <w:rFonts w:ascii="Inter" w:hAnsi="Inter"/>
+          <w:rFonts w:ascii="Lato" w:hAnsi="Lato"/>
           <w:b w:val="0"/>
           <w:i/>
           <w:color w:val="374151"/>
@@ -6593,7 +6721,7 @@
       </w:r>
       <w:r>
         <w:rPr>
-          <w:rFonts w:ascii="Inter" w:hAnsi="Inter"/>
+          <w:rFonts w:ascii="Lato" w:hAnsi="Lato"/>
           <w:b w:val="0"/>
           <w:i w:val="0"/>
           <w:color w:val="6B7280"/>
@@ -6617,7 +6745,7 @@
       </w:pPr>
       <w:r>
         <w:rPr>
-          <w:rFonts w:ascii="Inter" w:hAnsi="Inter"/>
+          <w:rFonts w:ascii="Lato" w:hAnsi="Lato"/>
           <w:b/>
           <w:color w:val="1E3A5F"/>
           <w:sz w:val="32"/>
@@ -6631,7 +6759,7 @@
       </w:pPr>
       <w:r>
         <w:rPr>
-          <w:rFonts w:ascii="Inter" w:hAnsi="Inter"/>
+          <w:rFonts w:ascii="Lato" w:hAnsi="Lato"/>
           <w:b w:val="0"/>
           <w:i w:val="0"/>
           <w:color w:val="6B7280"/>
@@ -6641,7 +6769,7 @@
       </w:r>
       <w:r>
         <w:rPr>
-          <w:rFonts w:ascii="Inter" w:hAnsi="Inter"/>
+          <w:rFonts w:ascii="Lato" w:hAnsi="Lato"/>
           <w:b w:val="0"/>
           <w:i w:val="0"/>
           <w:color w:val="374151"/>
@@ -6651,7 +6779,7 @@
       </w:r>
       <w:r>
         <w:rPr>
-          <w:rFonts w:ascii="Inter" w:hAnsi="Inter"/>
+          <w:rFonts w:ascii="Lato" w:hAnsi="Lato"/>
           <w:b/>
           <w:i w:val="0"/>
           <w:color w:val="D97706"/>
@@ -6661,7 +6789,7 @@
       </w:r>
       <w:r>
         <w:rPr>
-          <w:rFonts w:ascii="Inter" w:hAnsi="Inter"/>
+          <w:rFonts w:ascii="Lato" w:hAnsi="Lato"/>
           <w:b w:val="0"/>
           <w:i w:val="0"/>
           <w:color w:val="374151"/>
@@ -6671,7 +6799,7 @@
       </w:r>
       <w:r>
         <w:rPr>
-          <w:rFonts w:ascii="Inter" w:hAnsi="Inter"/>
+          <w:rFonts w:ascii="Lato" w:hAnsi="Lato"/>
           <w:b/>
           <w:i w:val="0"/>
           <w:color w:val="374151"/>
@@ -6681,7 +6809,7 @@
       </w:r>
       <w:r>
         <w:rPr>
-          <w:rFonts w:ascii="Inter" w:hAnsi="Inter"/>
+          <w:rFonts w:ascii="Lato" w:hAnsi="Lato"/>
           <w:b w:val="0"/>
           <w:i w:val="0"/>
           <w:color w:val="6B7280"/>
@@ -6691,7 +6819,7 @@
       </w:r>
       <w:r>
         <w:rPr>
-          <w:rFonts w:ascii="Inter" w:hAnsi="Inter"/>
+          <w:rFonts w:ascii="Lato" w:hAnsi="Lato"/>
           <w:b w:val="0"/>
           <w:i w:val="0"/>
           <w:color w:val="6B7280"/>
@@ -6701,7 +6829,7 @@
       </w:r>
       <w:r>
         <w:rPr>
-          <w:rFonts w:ascii="Inter" w:hAnsi="Inter"/>
+          <w:rFonts w:ascii="Lato" w:hAnsi="Lato"/>
           <w:b/>
           <w:i w:val="0"/>
           <w:color w:val="059669"/>
@@ -6717,8 +6845,8 @@
       <w:r>
         <w:drawing>
           <wp:inline xmlns:a="http://schemas.openxmlformats.org/drawingml/2006/main" xmlns:pic="http://schemas.openxmlformats.org/drawingml/2006/picture">
-            <wp:extent cx="3474720" cy="3525078"/>
-            <wp:docPr id="14" name="Picture 14"/>
+            <wp:extent cx="3474720" cy="3547185"/>
+            <wp:docPr id="15" name="Picture 15"/>
             <wp:cNvGraphicFramePr>
               <a:graphicFrameLocks noChangeAspect="1"/>
             </wp:cNvGraphicFramePr>
@@ -6730,7 +6858,7 @@
                     <pic:cNvPicPr/>
                   </pic:nvPicPr>
                   <pic:blipFill>
-                    <a:blip r:embed="rId22"/>
+                    <a:blip r:embed="rId23"/>
                     <a:stretch>
                       <a:fillRect/>
                     </a:stretch>
@@ -6738,7 +6866,7 @@
                   <pic:spPr>
                     <a:xfrm>
                       <a:off x="0" y="0"/>
-                      <a:ext cx="3474720" cy="3525078"/>
+                      <a:ext cx="3474720" cy="3547185"/>
                     </a:xfrm>
                     <a:prstGeom prst="rect"/>
                   </pic:spPr>
@@ -6756,7 +6884,7 @@
       </w:pPr>
       <w:r>
         <w:rPr>
-          <w:rFonts w:ascii="Inter" w:hAnsi="Inter"/>
+          <w:rFonts w:ascii="Lato" w:hAnsi="Lato"/>
           <w:b w:val="0"/>
           <w:i/>
           <w:color w:val="6B7280"/>
@@ -6772,7 +6900,7 @@
       </w:pPr>
       <w:r>
         <w:rPr>
-          <w:rFonts w:ascii="Inter" w:hAnsi="Inter"/>
+          <w:rFonts w:ascii="Lato" w:hAnsi="Lato"/>
           <w:b/>
           <w:color w:val="1E3A5F"/>
           <w:sz w:val="26"/>
@@ -6786,7 +6914,7 @@
       </w:pPr>
       <w:r>
         <w:rPr>
-          <w:rFonts w:ascii="Inter" w:hAnsi="Inter"/>
+          <w:rFonts w:ascii="Lato" w:hAnsi="Lato"/>
           <w:b w:val="0"/>
           <w:i w:val="0"/>
           <w:sz w:val="22"/>
@@ -6801,7 +6929,7 @@
       </w:pPr>
       <w:r>
         <w:rPr>
-          <w:rFonts w:ascii="Inter" w:hAnsi="Inter"/>
+          <w:rFonts w:ascii="Lato" w:hAnsi="Lato"/>
           <w:b/>
           <w:color w:val="1E3A5F"/>
           <w:sz w:val="26"/>
@@ -6815,7 +6943,7 @@
       </w:pPr>
       <w:r>
         <w:rPr>
-          <w:rFonts w:ascii="Inter" w:hAnsi="Inter"/>
+          <w:rFonts w:ascii="Lato" w:hAnsi="Lato"/>
           <w:b w:val="0"/>
           <w:i w:val="0"/>
           <w:sz w:val="22"/>
@@ -6830,7 +6958,7 @@
       </w:pPr>
       <w:r>
         <w:rPr>
-          <w:rFonts w:ascii="Inter" w:hAnsi="Inter"/>
+          <w:rFonts w:ascii="Lato" w:hAnsi="Lato"/>
           <w:b/>
           <w:color w:val="1E3A5F"/>
           <w:sz w:val="26"/>
@@ -6844,7 +6972,7 @@
       </w:pPr>
       <w:r>
         <w:rPr>
-          <w:rFonts w:ascii="Inter" w:hAnsi="Inter"/>
+          <w:rFonts w:ascii="Lato" w:hAnsi="Lato"/>
           <w:b w:val="0"/>
           <w:i w:val="0"/>
           <w:sz w:val="22"/>
@@ -6859,7 +6987,7 @@
       </w:pPr>
       <w:r>
         <w:rPr>
-          <w:rFonts w:ascii="Inter" w:hAnsi="Inter"/>
+          <w:rFonts w:ascii="Lato" w:hAnsi="Lato"/>
           <w:b/>
           <w:color w:val="1E3A5F"/>
           <w:sz w:val="26"/>
@@ -6873,7 +7001,7 @@
       </w:pPr>
       <w:r>
         <w:rPr>
-          <w:rFonts w:ascii="Inter" w:hAnsi="Inter"/>
+          <w:rFonts w:ascii="Lato" w:hAnsi="Lato"/>
           <w:b w:val="0"/>
           <w:i w:val="0"/>
           <w:sz w:val="22"/>
@@ -6888,7 +7016,7 @@
       </w:pPr>
       <w:r>
         <w:rPr>
-          <w:rFonts w:ascii="Inter" w:hAnsi="Inter"/>
+          <w:rFonts w:ascii="Lato" w:hAnsi="Lato"/>
           <w:b/>
           <w:color w:val="1E3A5F"/>
           <w:sz w:val="26"/>
@@ -6902,7 +7030,7 @@
       </w:pPr>
       <w:r>
         <w:rPr>
-          <w:rFonts w:ascii="Inter" w:hAnsi="Inter"/>
+          <w:rFonts w:ascii="Lato" w:hAnsi="Lato"/>
           <w:b w:val="0"/>
           <w:i w:val="0"/>
           <w:sz w:val="22"/>
@@ -6917,7 +7045,7 @@
       </w:pPr>
       <w:r>
         <w:rPr>
-          <w:rFonts w:ascii="Inter" w:hAnsi="Inter"/>
+          <w:rFonts w:ascii="Lato" w:hAnsi="Lato"/>
           <w:b/>
           <w:color w:val="1E3A5F"/>
           <w:sz w:val="26"/>
@@ -6932,7 +7060,7 @@
       </w:pPr>
       <w:r>
         <w:rPr>
-          <w:rFonts w:ascii="Inter" w:hAnsi="Inter"/>
+          <w:rFonts w:ascii="Lato" w:hAnsi="Lato"/>
           <w:b w:val="0"/>
           <w:i/>
           <w:color w:val="374151"/>
@@ -6948,7 +7076,7 @@
       </w:r>
       <w:r>
         <w:rPr>
-          <w:rFonts w:ascii="Inter" w:hAnsi="Inter"/>
+          <w:rFonts w:ascii="Lato" w:hAnsi="Lato"/>
           <w:b w:val="0"/>
           <w:i w:val="0"/>
           <w:color w:val="6B7280"/>
@@ -6964,7 +7092,7 @@
       </w:pPr>
       <w:r>
         <w:rPr>
-          <w:rFonts w:ascii="Inter" w:hAnsi="Inter"/>
+          <w:rFonts w:ascii="Lato" w:hAnsi="Lato"/>
           <w:b w:val="0"/>
           <w:i/>
           <w:color w:val="374151"/>
@@ -6982,7 +7110,7 @@
       </w:r>
       <w:r>
         <w:rPr>
-          <w:rFonts w:ascii="Inter" w:hAnsi="Inter"/>
+          <w:rFonts w:ascii="Lato" w:hAnsi="Lato"/>
           <w:b w:val="0"/>
           <w:i w:val="0"/>
           <w:color w:val="6B7280"/>
@@ -6998,7 +7126,7 @@
       </w:pPr>
       <w:r>
         <w:rPr>
-          <w:rFonts w:ascii="Inter" w:hAnsi="Inter"/>
+          <w:rFonts w:ascii="Lato" w:hAnsi="Lato"/>
           <w:b w:val="0"/>
           <w:i/>
           <w:color w:val="374151"/>
@@ -7015,7 +7143,7 @@
       </w:r>
       <w:r>
         <w:rPr>
-          <w:rFonts w:ascii="Inter" w:hAnsi="Inter"/>
+          <w:rFonts w:ascii="Lato" w:hAnsi="Lato"/>
           <w:b w:val="0"/>
           <w:i w:val="0"/>
           <w:color w:val="6B7280"/>
@@ -7039,7 +7167,7 @@
       </w:pPr>
       <w:r>
         <w:rPr>
-          <w:rFonts w:ascii="Inter" w:hAnsi="Inter"/>
+          <w:rFonts w:ascii="Lato" w:hAnsi="Lato"/>
           <w:b/>
           <w:color w:val="1E3A5F"/>
           <w:sz w:val="32"/>
@@ -7053,7 +7181,7 @@
       </w:pPr>
       <w:r>
         <w:rPr>
-          <w:rFonts w:ascii="Inter" w:hAnsi="Inter"/>
+          <w:rFonts w:ascii="Lato" w:hAnsi="Lato"/>
           <w:b w:val="0"/>
           <w:i w:val="0"/>
           <w:color w:val="6B7280"/>
@@ -7063,7 +7191,7 @@
       </w:r>
       <w:r>
         <w:rPr>
-          <w:rFonts w:ascii="Inter" w:hAnsi="Inter"/>
+          <w:rFonts w:ascii="Lato" w:hAnsi="Lato"/>
           <w:b w:val="0"/>
           <w:i w:val="0"/>
           <w:color w:val="374151"/>
@@ -7073,7 +7201,7 @@
       </w:r>
       <w:r>
         <w:rPr>
-          <w:rFonts w:ascii="Inter" w:hAnsi="Inter"/>
+          <w:rFonts w:ascii="Lato" w:hAnsi="Lato"/>
           <w:b/>
           <w:i w:val="0"/>
           <w:color w:val="D97706"/>
@@ -7083,7 +7211,7 @@
       </w:r>
       <w:r>
         <w:rPr>
-          <w:rFonts w:ascii="Inter" w:hAnsi="Inter"/>
+          <w:rFonts w:ascii="Lato" w:hAnsi="Lato"/>
           <w:b w:val="0"/>
           <w:i w:val="0"/>
           <w:color w:val="374151"/>
@@ -7093,7 +7221,7 @@
       </w:r>
       <w:r>
         <w:rPr>
-          <w:rFonts w:ascii="Inter" w:hAnsi="Inter"/>
+          <w:rFonts w:ascii="Lato" w:hAnsi="Lato"/>
           <w:b/>
           <w:i w:val="0"/>
           <w:color w:val="374151"/>
@@ -7103,7 +7231,7 @@
       </w:r>
       <w:r>
         <w:rPr>
-          <w:rFonts w:ascii="Inter" w:hAnsi="Inter"/>
+          <w:rFonts w:ascii="Lato" w:hAnsi="Lato"/>
           <w:b w:val="0"/>
           <w:i w:val="0"/>
           <w:color w:val="6B7280"/>
@@ -7113,7 +7241,7 @@
       </w:r>
       <w:r>
         <w:rPr>
-          <w:rFonts w:ascii="Inter" w:hAnsi="Inter"/>
+          <w:rFonts w:ascii="Lato" w:hAnsi="Lato"/>
           <w:b w:val="0"/>
           <w:i w:val="0"/>
           <w:color w:val="6B7280"/>
@@ -7123,7 +7251,7 @@
       </w:r>
       <w:r>
         <w:rPr>
-          <w:rFonts w:ascii="Inter" w:hAnsi="Inter"/>
+          <w:rFonts w:ascii="Lato" w:hAnsi="Lato"/>
           <w:b/>
           <w:i w:val="0"/>
           <w:color w:val="059669"/>
@@ -7139,8 +7267,8 @@
       <w:r>
         <w:drawing>
           <wp:inline xmlns:a="http://schemas.openxmlformats.org/drawingml/2006/main" xmlns:pic="http://schemas.openxmlformats.org/drawingml/2006/picture">
-            <wp:extent cx="3474720" cy="3525078"/>
-            <wp:docPr id="15" name="Picture 15"/>
+            <wp:extent cx="3474720" cy="3547185"/>
+            <wp:docPr id="16" name="Picture 16"/>
             <wp:cNvGraphicFramePr>
               <a:graphicFrameLocks noChangeAspect="1"/>
             </wp:cNvGraphicFramePr>
@@ -7152,7 +7280,7 @@
                     <pic:cNvPicPr/>
                   </pic:nvPicPr>
                   <pic:blipFill>
-                    <a:blip r:embed="rId23"/>
+                    <a:blip r:embed="rId24"/>
                     <a:stretch>
                       <a:fillRect/>
                     </a:stretch>
@@ -7160,7 +7288,7 @@
                   <pic:spPr>
                     <a:xfrm>
                       <a:off x="0" y="0"/>
-                      <a:ext cx="3474720" cy="3525078"/>
+                      <a:ext cx="3474720" cy="3547185"/>
                     </a:xfrm>
                     <a:prstGeom prst="rect"/>
                   </pic:spPr>
@@ -7178,7 +7306,7 @@
       </w:pPr>
       <w:r>
         <w:rPr>
-          <w:rFonts w:ascii="Inter" w:hAnsi="Inter"/>
+          <w:rFonts w:ascii="Lato" w:hAnsi="Lato"/>
           <w:b w:val="0"/>
           <w:i/>
           <w:color w:val="6B7280"/>
@@ -7194,7 +7322,7 @@
       </w:pPr>
       <w:r>
         <w:rPr>
-          <w:rFonts w:ascii="Inter" w:hAnsi="Inter"/>
+          <w:rFonts w:ascii="Lato" w:hAnsi="Lato"/>
           <w:b/>
           <w:color w:val="1E3A5F"/>
           <w:sz w:val="26"/>
@@ -7208,7 +7336,7 @@
       </w:pPr>
       <w:r>
         <w:rPr>
-          <w:rFonts w:ascii="Inter" w:hAnsi="Inter"/>
+          <w:rFonts w:ascii="Lato" w:hAnsi="Lato"/>
           <w:b w:val="0"/>
           <w:i w:val="0"/>
           <w:sz w:val="22"/>
@@ -7223,7 +7351,7 @@
       </w:pPr>
       <w:r>
         <w:rPr>
-          <w:rFonts w:ascii="Inter" w:hAnsi="Inter"/>
+          <w:rFonts w:ascii="Lato" w:hAnsi="Lato"/>
           <w:b/>
           <w:color w:val="1E3A5F"/>
           <w:sz w:val="26"/>
@@ -7237,7 +7365,7 @@
       </w:pPr>
       <w:r>
         <w:rPr>
-          <w:rFonts w:ascii="Inter" w:hAnsi="Inter"/>
+          <w:rFonts w:ascii="Lato" w:hAnsi="Lato"/>
           <w:b w:val="0"/>
           <w:i w:val="0"/>
           <w:sz w:val="22"/>
@@ -7252,7 +7380,7 @@
       </w:pPr>
       <w:r>
         <w:rPr>
-          <w:rFonts w:ascii="Inter" w:hAnsi="Inter"/>
+          <w:rFonts w:ascii="Lato" w:hAnsi="Lato"/>
           <w:b/>
           <w:color w:val="1E3A5F"/>
           <w:sz w:val="26"/>
@@ -7266,7 +7394,7 @@
       </w:pPr>
       <w:r>
         <w:rPr>
-          <w:rFonts w:ascii="Inter" w:hAnsi="Inter"/>
+          <w:rFonts w:ascii="Lato" w:hAnsi="Lato"/>
           <w:b w:val="0"/>
           <w:i w:val="0"/>
           <w:sz w:val="22"/>
@@ -7281,7 +7409,7 @@
       </w:pPr>
       <w:r>
         <w:rPr>
-          <w:rFonts w:ascii="Inter" w:hAnsi="Inter"/>
+          <w:rFonts w:ascii="Lato" w:hAnsi="Lato"/>
           <w:b/>
           <w:color w:val="1E3A5F"/>
           <w:sz w:val="26"/>
@@ -7295,7 +7423,7 @@
       </w:pPr>
       <w:r>
         <w:rPr>
-          <w:rFonts w:ascii="Inter" w:hAnsi="Inter"/>
+          <w:rFonts w:ascii="Lato" w:hAnsi="Lato"/>
           <w:b w:val="0"/>
           <w:i w:val="0"/>
           <w:sz w:val="22"/>
@@ -7310,7 +7438,7 @@
       </w:pPr>
       <w:r>
         <w:rPr>
-          <w:rFonts w:ascii="Inter" w:hAnsi="Inter"/>
+          <w:rFonts w:ascii="Lato" w:hAnsi="Lato"/>
           <w:b/>
           <w:color w:val="1E3A5F"/>
           <w:sz w:val="26"/>
@@ -7324,7 +7452,7 @@
       </w:pPr>
       <w:r>
         <w:rPr>
-          <w:rFonts w:ascii="Inter" w:hAnsi="Inter"/>
+          <w:rFonts w:ascii="Lato" w:hAnsi="Lato"/>
           <w:b w:val="0"/>
           <w:i w:val="0"/>
           <w:sz w:val="22"/>
@@ -7339,7 +7467,7 @@
       </w:pPr>
       <w:r>
         <w:rPr>
-          <w:rFonts w:ascii="Inter" w:hAnsi="Inter"/>
+          <w:rFonts w:ascii="Lato" w:hAnsi="Lato"/>
           <w:b/>
           <w:color w:val="1E3A5F"/>
           <w:sz w:val="26"/>
@@ -7354,7 +7482,7 @@
       </w:pPr>
       <w:r>
         <w:rPr>
-          <w:rFonts w:ascii="Inter" w:hAnsi="Inter"/>
+          <w:rFonts w:ascii="Lato" w:hAnsi="Lato"/>
           <w:b w:val="0"/>
           <w:i/>
           <w:color w:val="374151"/>
@@ -7370,7 +7498,7 @@
       </w:r>
       <w:r>
         <w:rPr>
-          <w:rFonts w:ascii="Inter" w:hAnsi="Inter"/>
+          <w:rFonts w:ascii="Lato" w:hAnsi="Lato"/>
           <w:b w:val="0"/>
           <w:i w:val="0"/>
           <w:color w:val="6B7280"/>
@@ -7386,7 +7514,7 @@
       </w:pPr>
       <w:r>
         <w:rPr>
-          <w:rFonts w:ascii="Inter" w:hAnsi="Inter"/>
+          <w:rFonts w:ascii="Lato" w:hAnsi="Lato"/>
           <w:b w:val="0"/>
           <w:i/>
           <w:color w:val="374151"/>
@@ -7398,7 +7526,7 @@
       </w:r>
       <w:r>
         <w:rPr>
-          <w:rFonts w:ascii="Inter" w:hAnsi="Inter"/>
+          <w:rFonts w:ascii="Lato" w:hAnsi="Lato"/>
           <w:b w:val="0"/>
           <w:i w:val="0"/>
           <w:color w:val="6B7280"/>
@@ -7414,7 +7542,7 @@
       </w:pPr>
       <w:r>
         <w:rPr>
-          <w:rFonts w:ascii="Inter" w:hAnsi="Inter"/>
+          <w:rFonts w:ascii="Lato" w:hAnsi="Lato"/>
           <w:b w:val="0"/>
           <w:i/>
           <w:color w:val="374151"/>
@@ -7431,7 +7559,7 @@
       </w:r>
       <w:r>
         <w:rPr>
-          <w:rFonts w:ascii="Inter" w:hAnsi="Inter"/>
+          <w:rFonts w:ascii="Lato" w:hAnsi="Lato"/>
           <w:b w:val="0"/>
           <w:i w:val="0"/>
           <w:color w:val="6B7280"/>
@@ -7455,7 +7583,7 @@
       </w:pPr>
       <w:r>
         <w:rPr>
-          <w:rFonts w:ascii="Inter" w:hAnsi="Inter"/>
+          <w:rFonts w:ascii="Lato" w:hAnsi="Lato"/>
           <w:b/>
           <w:color w:val="1E3A5F"/>
           <w:sz w:val="32"/>
@@ -7469,7 +7597,7 @@
       </w:pPr>
       <w:r>
         <w:rPr>
-          <w:rFonts w:ascii="Inter" w:hAnsi="Inter"/>
+          <w:rFonts w:ascii="Lato" w:hAnsi="Lato"/>
           <w:b w:val="0"/>
           <w:i w:val="0"/>
           <w:color w:val="6B7280"/>
@@ -7479,7 +7607,7 @@
       </w:r>
       <w:r>
         <w:rPr>
-          <w:rFonts w:ascii="Inter" w:hAnsi="Inter"/>
+          <w:rFonts w:ascii="Lato" w:hAnsi="Lato"/>
           <w:b w:val="0"/>
           <w:i w:val="0"/>
           <w:color w:val="374151"/>
@@ -7489,7 +7617,7 @@
       </w:r>
       <w:r>
         <w:rPr>
-          <w:rFonts w:ascii="Inter" w:hAnsi="Inter"/>
+          <w:rFonts w:ascii="Lato" w:hAnsi="Lato"/>
           <w:b/>
           <w:i w:val="0"/>
           <w:color w:val="D97706"/>
@@ -7499,7 +7627,7 @@
       </w:r>
       <w:r>
         <w:rPr>
-          <w:rFonts w:ascii="Inter" w:hAnsi="Inter"/>
+          <w:rFonts w:ascii="Lato" w:hAnsi="Lato"/>
           <w:b w:val="0"/>
           <w:i w:val="0"/>
           <w:color w:val="374151"/>
@@ -7509,7 +7637,7 @@
       </w:r>
       <w:r>
         <w:rPr>
-          <w:rFonts w:ascii="Inter" w:hAnsi="Inter"/>
+          <w:rFonts w:ascii="Lato" w:hAnsi="Lato"/>
           <w:b/>
           <w:i w:val="0"/>
           <w:color w:val="374151"/>
@@ -7519,7 +7647,7 @@
       </w:r>
       <w:r>
         <w:rPr>
-          <w:rFonts w:ascii="Inter" w:hAnsi="Inter"/>
+          <w:rFonts w:ascii="Lato" w:hAnsi="Lato"/>
           <w:b w:val="0"/>
           <w:i w:val="0"/>
           <w:color w:val="6B7280"/>
@@ -7529,7 +7657,7 @@
       </w:r>
       <w:r>
         <w:rPr>
-          <w:rFonts w:ascii="Inter" w:hAnsi="Inter"/>
+          <w:rFonts w:ascii="Lato" w:hAnsi="Lato"/>
           <w:b w:val="0"/>
           <w:i w:val="0"/>
           <w:color w:val="6B7280"/>
@@ -7539,7 +7667,7 @@
       </w:r>
       <w:r>
         <w:rPr>
-          <w:rFonts w:ascii="Inter" w:hAnsi="Inter"/>
+          <w:rFonts w:ascii="Lato" w:hAnsi="Lato"/>
           <w:b/>
           <w:i w:val="0"/>
           <w:color w:val="059669"/>
@@ -7555,8 +7683,8 @@
       <w:r>
         <w:drawing>
           <wp:inline xmlns:a="http://schemas.openxmlformats.org/drawingml/2006/main" xmlns:pic="http://schemas.openxmlformats.org/drawingml/2006/picture">
-            <wp:extent cx="3474720" cy="3525078"/>
-            <wp:docPr id="16" name="Picture 16"/>
+            <wp:extent cx="3474720" cy="3547185"/>
+            <wp:docPr id="17" name="Picture 17"/>
             <wp:cNvGraphicFramePr>
               <a:graphicFrameLocks noChangeAspect="1"/>
             </wp:cNvGraphicFramePr>
@@ -7568,7 +7696,7 @@
                     <pic:cNvPicPr/>
                   </pic:nvPicPr>
                   <pic:blipFill>
-                    <a:blip r:embed="rId24"/>
+                    <a:blip r:embed="rId25"/>
                     <a:stretch>
                       <a:fillRect/>
                     </a:stretch>
@@ -7576,7 +7704,7 @@
                   <pic:spPr>
                     <a:xfrm>
                       <a:off x="0" y="0"/>
-                      <a:ext cx="3474720" cy="3525078"/>
+                      <a:ext cx="3474720" cy="3547185"/>
                     </a:xfrm>
                     <a:prstGeom prst="rect"/>
                   </pic:spPr>
@@ -7594,7 +7722,7 @@
       </w:pPr>
       <w:r>
         <w:rPr>
-          <w:rFonts w:ascii="Inter" w:hAnsi="Inter"/>
+          <w:rFonts w:ascii="Lato" w:hAnsi="Lato"/>
           <w:b w:val="0"/>
           <w:i/>
           <w:color w:val="6B7280"/>
@@ -7610,7 +7738,7 @@
       </w:pPr>
       <w:r>
         <w:rPr>
-          <w:rFonts w:ascii="Inter" w:hAnsi="Inter"/>
+          <w:rFonts w:ascii="Lato" w:hAnsi="Lato"/>
           <w:b/>
           <w:color w:val="1E3A5F"/>
           <w:sz w:val="26"/>
@@ -7624,7 +7752,7 @@
       </w:pPr>
       <w:r>
         <w:rPr>
-          <w:rFonts w:ascii="Inter" w:hAnsi="Inter"/>
+          <w:rFonts w:ascii="Lato" w:hAnsi="Lato"/>
           <w:b w:val="0"/>
           <w:i w:val="0"/>
           <w:sz w:val="22"/>
@@ -7639,7 +7767,7 @@
       </w:pPr>
       <w:r>
         <w:rPr>
-          <w:rFonts w:ascii="Inter" w:hAnsi="Inter"/>
+          <w:rFonts w:ascii="Lato" w:hAnsi="Lato"/>
           <w:b/>
           <w:color w:val="1E3A5F"/>
           <w:sz w:val="26"/>
@@ -7653,7 +7781,7 @@
       </w:pPr>
       <w:r>
         <w:rPr>
-          <w:rFonts w:ascii="Inter" w:hAnsi="Inter"/>
+          <w:rFonts w:ascii="Lato" w:hAnsi="Lato"/>
           <w:b w:val="0"/>
           <w:i w:val="0"/>
           <w:sz w:val="22"/>
@@ -7668,7 +7796,7 @@
       </w:pPr>
       <w:r>
         <w:rPr>
-          <w:rFonts w:ascii="Inter" w:hAnsi="Inter"/>
+          <w:rFonts w:ascii="Lato" w:hAnsi="Lato"/>
           <w:b/>
           <w:color w:val="1E3A5F"/>
           <w:sz w:val="26"/>
@@ -7682,7 +7810,7 @@
       </w:pPr>
       <w:r>
         <w:rPr>
-          <w:rFonts w:ascii="Inter" w:hAnsi="Inter"/>
+          <w:rFonts w:ascii="Lato" w:hAnsi="Lato"/>
           <w:b w:val="0"/>
           <w:i w:val="0"/>
           <w:sz w:val="22"/>
@@ -7697,7 +7825,7 @@
       </w:pPr>
       <w:r>
         <w:rPr>
-          <w:rFonts w:ascii="Inter" w:hAnsi="Inter"/>
+          <w:rFonts w:ascii="Lato" w:hAnsi="Lato"/>
           <w:b/>
           <w:color w:val="1E3A5F"/>
           <w:sz w:val="26"/>
@@ -7711,7 +7839,7 @@
       </w:pPr>
       <w:r>
         <w:rPr>
-          <w:rFonts w:ascii="Inter" w:hAnsi="Inter"/>
+          <w:rFonts w:ascii="Lato" w:hAnsi="Lato"/>
           <w:b w:val="0"/>
           <w:i w:val="0"/>
           <w:sz w:val="22"/>
@@ -7726,7 +7854,7 @@
       </w:pPr>
       <w:r>
         <w:rPr>
-          <w:rFonts w:ascii="Inter" w:hAnsi="Inter"/>
+          <w:rFonts w:ascii="Lato" w:hAnsi="Lato"/>
           <w:b/>
           <w:color w:val="1E3A5F"/>
           <w:sz w:val="26"/>
@@ -7740,7 +7868,7 @@
       </w:pPr>
       <w:r>
         <w:rPr>
-          <w:rFonts w:ascii="Inter" w:hAnsi="Inter"/>
+          <w:rFonts w:ascii="Lato" w:hAnsi="Lato"/>
           <w:b w:val="0"/>
           <w:i w:val="0"/>
           <w:sz w:val="22"/>
@@ -7755,7 +7883,7 @@
       </w:pPr>
       <w:r>
         <w:rPr>
-          <w:rFonts w:ascii="Inter" w:hAnsi="Inter"/>
+          <w:rFonts w:ascii="Lato" w:hAnsi="Lato"/>
           <w:b/>
           <w:color w:val="1E3A5F"/>
           <w:sz w:val="26"/>
@@ -7770,7 +7898,7 @@
       </w:pPr>
       <w:r>
         <w:rPr>
-          <w:rFonts w:ascii="Inter" w:hAnsi="Inter"/>
+          <w:rFonts w:ascii="Lato" w:hAnsi="Lato"/>
           <w:b w:val="0"/>
           <w:i/>
           <w:color w:val="374151"/>
@@ -7790,7 +7918,7 @@
       </w:r>
       <w:r>
         <w:rPr>
-          <w:rFonts w:ascii="Inter" w:hAnsi="Inter"/>
+          <w:rFonts w:ascii="Lato" w:hAnsi="Lato"/>
           <w:b w:val="0"/>
           <w:i w:val="0"/>
           <w:color w:val="6B7280"/>
@@ -7806,7 +7934,7 @@
       </w:pPr>
       <w:r>
         <w:rPr>
-          <w:rFonts w:ascii="Inter" w:hAnsi="Inter"/>
+          <w:rFonts w:ascii="Lato" w:hAnsi="Lato"/>
           <w:b w:val="0"/>
           <w:i/>
           <w:color w:val="374151"/>
@@ -7816,7 +7944,7 @@
       </w:r>
       <w:r>
         <w:rPr>
-          <w:rFonts w:ascii="Inter" w:hAnsi="Inter"/>
+          <w:rFonts w:ascii="Lato" w:hAnsi="Lato"/>
           <w:b w:val="0"/>
           <w:i w:val="0"/>
           <w:color w:val="6B7280"/>
@@ -7832,7 +7960,7 @@
       </w:pPr>
       <w:r>
         <w:rPr>
-          <w:rFonts w:ascii="Inter" w:hAnsi="Inter"/>
+          <w:rFonts w:ascii="Lato" w:hAnsi="Lato"/>
           <w:b w:val="0"/>
           <w:i/>
           <w:color w:val="374151"/>
@@ -7845,7 +7973,7 @@
       </w:r>
       <w:r>
         <w:rPr>
-          <w:rFonts w:ascii="Inter" w:hAnsi="Inter"/>
+          <w:rFonts w:ascii="Lato" w:hAnsi="Lato"/>
           <w:b w:val="0"/>
           <w:i w:val="0"/>
           <w:color w:val="6B7280"/>
@@ -7869,7 +7997,7 @@
       </w:pPr>
       <w:r>
         <w:rPr>
-          <w:rFonts w:ascii="Inter" w:hAnsi="Inter"/>
+          <w:rFonts w:ascii="Lato" w:hAnsi="Lato"/>
           <w:b/>
           <w:color w:val="1E3A5F"/>
           <w:sz w:val="32"/>
@@ -7883,7 +8011,7 @@
       </w:pPr>
       <w:r>
         <w:rPr>
-          <w:rFonts w:ascii="Inter" w:hAnsi="Inter"/>
+          <w:rFonts w:ascii="Lato" w:hAnsi="Lato"/>
           <w:b w:val="0"/>
           <w:i w:val="0"/>
           <w:color w:val="6B7280"/>
@@ -7893,7 +8021,7 @@
       </w:r>
       <w:r>
         <w:rPr>
-          <w:rFonts w:ascii="Inter" w:hAnsi="Inter"/>
+          <w:rFonts w:ascii="Lato" w:hAnsi="Lato"/>
           <w:b w:val="0"/>
           <w:i w:val="0"/>
           <w:color w:val="374151"/>
@@ -7903,7 +8031,7 @@
       </w:r>
       <w:r>
         <w:rPr>
-          <w:rFonts w:ascii="Inter" w:hAnsi="Inter"/>
+          <w:rFonts w:ascii="Lato" w:hAnsi="Lato"/>
           <w:b/>
           <w:i w:val="0"/>
           <w:color w:val="D97706"/>
@@ -7913,7 +8041,7 @@
       </w:r>
       <w:r>
         <w:rPr>
-          <w:rFonts w:ascii="Inter" w:hAnsi="Inter"/>
+          <w:rFonts w:ascii="Lato" w:hAnsi="Lato"/>
           <w:b w:val="0"/>
           <w:i w:val="0"/>
           <w:color w:val="374151"/>
@@ -7923,7 +8051,7 @@
       </w:r>
       <w:r>
         <w:rPr>
-          <w:rFonts w:ascii="Inter" w:hAnsi="Inter"/>
+          <w:rFonts w:ascii="Lato" w:hAnsi="Lato"/>
           <w:b/>
           <w:i w:val="0"/>
           <w:color w:val="374151"/>
@@ -7933,7 +8061,7 @@
       </w:r>
       <w:r>
         <w:rPr>
-          <w:rFonts w:ascii="Inter" w:hAnsi="Inter"/>
+          <w:rFonts w:ascii="Lato" w:hAnsi="Lato"/>
           <w:b w:val="0"/>
           <w:i w:val="0"/>
           <w:color w:val="6B7280"/>
@@ -7943,7 +8071,7 @@
       </w:r>
       <w:r>
         <w:rPr>
-          <w:rFonts w:ascii="Inter" w:hAnsi="Inter"/>
+          <w:rFonts w:ascii="Lato" w:hAnsi="Lato"/>
           <w:b w:val="0"/>
           <w:i w:val="0"/>
           <w:color w:val="6B7280"/>
@@ -7953,7 +8081,7 @@
       </w:r>
       <w:r>
         <w:rPr>
-          <w:rFonts w:ascii="Inter" w:hAnsi="Inter"/>
+          <w:rFonts w:ascii="Lato" w:hAnsi="Lato"/>
           <w:b/>
           <w:i w:val="0"/>
           <w:color w:val="059669"/>
@@ -7969,8 +8097,8 @@
       <w:r>
         <w:drawing>
           <wp:inline xmlns:a="http://schemas.openxmlformats.org/drawingml/2006/main" xmlns:pic="http://schemas.openxmlformats.org/drawingml/2006/picture">
-            <wp:extent cx="3474720" cy="3525078"/>
-            <wp:docPr id="17" name="Picture 17"/>
+            <wp:extent cx="3474720" cy="3547185"/>
+            <wp:docPr id="18" name="Picture 18"/>
             <wp:cNvGraphicFramePr>
               <a:graphicFrameLocks noChangeAspect="1"/>
             </wp:cNvGraphicFramePr>
@@ -7982,7 +8110,7 @@
                     <pic:cNvPicPr/>
                   </pic:nvPicPr>
                   <pic:blipFill>
-                    <a:blip r:embed="rId25"/>
+                    <a:blip r:embed="rId26"/>
                     <a:stretch>
                       <a:fillRect/>
                     </a:stretch>
@@ -7990,7 +8118,7 @@
                   <pic:spPr>
                     <a:xfrm>
                       <a:off x="0" y="0"/>
-                      <a:ext cx="3474720" cy="3525078"/>
+                      <a:ext cx="3474720" cy="3547185"/>
                     </a:xfrm>
                     <a:prstGeom prst="rect"/>
                   </pic:spPr>
@@ -8008,7 +8136,7 @@
       </w:pPr>
       <w:r>
         <w:rPr>
-          <w:rFonts w:ascii="Inter" w:hAnsi="Inter"/>
+          <w:rFonts w:ascii="Lato" w:hAnsi="Lato"/>
           <w:b w:val="0"/>
           <w:i/>
           <w:color w:val="6B7280"/>
@@ -8024,7 +8152,7 @@
       </w:pPr>
       <w:r>
         <w:rPr>
-          <w:rFonts w:ascii="Inter" w:hAnsi="Inter"/>
+          <w:rFonts w:ascii="Lato" w:hAnsi="Lato"/>
           <w:b/>
           <w:color w:val="1E3A5F"/>
           <w:sz w:val="26"/>
@@ -8038,7 +8166,7 @@
       </w:pPr>
       <w:r>
         <w:rPr>
-          <w:rFonts w:ascii="Inter" w:hAnsi="Inter"/>
+          <w:rFonts w:ascii="Lato" w:hAnsi="Lato"/>
           <w:b w:val="0"/>
           <w:i w:val="0"/>
           <w:sz w:val="22"/>
@@ -8053,7 +8181,7 @@
       </w:pPr>
       <w:r>
         <w:rPr>
-          <w:rFonts w:ascii="Inter" w:hAnsi="Inter"/>
+          <w:rFonts w:ascii="Lato" w:hAnsi="Lato"/>
           <w:b/>
           <w:color w:val="1E3A5F"/>
           <w:sz w:val="26"/>
@@ -8067,7 +8195,7 @@
       </w:pPr>
       <w:r>
         <w:rPr>
-          <w:rFonts w:ascii="Inter" w:hAnsi="Inter"/>
+          <w:rFonts w:ascii="Lato" w:hAnsi="Lato"/>
           <w:b w:val="0"/>
           <w:i w:val="0"/>
           <w:sz w:val="22"/>
@@ -8082,7 +8210,7 @@
       </w:pPr>
       <w:r>
         <w:rPr>
-          <w:rFonts w:ascii="Inter" w:hAnsi="Inter"/>
+          <w:rFonts w:ascii="Lato" w:hAnsi="Lato"/>
           <w:b/>
           <w:color w:val="1E3A5F"/>
           <w:sz w:val="26"/>
@@ -8096,7 +8224,7 @@
       </w:pPr>
       <w:r>
         <w:rPr>
-          <w:rFonts w:ascii="Inter" w:hAnsi="Inter"/>
+          <w:rFonts w:ascii="Lato" w:hAnsi="Lato"/>
           <w:b w:val="0"/>
           <w:i w:val="0"/>
           <w:sz w:val="22"/>
@@ -8111,7 +8239,7 @@
       </w:pPr>
       <w:r>
         <w:rPr>
-          <w:rFonts w:ascii="Inter" w:hAnsi="Inter"/>
+          <w:rFonts w:ascii="Lato" w:hAnsi="Lato"/>
           <w:b/>
           <w:color w:val="1E3A5F"/>
           <w:sz w:val="26"/>
@@ -8125,7 +8253,7 @@
       </w:pPr>
       <w:r>
         <w:rPr>
-          <w:rFonts w:ascii="Inter" w:hAnsi="Inter"/>
+          <w:rFonts w:ascii="Lato" w:hAnsi="Lato"/>
           <w:b w:val="0"/>
           <w:i w:val="0"/>
           <w:sz w:val="22"/>
@@ -8140,7 +8268,7 @@
       </w:pPr>
       <w:r>
         <w:rPr>
-          <w:rFonts w:ascii="Inter" w:hAnsi="Inter"/>
+          <w:rFonts w:ascii="Lato" w:hAnsi="Lato"/>
           <w:b/>
           <w:color w:val="1E3A5F"/>
           <w:sz w:val="26"/>
@@ -8154,7 +8282,7 @@
       </w:pPr>
       <w:r>
         <w:rPr>
-          <w:rFonts w:ascii="Inter" w:hAnsi="Inter"/>
+          <w:rFonts w:ascii="Lato" w:hAnsi="Lato"/>
           <w:b w:val="0"/>
           <w:i w:val="0"/>
           <w:sz w:val="22"/>
@@ -8169,7 +8297,7 @@
       </w:pPr>
       <w:r>
         <w:rPr>
-          <w:rFonts w:ascii="Inter" w:hAnsi="Inter"/>
+          <w:rFonts w:ascii="Lato" w:hAnsi="Lato"/>
           <w:b/>
           <w:color w:val="1E3A5F"/>
           <w:sz w:val="26"/>
@@ -8184,7 +8312,7 @@
       </w:pPr>
       <w:r>
         <w:rPr>
-          <w:rFonts w:ascii="Inter" w:hAnsi="Inter"/>
+          <w:rFonts w:ascii="Lato" w:hAnsi="Lato"/>
           <w:b w:val="0"/>
           <w:i/>
           <w:color w:val="374151"/>
@@ -8202,7 +8330,7 @@
       </w:r>
       <w:r>
         <w:rPr>
-          <w:rFonts w:ascii="Inter" w:hAnsi="Inter"/>
+          <w:rFonts w:ascii="Lato" w:hAnsi="Lato"/>
           <w:b w:val="0"/>
           <w:i w:val="0"/>
           <w:color w:val="6B7280"/>
@@ -8218,7 +8346,7 @@
       </w:pPr>
       <w:r>
         <w:rPr>
-          <w:rFonts w:ascii="Inter" w:hAnsi="Inter"/>
+          <w:rFonts w:ascii="Lato" w:hAnsi="Lato"/>
           <w:b w:val="0"/>
           <w:i/>
           <w:color w:val="374151"/>
@@ -8234,7 +8362,7 @@
       </w:r>
       <w:r>
         <w:rPr>
-          <w:rFonts w:ascii="Inter" w:hAnsi="Inter"/>
+          <w:rFonts w:ascii="Lato" w:hAnsi="Lato"/>
           <w:b w:val="0"/>
           <w:i w:val="0"/>
           <w:color w:val="6B7280"/>
@@ -8250,7 +8378,7 @@
       </w:pPr>
       <w:r>
         <w:rPr>
-          <w:rFonts w:ascii="Inter" w:hAnsi="Inter"/>
+          <w:rFonts w:ascii="Lato" w:hAnsi="Lato"/>
           <w:b w:val="0"/>
           <w:i/>
           <w:color w:val="374151"/>
@@ -8268,7 +8396,7 @@
       </w:r>
       <w:r>
         <w:rPr>
-          <w:rFonts w:ascii="Inter" w:hAnsi="Inter"/>
+          <w:rFonts w:ascii="Lato" w:hAnsi="Lato"/>
           <w:b w:val="0"/>
           <w:i w:val="0"/>
           <w:color w:val="6B7280"/>
@@ -8292,7 +8420,7 @@
       </w:pPr>
       <w:r>
         <w:rPr>
-          <w:rFonts w:ascii="Inter" w:hAnsi="Inter"/>
+          <w:rFonts w:ascii="Lato" w:hAnsi="Lato"/>
           <w:b/>
           <w:color w:val="1E3A5F"/>
           <w:sz w:val="32"/>
@@ -8306,7 +8434,7 @@
       </w:pPr>
       <w:r>
         <w:rPr>
-          <w:rFonts w:ascii="Inter" w:hAnsi="Inter"/>
+          <w:rFonts w:ascii="Lato" w:hAnsi="Lato"/>
           <w:b w:val="0"/>
           <w:i w:val="0"/>
           <w:color w:val="6B7280"/>
@@ -8316,7 +8444,7 @@
       </w:r>
       <w:r>
         <w:rPr>
-          <w:rFonts w:ascii="Inter" w:hAnsi="Inter"/>
+          <w:rFonts w:ascii="Lato" w:hAnsi="Lato"/>
           <w:b w:val="0"/>
           <w:i w:val="0"/>
           <w:color w:val="374151"/>
@@ -8326,7 +8454,7 @@
       </w:r>
       <w:r>
         <w:rPr>
-          <w:rFonts w:ascii="Inter" w:hAnsi="Inter"/>
+          <w:rFonts w:ascii="Lato" w:hAnsi="Lato"/>
           <w:b/>
           <w:i w:val="0"/>
           <w:color w:val="D97706"/>
@@ -8336,7 +8464,7 @@
       </w:r>
       <w:r>
         <w:rPr>
-          <w:rFonts w:ascii="Inter" w:hAnsi="Inter"/>
+          <w:rFonts w:ascii="Lato" w:hAnsi="Lato"/>
           <w:b w:val="0"/>
           <w:i w:val="0"/>
           <w:color w:val="374151"/>
@@ -8346,7 +8474,7 @@
       </w:r>
       <w:r>
         <w:rPr>
-          <w:rFonts w:ascii="Inter" w:hAnsi="Inter"/>
+          <w:rFonts w:ascii="Lato" w:hAnsi="Lato"/>
           <w:b/>
           <w:i w:val="0"/>
           <w:color w:val="374151"/>
@@ -8356,7 +8484,7 @@
       </w:r>
       <w:r>
         <w:rPr>
-          <w:rFonts w:ascii="Inter" w:hAnsi="Inter"/>
+          <w:rFonts w:ascii="Lato" w:hAnsi="Lato"/>
           <w:b w:val="0"/>
           <w:i w:val="0"/>
           <w:color w:val="6B7280"/>
@@ -8366,7 +8494,7 @@
       </w:r>
       <w:r>
         <w:rPr>
-          <w:rFonts w:ascii="Inter" w:hAnsi="Inter"/>
+          <w:rFonts w:ascii="Lato" w:hAnsi="Lato"/>
           <w:b w:val="0"/>
           <w:i w:val="0"/>
           <w:color w:val="6B7280"/>
@@ -8376,7 +8504,7 @@
       </w:r>
       <w:r>
         <w:rPr>
-          <w:rFonts w:ascii="Inter" w:hAnsi="Inter"/>
+          <w:rFonts w:ascii="Lato" w:hAnsi="Lato"/>
           <w:b/>
           <w:i w:val="0"/>
           <w:color w:val="059669"/>
@@ -8392,8 +8520,8 @@
       <w:r>
         <w:drawing>
           <wp:inline xmlns:a="http://schemas.openxmlformats.org/drawingml/2006/main" xmlns:pic="http://schemas.openxmlformats.org/drawingml/2006/picture">
-            <wp:extent cx="3474720" cy="3517840"/>
-            <wp:docPr id="18" name="Picture 18"/>
+            <wp:extent cx="3474720" cy="3547185"/>
+            <wp:docPr id="19" name="Picture 19"/>
             <wp:cNvGraphicFramePr>
               <a:graphicFrameLocks noChangeAspect="1"/>
             </wp:cNvGraphicFramePr>
@@ -8405,7 +8533,7 @@
                     <pic:cNvPicPr/>
                   </pic:nvPicPr>
                   <pic:blipFill>
-                    <a:blip r:embed="rId26"/>
+                    <a:blip r:embed="rId27"/>
                     <a:stretch>
                       <a:fillRect/>
                     </a:stretch>
@@ -8413,7 +8541,7 @@
                   <pic:spPr>
                     <a:xfrm>
                       <a:off x="0" y="0"/>
-                      <a:ext cx="3474720" cy="3517840"/>
+                      <a:ext cx="3474720" cy="3547185"/>
                     </a:xfrm>
                     <a:prstGeom prst="rect"/>
                   </pic:spPr>
@@ -8431,7 +8559,7 @@
       </w:pPr>
       <w:r>
         <w:rPr>
-          <w:rFonts w:ascii="Inter" w:hAnsi="Inter"/>
+          <w:rFonts w:ascii="Lato" w:hAnsi="Lato"/>
           <w:b w:val="0"/>
           <w:i/>
           <w:color w:val="6B7280"/>
@@ -8447,7 +8575,7 @@
       </w:pPr>
       <w:r>
         <w:rPr>
-          <w:rFonts w:ascii="Inter" w:hAnsi="Inter"/>
+          <w:rFonts w:ascii="Lato" w:hAnsi="Lato"/>
           <w:b/>
           <w:color w:val="1E3A5F"/>
           <w:sz w:val="26"/>
@@ -8461,7 +8589,7 @@
       </w:pPr>
       <w:r>
         <w:rPr>
-          <w:rFonts w:ascii="Inter" w:hAnsi="Inter"/>
+          <w:rFonts w:ascii="Lato" w:hAnsi="Lato"/>
           <w:b w:val="0"/>
           <w:i w:val="0"/>
           <w:sz w:val="22"/>
@@ -8476,7 +8604,7 @@
       </w:pPr>
       <w:r>
         <w:rPr>
-          <w:rFonts w:ascii="Inter" w:hAnsi="Inter"/>
+          <w:rFonts w:ascii="Lato" w:hAnsi="Lato"/>
           <w:b/>
           <w:color w:val="1E3A5F"/>
           <w:sz w:val="26"/>
@@ -8490,7 +8618,7 @@
       </w:pPr>
       <w:r>
         <w:rPr>
-          <w:rFonts w:ascii="Inter" w:hAnsi="Inter"/>
+          <w:rFonts w:ascii="Lato" w:hAnsi="Lato"/>
           <w:b w:val="0"/>
           <w:i w:val="0"/>
           <w:sz w:val="22"/>
@@ -8505,7 +8633,7 @@
       </w:pPr>
       <w:r>
         <w:rPr>
-          <w:rFonts w:ascii="Inter" w:hAnsi="Inter"/>
+          <w:rFonts w:ascii="Lato" w:hAnsi="Lato"/>
           <w:b/>
           <w:color w:val="1E3A5F"/>
           <w:sz w:val="26"/>
@@ -8519,7 +8647,7 @@
       </w:pPr>
       <w:r>
         <w:rPr>
-          <w:rFonts w:ascii="Inter" w:hAnsi="Inter"/>
+          <w:rFonts w:ascii="Lato" w:hAnsi="Lato"/>
           <w:b w:val="0"/>
           <w:i w:val="0"/>
           <w:sz w:val="22"/>
@@ -8534,7 +8662,7 @@
       </w:pPr>
       <w:r>
         <w:rPr>
-          <w:rFonts w:ascii="Inter" w:hAnsi="Inter"/>
+          <w:rFonts w:ascii="Lato" w:hAnsi="Lato"/>
           <w:b/>
           <w:color w:val="1E3A5F"/>
           <w:sz w:val="26"/>
@@ -8548,7 +8676,7 @@
       </w:pPr>
       <w:r>
         <w:rPr>
-          <w:rFonts w:ascii="Inter" w:hAnsi="Inter"/>
+          <w:rFonts w:ascii="Lato" w:hAnsi="Lato"/>
           <w:b w:val="0"/>
           <w:i w:val="0"/>
           <w:sz w:val="22"/>
@@ -8563,7 +8691,7 @@
       </w:pPr>
       <w:r>
         <w:rPr>
-          <w:rFonts w:ascii="Inter" w:hAnsi="Inter"/>
+          <w:rFonts w:ascii="Lato" w:hAnsi="Lato"/>
           <w:b/>
           <w:color w:val="1E3A5F"/>
           <w:sz w:val="26"/>
@@ -8577,7 +8705,7 @@
       </w:pPr>
       <w:r>
         <w:rPr>
-          <w:rFonts w:ascii="Inter" w:hAnsi="Inter"/>
+          <w:rFonts w:ascii="Lato" w:hAnsi="Lato"/>
           <w:b w:val="0"/>
           <w:i w:val="0"/>
           <w:sz w:val="22"/>
@@ -8592,7 +8720,7 @@
       </w:pPr>
       <w:r>
         <w:rPr>
-          <w:rFonts w:ascii="Inter" w:hAnsi="Inter"/>
+          <w:rFonts w:ascii="Lato" w:hAnsi="Lato"/>
           <w:b/>
           <w:color w:val="1E3A5F"/>
           <w:sz w:val="26"/>
@@ -8607,7 +8735,7 @@
       </w:pPr>
       <w:r>
         <w:rPr>
-          <w:rFonts w:ascii="Inter" w:hAnsi="Inter"/>
+          <w:rFonts w:ascii="Lato" w:hAnsi="Lato"/>
           <w:b w:val="0"/>
           <w:i/>
           <w:color w:val="374151"/>
@@ -8625,7 +8753,7 @@
       </w:r>
       <w:r>
         <w:rPr>
-          <w:rFonts w:ascii="Inter" w:hAnsi="Inter"/>
+          <w:rFonts w:ascii="Lato" w:hAnsi="Lato"/>
           <w:b w:val="0"/>
           <w:i w:val="0"/>
           <w:color w:val="6B7280"/>
@@ -8641,7 +8769,7 @@
       </w:pPr>
       <w:r>
         <w:rPr>
-          <w:rFonts w:ascii="Inter" w:hAnsi="Inter"/>
+          <w:rFonts w:ascii="Lato" w:hAnsi="Lato"/>
           <w:b w:val="0"/>
           <w:i/>
           <w:color w:val="374151"/>
@@ -8651,7 +8779,7 @@
       </w:r>
       <w:r>
         <w:rPr>
-          <w:rFonts w:ascii="Inter" w:hAnsi="Inter"/>
+          <w:rFonts w:ascii="Lato" w:hAnsi="Lato"/>
           <w:b w:val="0"/>
           <w:i w:val="0"/>
           <w:color w:val="6B7280"/>
@@ -8667,7 +8795,7 @@
       </w:pPr>
       <w:r>
         <w:rPr>
-          <w:rFonts w:ascii="Inter" w:hAnsi="Inter"/>
+          <w:rFonts w:ascii="Lato" w:hAnsi="Lato"/>
           <w:b w:val="0"/>
           <w:i/>
           <w:color w:val="374151"/>
@@ -8685,7 +8813,7 @@
       </w:r>
       <w:r>
         <w:rPr>
-          <w:rFonts w:ascii="Inter" w:hAnsi="Inter"/>
+          <w:rFonts w:ascii="Lato" w:hAnsi="Lato"/>
           <w:b w:val="0"/>
           <w:i w:val="0"/>
           <w:color w:val="6B7280"/>
@@ -8709,7 +8837,7 @@
       </w:pPr>
       <w:r>
         <w:rPr>
-          <w:rFonts w:ascii="Inter" w:hAnsi="Inter"/>
+          <w:rFonts w:ascii="Lato" w:hAnsi="Lato"/>
           <w:b/>
           <w:color w:val="1E3A5F"/>
           <w:sz w:val="32"/>
@@ -8723,7 +8851,7 @@
       </w:pPr>
       <w:r>
         <w:rPr>
-          <w:rFonts w:ascii="Inter" w:hAnsi="Inter"/>
+          <w:rFonts w:ascii="Lato" w:hAnsi="Lato"/>
           <w:b w:val="0"/>
           <w:i w:val="0"/>
           <w:color w:val="6B7280"/>
@@ -8733,7 +8861,7 @@
       </w:r>
       <w:r>
         <w:rPr>
-          <w:rFonts w:ascii="Inter" w:hAnsi="Inter"/>
+          <w:rFonts w:ascii="Lato" w:hAnsi="Lato"/>
           <w:b w:val="0"/>
           <w:i w:val="0"/>
           <w:color w:val="374151"/>
@@ -8743,7 +8871,7 @@
       </w:r>
       <w:r>
         <w:rPr>
-          <w:rFonts w:ascii="Inter" w:hAnsi="Inter"/>
+          <w:rFonts w:ascii="Lato" w:hAnsi="Lato"/>
           <w:b/>
           <w:i w:val="0"/>
           <w:color w:val="D97706"/>
@@ -8753,7 +8881,7 @@
       </w:r>
       <w:r>
         <w:rPr>
-          <w:rFonts w:ascii="Inter" w:hAnsi="Inter"/>
+          <w:rFonts w:ascii="Lato" w:hAnsi="Lato"/>
           <w:b w:val="0"/>
           <w:i w:val="0"/>
           <w:color w:val="374151"/>
@@ -8763,7 +8891,7 @@
       </w:r>
       <w:r>
         <w:rPr>
-          <w:rFonts w:ascii="Inter" w:hAnsi="Inter"/>
+          <w:rFonts w:ascii="Lato" w:hAnsi="Lato"/>
           <w:b/>
           <w:i w:val="0"/>
           <w:color w:val="374151"/>
@@ -8773,7 +8901,7 @@
       </w:r>
       <w:r>
         <w:rPr>
-          <w:rFonts w:ascii="Inter" w:hAnsi="Inter"/>
+          <w:rFonts w:ascii="Lato" w:hAnsi="Lato"/>
           <w:b w:val="0"/>
           <w:i w:val="0"/>
           <w:color w:val="6B7280"/>
@@ -8783,7 +8911,7 @@
       </w:r>
       <w:r>
         <w:rPr>
-          <w:rFonts w:ascii="Inter" w:hAnsi="Inter"/>
+          <w:rFonts w:ascii="Lato" w:hAnsi="Lato"/>
           <w:b w:val="0"/>
           <w:i w:val="0"/>
           <w:color w:val="6B7280"/>
@@ -8793,7 +8921,7 @@
       </w:r>
       <w:r>
         <w:rPr>
-          <w:rFonts w:ascii="Inter" w:hAnsi="Inter"/>
+          <w:rFonts w:ascii="Lato" w:hAnsi="Lato"/>
           <w:b/>
           <w:i w:val="0"/>
           <w:color w:val="059669"/>
@@ -8809,8 +8937,8 @@
       <w:r>
         <w:drawing>
           <wp:inline xmlns:a="http://schemas.openxmlformats.org/drawingml/2006/main" xmlns:pic="http://schemas.openxmlformats.org/drawingml/2006/picture">
-            <wp:extent cx="3474720" cy="3525078"/>
-            <wp:docPr id="19" name="Picture 19"/>
+            <wp:extent cx="3474720" cy="3547185"/>
+            <wp:docPr id="20" name="Picture 20"/>
             <wp:cNvGraphicFramePr>
               <a:graphicFrameLocks noChangeAspect="1"/>
             </wp:cNvGraphicFramePr>
@@ -8822,7 +8950,7 @@
                     <pic:cNvPicPr/>
                   </pic:nvPicPr>
                   <pic:blipFill>
-                    <a:blip r:embed="rId27"/>
+                    <a:blip r:embed="rId28"/>
                     <a:stretch>
                       <a:fillRect/>
                     </a:stretch>
@@ -8830,7 +8958,7 @@
                   <pic:spPr>
                     <a:xfrm>
                       <a:off x="0" y="0"/>
-                      <a:ext cx="3474720" cy="3525078"/>
+                      <a:ext cx="3474720" cy="3547185"/>
                     </a:xfrm>
                     <a:prstGeom prst="rect"/>
                   </pic:spPr>
@@ -8848,7 +8976,7 @@
       </w:pPr>
       <w:r>
         <w:rPr>
-          <w:rFonts w:ascii="Inter" w:hAnsi="Inter"/>
+          <w:rFonts w:ascii="Lato" w:hAnsi="Lato"/>
           <w:b w:val="0"/>
           <w:i/>
           <w:color w:val="6B7280"/>
@@ -8864,7 +8992,7 @@
       </w:pPr>
       <w:r>
         <w:rPr>
-          <w:rFonts w:ascii="Inter" w:hAnsi="Inter"/>
+          <w:rFonts w:ascii="Lato" w:hAnsi="Lato"/>
           <w:b/>
           <w:color w:val="1E3A5F"/>
           <w:sz w:val="26"/>
@@ -8878,7 +9006,7 @@
       </w:pPr>
       <w:r>
         <w:rPr>
-          <w:rFonts w:ascii="Inter" w:hAnsi="Inter"/>
+          <w:rFonts w:ascii="Lato" w:hAnsi="Lato"/>
           <w:b w:val="0"/>
           <w:i w:val="0"/>
           <w:sz w:val="22"/>
@@ -8893,7 +9021,7 @@
       </w:pPr>
       <w:r>
         <w:rPr>
-          <w:rFonts w:ascii="Inter" w:hAnsi="Inter"/>
+          <w:rFonts w:ascii="Lato" w:hAnsi="Lato"/>
           <w:b/>
           <w:color w:val="1E3A5F"/>
           <w:sz w:val="26"/>
@@ -8907,7 +9035,7 @@
       </w:pPr>
       <w:r>
         <w:rPr>
-          <w:rFonts w:ascii="Inter" w:hAnsi="Inter"/>
+          <w:rFonts w:ascii="Lato" w:hAnsi="Lato"/>
           <w:b w:val="0"/>
           <w:i w:val="0"/>
           <w:sz w:val="22"/>
@@ -8922,7 +9050,7 @@
       </w:pPr>
       <w:r>
         <w:rPr>
-          <w:rFonts w:ascii="Inter" w:hAnsi="Inter"/>
+          <w:rFonts w:ascii="Lato" w:hAnsi="Lato"/>
           <w:b/>
           <w:color w:val="1E3A5F"/>
           <w:sz w:val="26"/>
@@ -8936,7 +9064,7 @@
       </w:pPr>
       <w:r>
         <w:rPr>
-          <w:rFonts w:ascii="Inter" w:hAnsi="Inter"/>
+          <w:rFonts w:ascii="Lato" w:hAnsi="Lato"/>
           <w:b w:val="0"/>
           <w:i w:val="0"/>
           <w:sz w:val="22"/>
@@ -8951,7 +9079,7 @@
       </w:pPr>
       <w:r>
         <w:rPr>
-          <w:rFonts w:ascii="Inter" w:hAnsi="Inter"/>
+          <w:rFonts w:ascii="Lato" w:hAnsi="Lato"/>
           <w:b/>
           <w:color w:val="1E3A5F"/>
           <w:sz w:val="26"/>
@@ -8965,7 +9093,7 @@
       </w:pPr>
       <w:r>
         <w:rPr>
-          <w:rFonts w:ascii="Inter" w:hAnsi="Inter"/>
+          <w:rFonts w:ascii="Lato" w:hAnsi="Lato"/>
           <w:b w:val="0"/>
           <w:i w:val="0"/>
           <w:sz w:val="22"/>
@@ -8980,7 +9108,7 @@
       </w:pPr>
       <w:r>
         <w:rPr>
-          <w:rFonts w:ascii="Inter" w:hAnsi="Inter"/>
+          <w:rFonts w:ascii="Lato" w:hAnsi="Lato"/>
           <w:b/>
           <w:color w:val="1E3A5F"/>
           <w:sz w:val="26"/>
@@ -8994,7 +9122,7 @@
       </w:pPr>
       <w:r>
         <w:rPr>
-          <w:rFonts w:ascii="Inter" w:hAnsi="Inter"/>
+          <w:rFonts w:ascii="Lato" w:hAnsi="Lato"/>
           <w:b w:val="0"/>
           <w:i w:val="0"/>
           <w:sz w:val="22"/>
@@ -9009,7 +9137,7 @@
       </w:pPr>
       <w:r>
         <w:rPr>
-          <w:rFonts w:ascii="Inter" w:hAnsi="Inter"/>
+          <w:rFonts w:ascii="Lato" w:hAnsi="Lato"/>
           <w:b/>
           <w:color w:val="1E3A5F"/>
           <w:sz w:val="26"/>
@@ -9024,7 +9152,7 @@
       </w:pPr>
       <w:r>
         <w:rPr>
-          <w:rFonts w:ascii="Inter" w:hAnsi="Inter"/>
+          <w:rFonts w:ascii="Lato" w:hAnsi="Lato"/>
           <w:b w:val="0"/>
           <w:i/>
           <w:color w:val="374151"/>
@@ -9042,7 +9170,7 @@
       </w:r>
       <w:r>
         <w:rPr>
-          <w:rFonts w:ascii="Inter" w:hAnsi="Inter"/>
+          <w:rFonts w:ascii="Lato" w:hAnsi="Lato"/>
           <w:b w:val="0"/>
           <w:i w:val="0"/>
           <w:color w:val="6B7280"/>
@@ -9058,7 +9186,7 @@
       </w:pPr>
       <w:r>
         <w:rPr>
-          <w:rFonts w:ascii="Inter" w:hAnsi="Inter"/>
+          <w:rFonts w:ascii="Lato" w:hAnsi="Lato"/>
           <w:b w:val="0"/>
           <w:i/>
           <w:color w:val="374151"/>
@@ -9068,7 +9196,7 @@
       </w:r>
       <w:r>
         <w:rPr>
-          <w:rFonts w:ascii="Inter" w:hAnsi="Inter"/>
+          <w:rFonts w:ascii="Lato" w:hAnsi="Lato"/>
           <w:b w:val="0"/>
           <w:i w:val="0"/>
           <w:color w:val="6B7280"/>
@@ -9084,7 +9212,7 @@
       </w:pPr>
       <w:r>
         <w:rPr>
-          <w:rFonts w:ascii="Inter" w:hAnsi="Inter"/>
+          <w:rFonts w:ascii="Lato" w:hAnsi="Lato"/>
           <w:b w:val="0"/>
           <w:i/>
           <w:color w:val="374151"/>
@@ -9100,7 +9228,7 @@
       </w:r>
       <w:r>
         <w:rPr>
-          <w:rFonts w:ascii="Inter" w:hAnsi="Inter"/>
+          <w:rFonts w:ascii="Lato" w:hAnsi="Lato"/>
           <w:b w:val="0"/>
           <w:i w:val="0"/>
           <w:color w:val="6B7280"/>
@@ -9124,7 +9252,7 @@
       </w:pPr>
       <w:r>
         <w:rPr>
-          <w:rFonts w:ascii="Inter" w:hAnsi="Inter"/>
+          <w:rFonts w:ascii="Lato" w:hAnsi="Lato"/>
           <w:b/>
           <w:color w:val="1E3A5F"/>
           <w:sz w:val="32"/>
@@ -9138,7 +9266,7 @@
       </w:pPr>
       <w:r>
         <w:rPr>
-          <w:rFonts w:ascii="Inter" w:hAnsi="Inter"/>
+          <w:rFonts w:ascii="Lato" w:hAnsi="Lato"/>
           <w:b w:val="0"/>
           <w:i w:val="0"/>
           <w:color w:val="6B7280"/>
@@ -9148,7 +9276,7 @@
       </w:r>
       <w:r>
         <w:rPr>
-          <w:rFonts w:ascii="Inter" w:hAnsi="Inter"/>
+          <w:rFonts w:ascii="Lato" w:hAnsi="Lato"/>
           <w:b w:val="0"/>
           <w:i w:val="0"/>
           <w:color w:val="374151"/>
@@ -9158,7 +9286,7 @@
       </w:r>
       <w:r>
         <w:rPr>
-          <w:rFonts w:ascii="Inter" w:hAnsi="Inter"/>
+          <w:rFonts w:ascii="Lato" w:hAnsi="Lato"/>
           <w:b/>
           <w:i w:val="0"/>
           <w:color w:val="D97706"/>
@@ -9168,7 +9296,7 @@
       </w:r>
       <w:r>
         <w:rPr>
-          <w:rFonts w:ascii="Inter" w:hAnsi="Inter"/>
+          <w:rFonts w:ascii="Lato" w:hAnsi="Lato"/>
           <w:b w:val="0"/>
           <w:i w:val="0"/>
           <w:color w:val="374151"/>
@@ -9178,7 +9306,7 @@
       </w:r>
       <w:r>
         <w:rPr>
-          <w:rFonts w:ascii="Inter" w:hAnsi="Inter"/>
+          <w:rFonts w:ascii="Lato" w:hAnsi="Lato"/>
           <w:b/>
           <w:i w:val="0"/>
           <w:color w:val="374151"/>
@@ -9188,7 +9316,7 @@
       </w:r>
       <w:r>
         <w:rPr>
-          <w:rFonts w:ascii="Inter" w:hAnsi="Inter"/>
+          <w:rFonts w:ascii="Lato" w:hAnsi="Lato"/>
           <w:b w:val="0"/>
           <w:i w:val="0"/>
           <w:color w:val="6B7280"/>
@@ -9198,7 +9326,7 @@
       </w:r>
       <w:r>
         <w:rPr>
-          <w:rFonts w:ascii="Inter" w:hAnsi="Inter"/>
+          <w:rFonts w:ascii="Lato" w:hAnsi="Lato"/>
           <w:b w:val="0"/>
           <w:i w:val="0"/>
           <w:color w:val="6B7280"/>
@@ -9208,7 +9336,7 @@
       </w:r>
       <w:r>
         <w:rPr>
-          <w:rFonts w:ascii="Inter" w:hAnsi="Inter"/>
+          <w:rFonts w:ascii="Lato" w:hAnsi="Lato"/>
           <w:b/>
           <w:i w:val="0"/>
           <w:color w:val="059669"/>
@@ -9224,8 +9352,8 @@
       <w:r>
         <w:drawing>
           <wp:inline xmlns:a="http://schemas.openxmlformats.org/drawingml/2006/main" xmlns:pic="http://schemas.openxmlformats.org/drawingml/2006/picture">
-            <wp:extent cx="3474720" cy="3525078"/>
-            <wp:docPr id="20" name="Picture 20"/>
+            <wp:extent cx="3474720" cy="3547185"/>
+            <wp:docPr id="21" name="Picture 21"/>
             <wp:cNvGraphicFramePr>
               <a:graphicFrameLocks noChangeAspect="1"/>
             </wp:cNvGraphicFramePr>
@@ -9237,7 +9365,7 @@
                     <pic:cNvPicPr/>
                   </pic:nvPicPr>
                   <pic:blipFill>
-                    <a:blip r:embed="rId28"/>
+                    <a:blip r:embed="rId29"/>
                     <a:stretch>
                       <a:fillRect/>
                     </a:stretch>
@@ -9245,7 +9373,7 @@
                   <pic:spPr>
                     <a:xfrm>
                       <a:off x="0" y="0"/>
-                      <a:ext cx="3474720" cy="3525078"/>
+                      <a:ext cx="3474720" cy="3547185"/>
                     </a:xfrm>
                     <a:prstGeom prst="rect"/>
                   </pic:spPr>
@@ -9263,7 +9391,7 @@
       </w:pPr>
       <w:r>
         <w:rPr>
-          <w:rFonts w:ascii="Inter" w:hAnsi="Inter"/>
+          <w:rFonts w:ascii="Lato" w:hAnsi="Lato"/>
           <w:b w:val="0"/>
           <w:i/>
           <w:color w:val="6B7280"/>
@@ -9279,7 +9407,7 @@
       </w:pPr>
       <w:r>
         <w:rPr>
-          <w:rFonts w:ascii="Inter" w:hAnsi="Inter"/>
+          <w:rFonts w:ascii="Lato" w:hAnsi="Lato"/>
           <w:b/>
           <w:color w:val="1E3A5F"/>
           <w:sz w:val="26"/>
@@ -9293,7 +9421,7 @@
       </w:pPr>
       <w:r>
         <w:rPr>
-          <w:rFonts w:ascii="Inter" w:hAnsi="Inter"/>
+          <w:rFonts w:ascii="Lato" w:hAnsi="Lato"/>
           <w:b w:val="0"/>
           <w:i w:val="0"/>
           <w:sz w:val="22"/>
@@ -9308,7 +9436,7 @@
       </w:pPr>
       <w:r>
         <w:rPr>
-          <w:rFonts w:ascii="Inter" w:hAnsi="Inter"/>
+          <w:rFonts w:ascii="Lato" w:hAnsi="Lato"/>
           <w:b/>
           <w:color w:val="1E3A5F"/>
           <w:sz w:val="26"/>
@@ -9322,7 +9450,7 @@
       </w:pPr>
       <w:r>
         <w:rPr>
-          <w:rFonts w:ascii="Inter" w:hAnsi="Inter"/>
+          <w:rFonts w:ascii="Lato" w:hAnsi="Lato"/>
           <w:b w:val="0"/>
           <w:i w:val="0"/>
           <w:sz w:val="22"/>
@@ -9337,7 +9465,7 @@
       </w:pPr>
       <w:r>
         <w:rPr>
-          <w:rFonts w:ascii="Inter" w:hAnsi="Inter"/>
+          <w:rFonts w:ascii="Lato" w:hAnsi="Lato"/>
           <w:b/>
           <w:color w:val="1E3A5F"/>
           <w:sz w:val="26"/>
@@ -9351,7 +9479,7 @@
       </w:pPr>
       <w:r>
         <w:rPr>
-          <w:rFonts w:ascii="Inter" w:hAnsi="Inter"/>
+          <w:rFonts w:ascii="Lato" w:hAnsi="Lato"/>
           <w:b w:val="0"/>
           <w:i w:val="0"/>
           <w:sz w:val="22"/>
@@ -9366,7 +9494,7 @@
       </w:pPr>
       <w:r>
         <w:rPr>
-          <w:rFonts w:ascii="Inter" w:hAnsi="Inter"/>
+          <w:rFonts w:ascii="Lato" w:hAnsi="Lato"/>
           <w:b/>
           <w:color w:val="1E3A5F"/>
           <w:sz w:val="26"/>
@@ -9380,7 +9508,7 @@
       </w:pPr>
       <w:r>
         <w:rPr>
-          <w:rFonts w:ascii="Inter" w:hAnsi="Inter"/>
+          <w:rFonts w:ascii="Lato" w:hAnsi="Lato"/>
           <w:b w:val="0"/>
           <w:i w:val="0"/>
           <w:sz w:val="22"/>
@@ -9395,7 +9523,7 @@
       </w:pPr>
       <w:r>
         <w:rPr>
-          <w:rFonts w:ascii="Inter" w:hAnsi="Inter"/>
+          <w:rFonts w:ascii="Lato" w:hAnsi="Lato"/>
           <w:b/>
           <w:color w:val="1E3A5F"/>
           <w:sz w:val="26"/>
@@ -9409,7 +9537,7 @@
       </w:pPr>
       <w:r>
         <w:rPr>
-          <w:rFonts w:ascii="Inter" w:hAnsi="Inter"/>
+          <w:rFonts w:ascii="Lato" w:hAnsi="Lato"/>
           <w:b w:val="0"/>
           <w:i w:val="0"/>
           <w:sz w:val="22"/>
@@ -9424,7 +9552,7 @@
       </w:pPr>
       <w:r>
         <w:rPr>
-          <w:rFonts w:ascii="Inter" w:hAnsi="Inter"/>
+          <w:rFonts w:ascii="Lato" w:hAnsi="Lato"/>
           <w:b/>
           <w:color w:val="1E3A5F"/>
           <w:sz w:val="26"/>
@@ -9439,7 +9567,7 @@
       </w:pPr>
       <w:r>
         <w:rPr>
-          <w:rFonts w:ascii="Inter" w:hAnsi="Inter"/>
+          <w:rFonts w:ascii="Lato" w:hAnsi="Lato"/>
           <w:b w:val="0"/>
           <w:i/>
           <w:color w:val="374151"/>
@@ -9451,7 +9579,7 @@
       </w:r>
       <w:r>
         <w:rPr>
-          <w:rFonts w:ascii="Inter" w:hAnsi="Inter"/>
+          <w:rFonts w:ascii="Lato" w:hAnsi="Lato"/>
           <w:b w:val="0"/>
           <w:i w:val="0"/>
           <w:color w:val="6B7280"/>
@@ -9467,7 +9595,7 @@
       </w:pPr>
       <w:r>
         <w:rPr>
-          <w:rFonts w:ascii="Inter" w:hAnsi="Inter"/>
+          <w:rFonts w:ascii="Lato" w:hAnsi="Lato"/>
           <w:b w:val="0"/>
           <w:i/>
           <w:color w:val="374151"/>
@@ -9477,7 +9605,7 @@
       </w:r>
       <w:r>
         <w:rPr>
-          <w:rFonts w:ascii="Inter" w:hAnsi="Inter"/>
+          <w:rFonts w:ascii="Lato" w:hAnsi="Lato"/>
           <w:b w:val="0"/>
           <w:i w:val="0"/>
           <w:color w:val="6B7280"/>
@@ -9493,7 +9621,7 @@
       </w:pPr>
       <w:r>
         <w:rPr>
-          <w:rFonts w:ascii="Inter" w:hAnsi="Inter"/>
+          <w:rFonts w:ascii="Lato" w:hAnsi="Lato"/>
           <w:b w:val="0"/>
           <w:i/>
           <w:color w:val="374151"/>
@@ -9503,7 +9631,7 @@
       </w:r>
       <w:r>
         <w:rPr>
-          <w:rFonts w:ascii="Inter" w:hAnsi="Inter"/>
+          <w:rFonts w:ascii="Lato" w:hAnsi="Lato"/>
           <w:b w:val="0"/>
           <w:i w:val="0"/>
           <w:color w:val="6B7280"/>
@@ -9527,7 +9655,7 @@
       </w:pPr>
       <w:r>
         <w:rPr>
-          <w:rFonts w:ascii="Inter" w:hAnsi="Inter"/>
+          <w:rFonts w:ascii="Lato" w:hAnsi="Lato"/>
           <w:b/>
           <w:color w:val="1E3A5F"/>
           <w:sz w:val="32"/>
@@ -9541,7 +9669,7 @@
       </w:pPr>
       <w:r>
         <w:rPr>
-          <w:rFonts w:ascii="Inter" w:hAnsi="Inter"/>
+          <w:rFonts w:ascii="Lato" w:hAnsi="Lato"/>
           <w:b w:val="0"/>
           <w:i w:val="0"/>
           <w:color w:val="6B7280"/>
@@ -9551,7 +9679,7 @@
       </w:r>
       <w:r>
         <w:rPr>
-          <w:rFonts w:ascii="Inter" w:hAnsi="Inter"/>
+          <w:rFonts w:ascii="Lato" w:hAnsi="Lato"/>
           <w:b w:val="0"/>
           <w:i w:val="0"/>
           <w:color w:val="374151"/>
@@ -9561,7 +9689,7 @@
       </w:r>
       <w:r>
         <w:rPr>
-          <w:rFonts w:ascii="Inter" w:hAnsi="Inter"/>
+          <w:rFonts w:ascii="Lato" w:hAnsi="Lato"/>
           <w:b/>
           <w:i w:val="0"/>
           <w:color w:val="6B7280"/>
@@ -9571,7 +9699,7 @@
       </w:r>
       <w:r>
         <w:rPr>
-          <w:rFonts w:ascii="Inter" w:hAnsi="Inter"/>
+          <w:rFonts w:ascii="Lato" w:hAnsi="Lato"/>
           <w:b w:val="0"/>
           <w:i w:val="0"/>
           <w:color w:val="374151"/>
@@ -9581,7 +9709,7 @@
       </w:r>
       <w:r>
         <w:rPr>
-          <w:rFonts w:ascii="Inter" w:hAnsi="Inter"/>
+          <w:rFonts w:ascii="Lato" w:hAnsi="Lato"/>
           <w:b/>
           <w:i w:val="0"/>
           <w:color w:val="374151"/>
@@ -9591,7 +9719,7 @@
       </w:r>
       <w:r>
         <w:rPr>
-          <w:rFonts w:ascii="Inter" w:hAnsi="Inter"/>
+          <w:rFonts w:ascii="Lato" w:hAnsi="Lato"/>
           <w:b w:val="0"/>
           <w:i w:val="0"/>
           <w:color w:val="6B7280"/>
@@ -9601,7 +9729,7 @@
       </w:r>
       <w:r>
         <w:rPr>
-          <w:rFonts w:ascii="Inter" w:hAnsi="Inter"/>
+          <w:rFonts w:ascii="Lato" w:hAnsi="Lato"/>
           <w:b w:val="0"/>
           <w:i w:val="0"/>
           <w:color w:val="6B7280"/>
@@ -9611,7 +9739,7 @@
       </w:r>
       <w:r>
         <w:rPr>
-          <w:rFonts w:ascii="Inter" w:hAnsi="Inter"/>
+          <w:rFonts w:ascii="Lato" w:hAnsi="Lato"/>
           <w:b/>
           <w:i w:val="0"/>
           <w:color w:val="059669"/>
@@ -9627,8 +9755,8 @@
       <w:r>
         <w:drawing>
           <wp:inline xmlns:a="http://schemas.openxmlformats.org/drawingml/2006/main" xmlns:pic="http://schemas.openxmlformats.org/drawingml/2006/picture">
-            <wp:extent cx="3474720" cy="3525078"/>
-            <wp:docPr id="21" name="Picture 21"/>
+            <wp:extent cx="3474720" cy="3547185"/>
+            <wp:docPr id="22" name="Picture 22"/>
             <wp:cNvGraphicFramePr>
               <a:graphicFrameLocks noChangeAspect="1"/>
             </wp:cNvGraphicFramePr>
@@ -9640,7 +9768,7 @@
                     <pic:cNvPicPr/>
                   </pic:nvPicPr>
                   <pic:blipFill>
-                    <a:blip r:embed="rId29"/>
+                    <a:blip r:embed="rId30"/>
                     <a:stretch>
                       <a:fillRect/>
                     </a:stretch>
@@ -9648,7 +9776,7 @@
                   <pic:spPr>
                     <a:xfrm>
                       <a:off x="0" y="0"/>
-                      <a:ext cx="3474720" cy="3525078"/>
+                      <a:ext cx="3474720" cy="3547185"/>
                     </a:xfrm>
                     <a:prstGeom prst="rect"/>
                   </pic:spPr>
@@ -9666,7 +9794,7 @@
       </w:pPr>
       <w:r>
         <w:rPr>
-          <w:rFonts w:ascii="Inter" w:hAnsi="Inter"/>
+          <w:rFonts w:ascii="Lato" w:hAnsi="Lato"/>
           <w:b w:val="0"/>
           <w:i/>
           <w:color w:val="6B7280"/>
@@ -9682,7 +9810,7 @@
       </w:pPr>
       <w:r>
         <w:rPr>
-          <w:rFonts w:ascii="Inter" w:hAnsi="Inter"/>
+          <w:rFonts w:ascii="Lato" w:hAnsi="Lato"/>
           <w:b/>
           <w:color w:val="1E3A5F"/>
           <w:sz w:val="26"/>
@@ -9696,7 +9824,7 @@
       </w:pPr>
       <w:r>
         <w:rPr>
-          <w:rFonts w:ascii="Inter" w:hAnsi="Inter"/>
+          <w:rFonts w:ascii="Lato" w:hAnsi="Lato"/>
           <w:b w:val="0"/>
           <w:i w:val="0"/>
           <w:sz w:val="22"/>
@@ -9711,7 +9839,7 @@
       </w:pPr>
       <w:r>
         <w:rPr>
-          <w:rFonts w:ascii="Inter" w:hAnsi="Inter"/>
+          <w:rFonts w:ascii="Lato" w:hAnsi="Lato"/>
           <w:b/>
           <w:color w:val="1E3A5F"/>
           <w:sz w:val="26"/>
@@ -9725,7 +9853,7 @@
       </w:pPr>
       <w:r>
         <w:rPr>
-          <w:rFonts w:ascii="Inter" w:hAnsi="Inter"/>
+          <w:rFonts w:ascii="Lato" w:hAnsi="Lato"/>
           <w:b w:val="0"/>
           <w:i w:val="0"/>
           <w:sz w:val="22"/>
@@ -9740,7 +9868,7 @@
       </w:pPr>
       <w:r>
         <w:rPr>
-          <w:rFonts w:ascii="Inter" w:hAnsi="Inter"/>
+          <w:rFonts w:ascii="Lato" w:hAnsi="Lato"/>
           <w:b/>
           <w:color w:val="1E3A5F"/>
           <w:sz w:val="26"/>
@@ -9754,7 +9882,7 @@
       </w:pPr>
       <w:r>
         <w:rPr>
-          <w:rFonts w:ascii="Inter" w:hAnsi="Inter"/>
+          <w:rFonts w:ascii="Lato" w:hAnsi="Lato"/>
           <w:b w:val="0"/>
           <w:i w:val="0"/>
           <w:sz w:val="22"/>
@@ -9769,7 +9897,7 @@
       </w:pPr>
       <w:r>
         <w:rPr>
-          <w:rFonts w:ascii="Inter" w:hAnsi="Inter"/>
+          <w:rFonts w:ascii="Lato" w:hAnsi="Lato"/>
           <w:b/>
           <w:color w:val="1E3A5F"/>
           <w:sz w:val="26"/>
@@ -9783,7 +9911,7 @@
       </w:pPr>
       <w:r>
         <w:rPr>
-          <w:rFonts w:ascii="Inter" w:hAnsi="Inter"/>
+          <w:rFonts w:ascii="Lato" w:hAnsi="Lato"/>
           <w:b w:val="0"/>
           <w:i w:val="0"/>
           <w:sz w:val="22"/>
@@ -9798,7 +9926,7 @@
       </w:pPr>
       <w:r>
         <w:rPr>
-          <w:rFonts w:ascii="Inter" w:hAnsi="Inter"/>
+          <w:rFonts w:ascii="Lato" w:hAnsi="Lato"/>
           <w:b/>
           <w:color w:val="1E3A5F"/>
           <w:sz w:val="26"/>
@@ -9812,7 +9940,7 @@
       </w:pPr>
       <w:r>
         <w:rPr>
-          <w:rFonts w:ascii="Inter" w:hAnsi="Inter"/>
+          <w:rFonts w:ascii="Lato" w:hAnsi="Lato"/>
           <w:b w:val="0"/>
           <w:i w:val="0"/>
           <w:sz w:val="22"/>
@@ -9827,7 +9955,7 @@
       </w:pPr>
       <w:r>
         <w:rPr>
-          <w:rFonts w:ascii="Inter" w:hAnsi="Inter"/>
+          <w:rFonts w:ascii="Lato" w:hAnsi="Lato"/>
           <w:b/>
           <w:color w:val="1E3A5F"/>
           <w:sz w:val="26"/>
@@ -9842,7 +9970,7 @@
       </w:pPr>
       <w:r>
         <w:rPr>
-          <w:rFonts w:ascii="Inter" w:hAnsi="Inter"/>
+          <w:rFonts w:ascii="Lato" w:hAnsi="Lato"/>
           <w:b w:val="0"/>
           <w:i/>
           <w:color w:val="374151"/>
@@ -9852,7 +9980,7 @@
       </w:r>
       <w:r>
         <w:rPr>
-          <w:rFonts w:ascii="Inter" w:hAnsi="Inter"/>
+          <w:rFonts w:ascii="Lato" w:hAnsi="Lato"/>
           <w:b w:val="0"/>
           <w:i w:val="0"/>
           <w:color w:val="6B7280"/>
@@ -9868,7 +9996,7 @@
       </w:pPr>
       <w:r>
         <w:rPr>
-          <w:rFonts w:ascii="Inter" w:hAnsi="Inter"/>
+          <w:rFonts w:ascii="Lato" w:hAnsi="Lato"/>
           <w:b w:val="0"/>
           <w:i/>
           <w:color w:val="374151"/>
@@ -9878,7 +10006,7 @@
       </w:r>
       <w:r>
         <w:rPr>
-          <w:rFonts w:ascii="Inter" w:hAnsi="Inter"/>
+          <w:rFonts w:ascii="Lato" w:hAnsi="Lato"/>
           <w:b w:val="0"/>
           <w:i w:val="0"/>
           <w:color w:val="6B7280"/>
@@ -9894,7 +10022,7 @@
       </w:pPr>
       <w:r>
         <w:rPr>
-          <w:rFonts w:ascii="Inter" w:hAnsi="Inter"/>
+          <w:rFonts w:ascii="Lato" w:hAnsi="Lato"/>
           <w:b w:val="0"/>
           <w:i/>
           <w:color w:val="374151"/>
@@ -9904,7 +10032,7 @@
       </w:r>
       <w:r>
         <w:rPr>
-          <w:rFonts w:ascii="Inter" w:hAnsi="Inter"/>
+          <w:rFonts w:ascii="Lato" w:hAnsi="Lato"/>
           <w:b w:val="0"/>
           <w:i w:val="0"/>
           <w:color w:val="6B7280"/>
@@ -9928,7 +10056,7 @@
       </w:pPr>
       <w:r>
         <w:rPr>
-          <w:rFonts w:ascii="Inter" w:hAnsi="Inter"/>
+          <w:rFonts w:ascii="Lato" w:hAnsi="Lato"/>
           <w:b/>
           <w:color w:val="1E3A5F"/>
           <w:sz w:val="32"/>
@@ -9942,7 +10070,7 @@
       </w:pPr>
       <w:r>
         <w:rPr>
-          <w:rFonts w:ascii="Inter" w:hAnsi="Inter"/>
+          <w:rFonts w:ascii="Lato" w:hAnsi="Lato"/>
           <w:b w:val="0"/>
           <w:i w:val="0"/>
           <w:color w:val="6B7280"/>
@@ -9952,7 +10080,7 @@
       </w:r>
       <w:r>
         <w:rPr>
-          <w:rFonts w:ascii="Inter" w:hAnsi="Inter"/>
+          <w:rFonts w:ascii="Lato" w:hAnsi="Lato"/>
           <w:b w:val="0"/>
           <w:i w:val="0"/>
           <w:color w:val="374151"/>
@@ -9962,7 +10090,7 @@
       </w:r>
       <w:r>
         <w:rPr>
-          <w:rFonts w:ascii="Inter" w:hAnsi="Inter"/>
+          <w:rFonts w:ascii="Lato" w:hAnsi="Lato"/>
           <w:b/>
           <w:i w:val="0"/>
           <w:color w:val="6B7280"/>
@@ -9972,7 +10100,7 @@
       </w:r>
       <w:r>
         <w:rPr>
-          <w:rFonts w:ascii="Inter" w:hAnsi="Inter"/>
+          <w:rFonts w:ascii="Lato" w:hAnsi="Lato"/>
           <w:b w:val="0"/>
           <w:i w:val="0"/>
           <w:color w:val="374151"/>
@@ -9982,7 +10110,7 @@
       </w:r>
       <w:r>
         <w:rPr>
-          <w:rFonts w:ascii="Inter" w:hAnsi="Inter"/>
+          <w:rFonts w:ascii="Lato" w:hAnsi="Lato"/>
           <w:b/>
           <w:i w:val="0"/>
           <w:color w:val="374151"/>
@@ -9992,7 +10120,7 @@
       </w:r>
       <w:r>
         <w:rPr>
-          <w:rFonts w:ascii="Inter" w:hAnsi="Inter"/>
+          <w:rFonts w:ascii="Lato" w:hAnsi="Lato"/>
           <w:b w:val="0"/>
           <w:i w:val="0"/>
           <w:color w:val="6B7280"/>
@@ -10002,7 +10130,7 @@
       </w:r>
       <w:r>
         <w:rPr>
-          <w:rFonts w:ascii="Inter" w:hAnsi="Inter"/>
+          <w:rFonts w:ascii="Lato" w:hAnsi="Lato"/>
           <w:b w:val="0"/>
           <w:i w:val="0"/>
           <w:color w:val="6B7280"/>
@@ -10012,7 +10140,7 @@
       </w:r>
       <w:r>
         <w:rPr>
-          <w:rFonts w:ascii="Inter" w:hAnsi="Inter"/>
+          <w:rFonts w:ascii="Lato" w:hAnsi="Lato"/>
           <w:b/>
           <w:i w:val="0"/>
           <w:color w:val="059669"/>
@@ -10028,8 +10156,8 @@
       <w:r>
         <w:drawing>
           <wp:inline xmlns:a="http://schemas.openxmlformats.org/drawingml/2006/main" xmlns:pic="http://schemas.openxmlformats.org/drawingml/2006/picture">
-            <wp:extent cx="3474720" cy="3525078"/>
-            <wp:docPr id="22" name="Picture 22"/>
+            <wp:extent cx="3474720" cy="3547185"/>
+            <wp:docPr id="23" name="Picture 23"/>
             <wp:cNvGraphicFramePr>
               <a:graphicFrameLocks noChangeAspect="1"/>
             </wp:cNvGraphicFramePr>
@@ -10041,7 +10169,7 @@
                     <pic:cNvPicPr/>
                   </pic:nvPicPr>
                   <pic:blipFill>
-                    <a:blip r:embed="rId30"/>
+                    <a:blip r:embed="rId31"/>
                     <a:stretch>
                       <a:fillRect/>
                     </a:stretch>
@@ -10049,7 +10177,7 @@
                   <pic:spPr>
                     <a:xfrm>
                       <a:off x="0" y="0"/>
-                      <a:ext cx="3474720" cy="3525078"/>
+                      <a:ext cx="3474720" cy="3547185"/>
                     </a:xfrm>
                     <a:prstGeom prst="rect"/>
                   </pic:spPr>
@@ -10067,7 +10195,7 @@
       </w:pPr>
       <w:r>
         <w:rPr>
-          <w:rFonts w:ascii="Inter" w:hAnsi="Inter"/>
+          <w:rFonts w:ascii="Lato" w:hAnsi="Lato"/>
           <w:b w:val="0"/>
           <w:i/>
           <w:color w:val="6B7280"/>
@@ -10083,7 +10211,7 @@
       </w:pPr>
       <w:r>
         <w:rPr>
-          <w:rFonts w:ascii="Inter" w:hAnsi="Inter"/>
+          <w:rFonts w:ascii="Lato" w:hAnsi="Lato"/>
           <w:b/>
           <w:color w:val="1E3A5F"/>
           <w:sz w:val="26"/>
@@ -10097,7 +10225,7 @@
       </w:pPr>
       <w:r>
         <w:rPr>
-          <w:rFonts w:ascii="Inter" w:hAnsi="Inter"/>
+          <w:rFonts w:ascii="Lato" w:hAnsi="Lato"/>
           <w:b w:val="0"/>
           <w:i w:val="0"/>
           <w:sz w:val="22"/>
@@ -10112,7 +10240,7 @@
       </w:pPr>
       <w:r>
         <w:rPr>
-          <w:rFonts w:ascii="Inter" w:hAnsi="Inter"/>
+          <w:rFonts w:ascii="Lato" w:hAnsi="Lato"/>
           <w:b/>
           <w:color w:val="1E3A5F"/>
           <w:sz w:val="26"/>
@@ -10126,7 +10254,7 @@
       </w:pPr>
       <w:r>
         <w:rPr>
-          <w:rFonts w:ascii="Inter" w:hAnsi="Inter"/>
+          <w:rFonts w:ascii="Lato" w:hAnsi="Lato"/>
           <w:b w:val="0"/>
           <w:i w:val="0"/>
           <w:sz w:val="22"/>
@@ -10141,7 +10269,7 @@
       </w:pPr>
       <w:r>
         <w:rPr>
-          <w:rFonts w:ascii="Inter" w:hAnsi="Inter"/>
+          <w:rFonts w:ascii="Lato" w:hAnsi="Lato"/>
           <w:b/>
           <w:color w:val="1E3A5F"/>
           <w:sz w:val="26"/>
@@ -10155,7 +10283,7 @@
       </w:pPr>
       <w:r>
         <w:rPr>
-          <w:rFonts w:ascii="Inter" w:hAnsi="Inter"/>
+          <w:rFonts w:ascii="Lato" w:hAnsi="Lato"/>
           <w:b w:val="0"/>
           <w:i w:val="0"/>
           <w:sz w:val="22"/>
@@ -10170,7 +10298,7 @@
       </w:pPr>
       <w:r>
         <w:rPr>
-          <w:rFonts w:ascii="Inter" w:hAnsi="Inter"/>
+          <w:rFonts w:ascii="Lato" w:hAnsi="Lato"/>
           <w:b/>
           <w:color w:val="1E3A5F"/>
           <w:sz w:val="26"/>
@@ -10184,7 +10312,7 @@
       </w:pPr>
       <w:r>
         <w:rPr>
-          <w:rFonts w:ascii="Inter" w:hAnsi="Inter"/>
+          <w:rFonts w:ascii="Lato" w:hAnsi="Lato"/>
           <w:b w:val="0"/>
           <w:i w:val="0"/>
           <w:sz w:val="22"/>
@@ -10199,7 +10327,7 @@
       </w:pPr>
       <w:r>
         <w:rPr>
-          <w:rFonts w:ascii="Inter" w:hAnsi="Inter"/>
+          <w:rFonts w:ascii="Lato" w:hAnsi="Lato"/>
           <w:b/>
           <w:color w:val="1E3A5F"/>
           <w:sz w:val="26"/>
@@ -10213,7 +10341,7 @@
       </w:pPr>
       <w:r>
         <w:rPr>
-          <w:rFonts w:ascii="Inter" w:hAnsi="Inter"/>
+          <w:rFonts w:ascii="Lato" w:hAnsi="Lato"/>
           <w:b w:val="0"/>
           <w:i w:val="0"/>
           <w:sz w:val="22"/>
@@ -10228,7 +10356,7 @@
       </w:pPr>
       <w:r>
         <w:rPr>
-          <w:rFonts w:ascii="Inter" w:hAnsi="Inter"/>
+          <w:rFonts w:ascii="Lato" w:hAnsi="Lato"/>
           <w:b/>
           <w:color w:val="1E3A5F"/>
           <w:sz w:val="26"/>
@@ -10243,7 +10371,7 @@
       </w:pPr>
       <w:r>
         <w:rPr>
-          <w:rFonts w:ascii="Inter" w:hAnsi="Inter"/>
+          <w:rFonts w:ascii="Lato" w:hAnsi="Lato"/>
           <w:b w:val="0"/>
           <w:i/>
           <w:color w:val="374151"/>
@@ -10253,7 +10381,7 @@
       </w:r>
       <w:r>
         <w:rPr>
-          <w:rFonts w:ascii="Inter" w:hAnsi="Inter"/>
+          <w:rFonts w:ascii="Lato" w:hAnsi="Lato"/>
           <w:b w:val="0"/>
           <w:i w:val="0"/>
           <w:color w:val="6B7280"/>
@@ -10269,7 +10397,7 @@
       </w:pPr>
       <w:r>
         <w:rPr>
-          <w:rFonts w:ascii="Inter" w:hAnsi="Inter"/>
+          <w:rFonts w:ascii="Lato" w:hAnsi="Lato"/>
           <w:b w:val="0"/>
           <w:i/>
           <w:color w:val="374151"/>
@@ -10279,7 +10407,7 @@
       </w:r>
       <w:r>
         <w:rPr>
-          <w:rFonts w:ascii="Inter" w:hAnsi="Inter"/>
+          <w:rFonts w:ascii="Lato" w:hAnsi="Lato"/>
           <w:b w:val="0"/>
           <w:i w:val="0"/>
           <w:color w:val="6B7280"/>
@@ -10295,7 +10423,7 @@
       </w:pPr>
       <w:r>
         <w:rPr>
-          <w:rFonts w:ascii="Inter" w:hAnsi="Inter"/>
+          <w:rFonts w:ascii="Lato" w:hAnsi="Lato"/>
           <w:b w:val="0"/>
           <w:i/>
           <w:color w:val="374151"/>
@@ -10305,7 +10433,7 @@
       </w:r>
       <w:r>
         <w:rPr>
-          <w:rFonts w:ascii="Inter" w:hAnsi="Inter"/>
+          <w:rFonts w:ascii="Lato" w:hAnsi="Lato"/>
           <w:b w:val="0"/>
           <w:i w:val="0"/>
           <w:color w:val="6B7280"/>
@@ -10326,7 +10454,7 @@
       </w:pPr>
       <w:r>
         <w:rPr>
-          <w:rFonts w:ascii="Inter" w:hAnsi="Inter"/>
+          <w:rFonts w:ascii="Lato" w:hAnsi="Lato"/>
           <w:b/>
           <w:color w:val="1E3A5F"/>
           <w:sz w:val="44"/>
@@ -10340,7 +10468,7 @@
       </w:pPr>
       <w:r>
         <w:rPr>
-          <w:rFonts w:ascii="Inter" w:hAnsi="Inter"/>
+          <w:rFonts w:ascii="Lato" w:hAnsi="Lato"/>
           <w:b/>
           <w:i w:val="0"/>
           <w:color w:val="1E3A5F"/>
@@ -10350,7 +10478,7 @@
       </w:r>
       <w:r>
         <w:rPr>
-          <w:rFonts w:ascii="Inter" w:hAnsi="Inter"/>
+          <w:rFonts w:ascii="Lato" w:hAnsi="Lato"/>
           <w:b/>
           <w:i w:val="0"/>
           <w:color w:val="D97706"/>
@@ -10365,7 +10493,7 @@
       </w:pPr>
       <w:r>
         <w:rPr>
-          <w:rFonts w:ascii="Inter" w:hAnsi="Inter"/>
+          <w:rFonts w:ascii="Lato" w:hAnsi="Lato"/>
           <w:b w:val="0"/>
           <w:i w:val="0"/>
           <w:sz w:val="22"/>
@@ -10397,7 +10525,7 @@
             <w:r/>
             <w:r>
               <w:rPr>
-                <w:rFonts w:ascii="Inter" w:hAnsi="Inter"/>
+                <w:rFonts w:ascii="Lato" w:hAnsi="Lato"/>
                 <w:b/>
                 <w:i w:val="0"/>
                 <w:color w:val="FFFFFF"/>
@@ -10419,7 +10547,7 @@
             <w:r/>
             <w:r>
               <w:rPr>
-                <w:rFonts w:ascii="Inter" w:hAnsi="Inter"/>
+                <w:rFonts w:ascii="Lato" w:hAnsi="Lato"/>
                 <w:b/>
                 <w:i w:val="0"/>
                 <w:color w:val="FFFFFF"/>
@@ -10441,7 +10569,7 @@
             <w:r/>
             <w:r>
               <w:rPr>
-                <w:rFonts w:ascii="Inter" w:hAnsi="Inter"/>
+                <w:rFonts w:ascii="Lato" w:hAnsi="Lato"/>
                 <w:b/>
                 <w:i w:val="0"/>
                 <w:color w:val="FFFFFF"/>
@@ -10470,7 +10598,7 @@
           <w:p>
             <w:r>
               <w:rPr>
-                <w:rFonts w:ascii="Inter" w:hAnsi="Inter"/>
+                <w:rFonts w:ascii="Lato" w:hAnsi="Lato"/>
                 <w:b/>
                 <w:i w:val="0"/>
                 <w:color w:val="D97706"/>
@@ -10509,7 +10637,7 @@
           <w:p>
             <w:r>
               <w:rPr>
-                <w:rFonts w:ascii="Inter" w:hAnsi="Inter"/>
+                <w:rFonts w:ascii="Lato" w:hAnsi="Lato"/>
                 <w:b/>
                 <w:i w:val="0"/>
                 <w:color w:val="059669"/>
@@ -10548,7 +10676,7 @@
           <w:p>
             <w:r>
               <w:rPr>
-                <w:rFonts w:ascii="Inter" w:hAnsi="Inter"/>
+                <w:rFonts w:ascii="Lato" w:hAnsi="Lato"/>
                 <w:b/>
                 <w:i w:val="0"/>
                 <w:color w:val="D97706"/>
@@ -10587,7 +10715,7 @@
           <w:p>
             <w:r>
               <w:rPr>
-                <w:rFonts w:ascii="Inter" w:hAnsi="Inter"/>
+                <w:rFonts w:ascii="Lato" w:hAnsi="Lato"/>
                 <w:b/>
                 <w:i w:val="0"/>
                 <w:color w:val="059669"/>
@@ -10626,7 +10754,7 @@
           <w:p>
             <w:r>
               <w:rPr>
-                <w:rFonts w:ascii="Inter" w:hAnsi="Inter"/>
+                <w:rFonts w:ascii="Lato" w:hAnsi="Lato"/>
                 <w:b/>
                 <w:i w:val="0"/>
                 <w:color w:val="DC2626"/>
@@ -10654,7 +10782,7 @@
       </w:pPr>
       <w:r>
         <w:rPr>
-          <w:rFonts w:ascii="Inter" w:hAnsi="Inter"/>
+          <w:rFonts w:ascii="Lato" w:hAnsi="Lato"/>
           <w:b/>
           <w:i w:val="0"/>
           <w:color w:val="1E3A5F"/>
@@ -10664,7 +10792,7 @@
       </w:r>
       <w:r>
         <w:rPr>
-          <w:rFonts w:ascii="Inter" w:hAnsi="Inter"/>
+          <w:rFonts w:ascii="Lato" w:hAnsi="Lato"/>
           <w:b w:val="0"/>
           <w:i w:val="0"/>
           <w:color w:val="374151"/>
@@ -10685,7 +10813,7 @@
       </w:pPr>
       <w:r>
         <w:rPr>
-          <w:rFonts w:ascii="Inter" w:hAnsi="Inter"/>
+          <w:rFonts w:ascii="Lato" w:hAnsi="Lato"/>
           <w:b/>
           <w:color w:val="1E3A5F"/>
           <w:sz w:val="44"/>
@@ -10700,7 +10828,7 @@
       </w:pPr>
       <w:r>
         <w:rPr>
-          <w:rFonts w:ascii="Inter" w:hAnsi="Inter"/>
+          <w:rFonts w:ascii="Lato" w:hAnsi="Lato"/>
           <w:b/>
           <w:color w:val="1E3A5F"/>
           <w:sz w:val="32"/>
@@ -10715,7 +10843,7 @@
       </w:pPr>
       <w:r>
         <w:rPr>
-          <w:rFonts w:ascii="Inter" w:hAnsi="Inter"/>
+          <w:rFonts w:ascii="Lato" w:hAnsi="Lato"/>
           <w:b/>
           <w:i w:val="0"/>
           <w:color w:val="1E3A5F"/>
@@ -10725,7 +10853,7 @@
       </w:r>
       <w:r>
         <w:rPr>
-          <w:rFonts w:ascii="Inter" w:hAnsi="Inter"/>
+          <w:rFonts w:ascii="Lato" w:hAnsi="Lato"/>
           <w:b w:val="0"/>
           <w:i w:val="0"/>
           <w:sz w:val="22"/>
@@ -10740,7 +10868,7 @@
       </w:pPr>
       <w:r>
         <w:rPr>
-          <w:rFonts w:ascii="Inter" w:hAnsi="Inter"/>
+          <w:rFonts w:ascii="Lato" w:hAnsi="Lato"/>
           <w:b/>
           <w:i w:val="0"/>
           <w:color w:val="1E3A5F"/>
@@ -10750,7 +10878,7 @@
       </w:r>
       <w:r>
         <w:rPr>
-          <w:rFonts w:ascii="Inter" w:hAnsi="Inter"/>
+          <w:rFonts w:ascii="Lato" w:hAnsi="Lato"/>
           <w:b w:val="0"/>
           <w:i w:val="0"/>
           <w:sz w:val="22"/>
@@ -10765,7 +10893,7 @@
       </w:pPr>
       <w:r>
         <w:rPr>
-          <w:rFonts w:ascii="Inter" w:hAnsi="Inter"/>
+          <w:rFonts w:ascii="Lato" w:hAnsi="Lato"/>
           <w:b/>
           <w:i w:val="0"/>
           <w:color w:val="1E3A5F"/>
@@ -10775,7 +10903,7 @@
       </w:r>
       <w:r>
         <w:rPr>
-          <w:rFonts w:ascii="Inter" w:hAnsi="Inter"/>
+          <w:rFonts w:ascii="Lato" w:hAnsi="Lato"/>
           <w:b w:val="0"/>
           <w:i w:val="0"/>
           <w:sz w:val="22"/>
@@ -10790,7 +10918,7 @@
       </w:pPr>
       <w:r>
         <w:rPr>
-          <w:rFonts w:ascii="Inter" w:hAnsi="Inter"/>
+          <w:rFonts w:ascii="Lato" w:hAnsi="Lato"/>
           <w:b/>
           <w:i w:val="0"/>
           <w:color w:val="1E3A5F"/>
@@ -10800,7 +10928,7 @@
       </w:r>
       <w:r>
         <w:rPr>
-          <w:rFonts w:ascii="Inter" w:hAnsi="Inter"/>
+          <w:rFonts w:ascii="Lato" w:hAnsi="Lato"/>
           <w:b w:val="0"/>
           <w:i w:val="0"/>
           <w:sz w:val="22"/>
@@ -10815,7 +10943,7 @@
       </w:pPr>
       <w:r>
         <w:rPr>
-          <w:rFonts w:ascii="Inter" w:hAnsi="Inter"/>
+          <w:rFonts w:ascii="Lato" w:hAnsi="Lato"/>
           <w:b/>
           <w:i w:val="0"/>
           <w:color w:val="1E3A5F"/>
@@ -10825,7 +10953,7 @@
       </w:r>
       <w:r>
         <w:rPr>
-          <w:rFonts w:ascii="Inter" w:hAnsi="Inter"/>
+          <w:rFonts w:ascii="Lato" w:hAnsi="Lato"/>
           <w:b w:val="0"/>
           <w:i w:val="0"/>
           <w:sz w:val="22"/>
@@ -10840,7 +10968,7 @@
       </w:pPr>
       <w:r>
         <w:rPr>
-          <w:rFonts w:ascii="Inter" w:hAnsi="Inter"/>
+          <w:rFonts w:ascii="Lato" w:hAnsi="Lato"/>
           <w:b/>
           <w:i w:val="0"/>
           <w:color w:val="1E3A5F"/>
@@ -10850,7 +10978,7 @@
       </w:r>
       <w:r>
         <w:rPr>
-          <w:rFonts w:ascii="Inter" w:hAnsi="Inter"/>
+          <w:rFonts w:ascii="Lato" w:hAnsi="Lato"/>
           <w:b w:val="0"/>
           <w:i w:val="0"/>
           <w:sz w:val="22"/>
@@ -10865,7 +10993,7 @@
       </w:pPr>
       <w:r>
         <w:rPr>
-          <w:rFonts w:ascii="Inter" w:hAnsi="Inter"/>
+          <w:rFonts w:ascii="Lato" w:hAnsi="Lato"/>
           <w:b/>
           <w:i w:val="0"/>
           <w:color w:val="1E3A5F"/>
@@ -10875,7 +11003,7 @@
       </w:r>
       <w:r>
         <w:rPr>
-          <w:rFonts w:ascii="Inter" w:hAnsi="Inter"/>
+          <w:rFonts w:ascii="Lato" w:hAnsi="Lato"/>
           <w:b w:val="0"/>
           <w:i w:val="0"/>
           <w:sz w:val="22"/>
@@ -10890,7 +11018,7 @@
       </w:pPr>
       <w:r>
         <w:rPr>
-          <w:rFonts w:ascii="Inter" w:hAnsi="Inter"/>
+          <w:rFonts w:ascii="Lato" w:hAnsi="Lato"/>
           <w:b/>
           <w:i w:val="0"/>
           <w:color w:val="1E3A5F"/>
@@ -10900,7 +11028,7 @@
       </w:r>
       <w:r>
         <w:rPr>
-          <w:rFonts w:ascii="Inter" w:hAnsi="Inter"/>
+          <w:rFonts w:ascii="Lato" w:hAnsi="Lato"/>
           <w:b w:val="0"/>
           <w:i w:val="0"/>
           <w:sz w:val="22"/>
@@ -10915,7 +11043,7 @@
       </w:pPr>
       <w:r>
         <w:rPr>
-          <w:rFonts w:ascii="Inter" w:hAnsi="Inter"/>
+          <w:rFonts w:ascii="Lato" w:hAnsi="Lato"/>
           <w:b/>
           <w:color w:val="1E3A5F"/>
           <w:sz w:val="32"/>
@@ -10930,7 +11058,7 @@
       </w:pPr>
       <w:r>
         <w:rPr>
-          <w:rFonts w:ascii="Inter" w:hAnsi="Inter"/>
+          <w:rFonts w:ascii="Lato" w:hAnsi="Lato"/>
           <w:b/>
           <w:color w:val="1E3A5F"/>
           <w:sz w:val="26"/>
@@ -10944,7 +11072,7 @@
       </w:pPr>
       <w:r>
         <w:rPr>
-          <w:rFonts w:ascii="Inter" w:hAnsi="Inter"/>
+          <w:rFonts w:ascii="Lato" w:hAnsi="Lato"/>
           <w:b w:val="0"/>
           <w:i w:val="0"/>
           <w:sz w:val="22"/>
@@ -10959,7 +11087,7 @@
       </w:pPr>
       <w:r>
         <w:rPr>
-          <w:rFonts w:ascii="Inter" w:hAnsi="Inter"/>
+          <w:rFonts w:ascii="Lato" w:hAnsi="Lato"/>
           <w:b/>
           <w:color w:val="1E3A5F"/>
           <w:sz w:val="26"/>
@@ -10973,7 +11101,7 @@
       </w:pPr>
       <w:r>
         <w:rPr>
-          <w:rFonts w:ascii="Inter" w:hAnsi="Inter"/>
+          <w:rFonts w:ascii="Lato" w:hAnsi="Lato"/>
           <w:b w:val="0"/>
           <w:i w:val="0"/>
           <w:sz w:val="22"/>
@@ -10988,7 +11116,7 @@
       </w:pPr>
       <w:r>
         <w:rPr>
-          <w:rFonts w:ascii="Inter" w:hAnsi="Inter"/>
+          <w:rFonts w:ascii="Lato" w:hAnsi="Lato"/>
           <w:b/>
           <w:color w:val="1E3A5F"/>
           <w:sz w:val="26"/>
@@ -11002,7 +11130,7 @@
       </w:pPr>
       <w:r>
         <w:rPr>
-          <w:rFonts w:ascii="Inter" w:hAnsi="Inter"/>
+          <w:rFonts w:ascii="Lato" w:hAnsi="Lato"/>
           <w:b w:val="0"/>
           <w:i w:val="0"/>
           <w:sz w:val="22"/>
@@ -11017,7 +11145,7 @@
       </w:pPr>
       <w:r>
         <w:rPr>
-          <w:rFonts w:ascii="Inter" w:hAnsi="Inter"/>
+          <w:rFonts w:ascii="Lato" w:hAnsi="Lato"/>
           <w:b/>
           <w:color w:val="1E3A5F"/>
           <w:sz w:val="32"/>
@@ -11032,7 +11160,7 @@
       </w:pPr>
       <w:r>
         <w:rPr>
-          <w:rFonts w:ascii="Inter" w:hAnsi="Inter"/>
+          <w:rFonts w:ascii="Lato" w:hAnsi="Lato"/>
           <w:b w:val="0"/>
           <w:i w:val="0"/>
           <w:sz w:val="22"/>
@@ -11047,7 +11175,7 @@
       </w:pPr>
       <w:r>
         <w:rPr>
-          <w:rFonts w:ascii="Inter" w:hAnsi="Inter"/>
+          <w:rFonts w:ascii="Lato" w:hAnsi="Lato"/>
           <w:b w:val="0"/>
           <w:i w:val="0"/>
           <w:sz w:val="22"/>
@@ -11062,7 +11190,7 @@
       </w:pPr>
       <w:r>
         <w:rPr>
-          <w:rFonts w:ascii="Inter" w:hAnsi="Inter"/>
+          <w:rFonts w:ascii="Lato" w:hAnsi="Lato"/>
           <w:b w:val="0"/>
           <w:i w:val="0"/>
           <w:sz w:val="22"/>
@@ -11077,7 +11205,7 @@
       </w:pPr>
       <w:r>
         <w:rPr>
-          <w:rFonts w:ascii="Inter" w:hAnsi="Inter"/>
+          <w:rFonts w:ascii="Lato" w:hAnsi="Lato"/>
           <w:b w:val="0"/>
           <w:i w:val="0"/>
           <w:sz w:val="22"/>
@@ -11092,7 +11220,7 @@
       </w:pPr>
       <w:r>
         <w:rPr>
-          <w:rFonts w:ascii="Inter" w:hAnsi="Inter"/>
+          <w:rFonts w:ascii="Lato" w:hAnsi="Lato"/>
           <w:b w:val="0"/>
           <w:i w:val="0"/>
           <w:sz w:val="22"/>
@@ -11112,7 +11240,7 @@
       </w:pPr>
       <w:r>
         <w:rPr>
-          <w:rFonts w:ascii="Inter" w:hAnsi="Inter"/>
+          <w:rFonts w:ascii="Lato" w:hAnsi="Lato"/>
           <w:b/>
           <w:color w:val="1E3A5F"/>
           <w:sz w:val="44"/>
@@ -11126,7 +11254,7 @@
       </w:pPr>
       <w:r>
         <w:rPr>
-          <w:rFonts w:ascii="Inter" w:hAnsi="Inter"/>
+          <w:rFonts w:ascii="Lato" w:hAnsi="Lato"/>
           <w:b w:val="0"/>
           <w:i w:val="0"/>
           <w:sz w:val="22"/>
@@ -11159,7 +11287,7 @@
             <w:r/>
             <w:r>
               <w:rPr>
-                <w:rFonts w:ascii="Inter" w:hAnsi="Inter"/>
+                <w:rFonts w:ascii="Lato" w:hAnsi="Lato"/>
                 <w:b/>
                 <w:i w:val="0"/>
                 <w:color w:val="FFFFFF"/>
@@ -11181,7 +11309,7 @@
             <w:r/>
             <w:r>
               <w:rPr>
-                <w:rFonts w:ascii="Inter" w:hAnsi="Inter"/>
+                <w:rFonts w:ascii="Lato" w:hAnsi="Lato"/>
                 <w:b/>
                 <w:i w:val="0"/>
                 <w:color w:val="FFFFFF"/>
@@ -11203,7 +11331,7 @@
             <w:r/>
             <w:r>
               <w:rPr>
-                <w:rFonts w:ascii="Inter" w:hAnsi="Inter"/>
+                <w:rFonts w:ascii="Lato" w:hAnsi="Lato"/>
                 <w:b/>
                 <w:i w:val="0"/>
                 <w:color w:val="FFFFFF"/>
@@ -11225,7 +11353,7 @@
             <w:r/>
             <w:r>
               <w:rPr>
-                <w:rFonts w:ascii="Inter" w:hAnsi="Inter"/>
+                <w:rFonts w:ascii="Lato" w:hAnsi="Lato"/>
                 <w:b/>
                 <w:i w:val="0"/>
                 <w:color w:val="FFFFFF"/>
@@ -11411,7 +11539,7 @@
       </w:pPr>
       <w:r>
         <w:rPr>
-          <w:rFonts w:ascii="Inter" w:hAnsi="Inter"/>
+          <w:rFonts w:ascii="Lato" w:hAnsi="Lato"/>
           <w:b w:val="0"/>
           <w:i w:val="0"/>
           <w:sz w:val="22"/>
@@ -11426,7 +11554,7 @@
       </w:pPr>
       <w:r>
         <w:rPr>
-          <w:rFonts w:ascii="Inter" w:hAnsi="Inter"/>
+          <w:rFonts w:ascii="Lato" w:hAnsi="Lato"/>
           <w:b/>
           <w:color w:val="1E3A5F"/>
           <w:sz w:val="32"/>
@@ -11440,7 +11568,7 @@
       </w:pPr>
       <w:r>
         <w:rPr>
-          <w:rFonts w:ascii="Inter" w:hAnsi="Inter"/>
+          <w:rFonts w:ascii="Lato" w:hAnsi="Lato"/>
           <w:b w:val="0"/>
           <w:i w:val="0"/>
           <w:sz w:val="22"/>
@@ -11455,7 +11583,7 @@
       </w:pPr>
       <w:r>
         <w:rPr>
-          <w:rFonts w:ascii="Inter" w:hAnsi="Inter"/>
+          <w:rFonts w:ascii="Lato" w:hAnsi="Lato"/>
           <w:b/>
           <w:color w:val="1E3A5F"/>
           <w:sz w:val="32"/>
@@ -11469,7 +11597,7 @@
       </w:pPr>
       <w:r>
         <w:rPr>
-          <w:rFonts w:ascii="Inter" w:hAnsi="Inter"/>
+          <w:rFonts w:ascii="Lato" w:hAnsi="Lato"/>
           <w:b w:val="0"/>
           <w:i w:val="0"/>
           <w:sz w:val="22"/>
@@ -11484,7 +11612,7 @@
       </w:pPr>
       <w:r>
         <w:rPr>
-          <w:rFonts w:ascii="Inter" w:hAnsi="Inter"/>
+          <w:rFonts w:ascii="Lato" w:hAnsi="Lato"/>
           <w:b/>
           <w:color w:val="1E3A5F"/>
           <w:sz w:val="32"/>
@@ -11498,7 +11626,7 @@
       </w:pPr>
       <w:r>
         <w:rPr>
-          <w:rFonts w:ascii="Inter" w:hAnsi="Inter"/>
+          <w:rFonts w:ascii="Lato" w:hAnsi="Lato"/>
           <w:b w:val="0"/>
           <w:i w:val="0"/>
           <w:sz w:val="22"/>

--- a/examples/outcomes/mosquito_repellent/mosquito_repellent_report.docx
+++ b/examples/outcomes/mosquito_repellent/mosquito_repellent_report.docx
@@ -290,7 +290,7 @@
                 <w:color w:val="374151"/>
                 <w:sz w:val="22"/>
               </w:rPr>
-              <w:t>Data Collection Period</w:t>
+              <w:t>Content Date Range</w:t>
             </w:r>
           </w:p>
         </w:tc>
@@ -1023,7 +1023,7 @@
           <w:i w:val="0"/>
           <w:sz w:val="22"/>
         </w:rPr>
-        <w:t>The chart below shows how the analysed data is distributed across years. This illustrates the recency and concentration of the evidence base.</w:t>
+        <w:t>The chart below shows when the analysed content was originally published, based on source timestamps. Percentages are of the full corpus. Items without a source timestamp are shown separately as 'Undated'.</w:t>
       </w:r>
     </w:p>
     <w:p>
@@ -1078,7 +1078,7 @@
           <w:color w:val="6B7280"/>
           <w:sz w:val="18"/>
         </w:rPr>
-        <w:t>Figure 2: Data distribution by year</w:t>
+        <w:t>Figure 2: Content publication date by year (full corpus denominator)</w:t>
       </w:r>
     </w:p>
     <w:p>

--- a/examples/outcomes/mosquito_repellent/mosquito_repellent_report.docx
+++ b/examples/outcomes/mosquito_repellent/mosquito_repellent_report.docx
@@ -539,7 +539,7 @@
           <w:i w:val="0"/>
           <w:sz w:val="22"/>
         </w:rPr>
-        <w:t>Of 88,194 raw data points collected across all sources, 10,243 remained after deduplication and engagement filtering, and 5,391 passed LLM relevance classification (6.1% of total collected). These 5,391 items form the analysis corpus.</w:t>
+        <w:t>Of 88,194 raw data points collected across all sources, 10,243 remained after deduplication and quality filtering, and 5,391 passed LLM relevance classification (6.1% of total collected). These 5,391 items form the analysis corpus.</w:t>
       </w:r>
     </w:p>
     <w:tbl>
@@ -660,7 +660,7 @@
           </w:tcPr>
           <w:p>
             <w:r>
-              <w:t>After deduplication &amp; engagement filter</w:t>
+              <w:t>After deduplication &amp; quality filter</w:t>
             </w:r>
           </w:p>
         </w:tc>
@@ -680,7 +680,7 @@
           </w:tcPr>
           <w:p>
             <w:r>
-              <w:t>Thread dedup (max 5 comments/thread), min engagement filters applied per platform</w:t>
+              <w:t>Thread dedup (max 5 comments/thread, random selection), empty/short text removed</w:t>
             </w:r>
           </w:p>
         </w:tc>
@@ -2076,7 +2076,7 @@
           </w:tcPr>
           <w:p>
             <w:r>
-              <w:t>66% (Medium)</w:t>
+              <w:t>65% (Medium)</w:t>
             </w:r>
           </w:p>
         </w:tc>
@@ -2572,7 +2572,7 @@
           </w:tcPr>
           <w:p>
             <w:r>
-              <w:t>64% (Medium)</w:t>
+              <w:t>63% (Medium)</w:t>
             </w:r>
           </w:p>
         </w:tc>
@@ -2820,7 +2820,7 @@
           </w:tcPr>
           <w:p>
             <w:r>
-              <w:t>52% (Medium)</w:t>
+              <w:t>51% (Medium)</w:t>
             </w:r>
           </w:p>
         </w:tc>
@@ -4287,7 +4287,7 @@
           <w:color w:val="D97706"/>
           <w:sz w:val="18"/>
         </w:rPr>
-        <w:t>66% (Medium)</w:t>
+        <w:t>65% (Medium)</w:t>
       </w:r>
       <w:r>
         <w:rPr>
@@ -5500,7 +5500,7 @@
           <w:color w:val="1E3A5F"/>
           <w:sz w:val="32"/>
         </w:rPr>
-        <w:t>07. Baby &amp; Child Protection</w:t>
+        <w:t>07. Electronic &amp; Tech Solutions</w:t>
       </w:r>
     </w:p>
     <w:p>
@@ -5515,7 +5515,7 @@
           <w:color w:val="6B7280"/>
           <w:sz w:val="18"/>
         </w:rPr>
-        <w:t>n=725</w:t>
+        <w:t>n=891</w:t>
       </w:r>
       <w:r>
         <w:rPr>
@@ -5555,7 +5555,7 @@
           <w:color w:val="374151"/>
           <w:sz w:val="18"/>
         </w:rPr>
-        <w:t>56% (Moderate)</w:t>
+        <w:t>53% (Moderate)</w:t>
       </w:r>
       <w:r>
         <w:rPr>
@@ -5565,7 +5565,7 @@
           <w:color w:val="6B7280"/>
           <w:sz w:val="18"/>
         </w:rPr>
-        <w:t xml:space="preserve">  |  13.4% of Dataset</w:t>
+        <w:t xml:space="preserve">  |  16.5% of Dataset</w:t>
       </w:r>
       <w:r>
         <w:rPr>
@@ -5585,7 +5585,7 @@
           <w:color w:val="059669"/>
           <w:sz w:val="18"/>
         </w:rPr>
-        <w:t>+66%</w:t>
+        <w:t>+44%</w:t>
       </w:r>
     </w:p>
     <w:p>
@@ -5604,11 +5604,426 @@
               <a:graphicData uri="http://schemas.openxmlformats.org/drawingml/2006/picture">
                 <pic:pic>
                   <pic:nvPicPr>
+                    <pic:cNvPr id="0" name="chart_radar_INS_006.png"/>
+                    <pic:cNvPicPr/>
+                  </pic:nvPicPr>
+                  <pic:blipFill>
+                    <a:blip r:embed="rId20"/>
+                    <a:stretch>
+                      <a:fillRect/>
+                    </a:stretch>
+                  </pic:blipFill>
+                  <pic:spPr>
+                    <a:xfrm>
+                      <a:off x="0" y="0"/>
+                      <a:ext cx="3474720" cy="3547185"/>
+                    </a:xfrm>
+                    <a:prstGeom prst="rect"/>
+                  </pic:spPr>
+                </pic:pic>
+              </a:graphicData>
+            </a:graphic>
+          </wp:inline>
+        </w:drawing>
+      </w:r>
+    </w:p>
+    <w:p>
+      <w:pPr>
+        <w:spacing w:after="240"/>
+        <w:jc w:val="center"/>
+      </w:pPr>
+      <w:r>
+        <w:rPr>
+          <w:rFonts w:ascii="Lato" w:hAnsi="Lato"/>
+          <w:b w:val="0"/>
+          <w:i/>
+          <w:color w:val="6B7280"/>
+          <w:sz w:val="18"/>
+        </w:rPr>
+        <w:t>Score Breakdown: Electronic &amp; Tech Solutions</w:t>
+      </w:r>
+    </w:p>
+    <w:p>
+      <w:pPr>
+        <w:pStyle w:val="Heading3"/>
+        <w:jc w:val="left"/>
+      </w:pPr>
+      <w:r>
+        <w:rPr>
+          <w:rFonts w:ascii="Lato" w:hAnsi="Lato"/>
+          <w:b/>
+          <w:color w:val="1E3A5F"/>
+          <w:sz w:val="26"/>
+        </w:rPr>
+        <w:t>What the Data Shows</w:t>
+      </w:r>
+    </w:p>
+    <w:p>
+      <w:pPr>
+        <w:spacing w:after="120" w:before="0"/>
+      </w:pPr>
+      <w:r>
+        <w:rPr>
+          <w:rFonts w:ascii="Lato" w:hAnsi="Lato"/>
+          <w:b w:val="0"/>
+          <w:i w:val="0"/>
+          <w:sz w:val="22"/>
+        </w:rPr>
+        <w:t>Electronic and Tech Solutions spans 891 items (16.5%) with NSS +0.435. UV lamps, electric rackets, ultrasonic devices, and smart mosquito killers are widely discussed. YouTube product reviews drive this conversation. Consumers are intrigued by the chemical-free promise but sceptical of efficacy, especially for ultrasonic devices.</w:t>
+      </w:r>
+    </w:p>
+    <w:p>
+      <w:pPr>
+        <w:pStyle w:val="Heading3"/>
+        <w:jc w:val="left"/>
+      </w:pPr>
+      <w:r>
+        <w:rPr>
+          <w:rFonts w:ascii="Lato" w:hAnsi="Lato"/>
+          <w:b/>
+          <w:color w:val="1E3A5F"/>
+          <w:sz w:val="26"/>
+        </w:rPr>
+        <w:t>What it Means</w:t>
+      </w:r>
+    </w:p>
+    <w:p>
+      <w:pPr>
+        <w:spacing w:after="120" w:before="0"/>
+      </w:pPr>
+      <w:r>
+        <w:rPr>
+          <w:rFonts w:ascii="Lato" w:hAnsi="Lato"/>
+          <w:b w:val="0"/>
+          <w:i w:val="0"/>
+          <w:sz w:val="22"/>
+        </w:rPr>
+        <w:t>Electronic mosquito solutions are the category's fastest-growing segment by consumer interest, driven by the dual appeal of being chemical-free and visually satisfying (the 'zap' factor). However, the segment is plagued by low-quality products and dubious efficacy claims, particularly from ultrasonic devices that multiple Reddit users call 'complete scams'. The gap between consumer interest and product quality represents both a risk and an opportunity.</w:t>
+      </w:r>
+    </w:p>
+    <w:p>
+      <w:pPr>
+        <w:pStyle w:val="Heading3"/>
+        <w:jc w:val="left"/>
+      </w:pPr>
+      <w:r>
+        <w:rPr>
+          <w:rFonts w:ascii="Lato" w:hAnsi="Lato"/>
+          <w:b/>
+          <w:color w:val="1E3A5F"/>
+          <w:sz w:val="26"/>
+        </w:rPr>
+        <w:t>Business Implication &amp; Rationale</w:t>
+      </w:r>
+    </w:p>
+    <w:p>
+      <w:pPr>
+        <w:spacing w:after="120" w:before="0"/>
+      </w:pPr>
+      <w:r>
+        <w:rPr>
+          <w:rFonts w:ascii="Lato" w:hAnsi="Lato"/>
+          <w:b w:val="0"/>
+          <w:i w:val="0"/>
+          <w:sz w:val="22"/>
+        </w:rPr>
+        <w:t>A trusted brand entering the electronic segment with genuinely effective, well-designed products could dominate a space currently filled with generic imports. The 'chemical-free' positioning of electronic solutions directly addresses the safety concerns identified in Theme 3.</w:t>
+      </w:r>
+    </w:p>
+    <w:p>
+      <w:pPr>
+        <w:pStyle w:val="Heading3"/>
+        <w:jc w:val="left"/>
+      </w:pPr>
+      <w:r>
+        <w:rPr>
+          <w:rFonts w:ascii="Lato" w:hAnsi="Lato"/>
+          <w:b/>
+          <w:color w:val="1E3A5F"/>
+          <w:sz w:val="26"/>
+        </w:rPr>
+        <w:t>Recommendation</w:t>
+      </w:r>
+    </w:p>
+    <w:p>
+      <w:pPr>
+        <w:spacing w:after="120" w:before="0"/>
+      </w:pPr>
+      <w:r>
+        <w:rPr>
+          <w:rFonts w:ascii="Lato" w:hAnsi="Lato"/>
+          <w:b w:val="0"/>
+          <w:i w:val="0"/>
+          <w:sz w:val="22"/>
+        </w:rPr>
+        <w:t>If entering the electronic segment, focus on UV trap + fan combination (proven effective) rather than ultrasonic (unproven). Design for the bedroom use case (quiet, no blue light, automatic). Build credibility through transparent efficacy data and money-back guarantees.</w:t>
+      </w:r>
+    </w:p>
+    <w:p>
+      <w:pPr>
+        <w:pStyle w:val="Heading3"/>
+        <w:jc w:val="left"/>
+      </w:pPr>
+      <w:r>
+        <w:rPr>
+          <w:rFonts w:ascii="Lato" w:hAnsi="Lato"/>
+          <w:b/>
+          <w:color w:val="1E3A5F"/>
+          <w:sz w:val="26"/>
+        </w:rPr>
+        <w:t>Further Validation</w:t>
+      </w:r>
+    </w:p>
+    <w:p>
+      <w:pPr>
+        <w:spacing w:after="120" w:before="0"/>
+      </w:pPr>
+      <w:r>
+        <w:rPr>
+          <w:rFonts w:ascii="Lato" w:hAnsi="Lato"/>
+          <w:b w:val="0"/>
+          <w:i w:val="0"/>
+          <w:sz w:val="22"/>
+        </w:rPr>
+        <w:t>Conduct comparative efficacy testing of electronic vs chemical solutions in controlled bedroom environments. Survey consumer willingness-to-pay for a branded electronic solution vs generic imports.</w:t>
+      </w:r>
+    </w:p>
+    <w:p>
+      <w:pPr>
+        <w:pStyle w:val="Heading3"/>
+        <w:jc w:val="left"/>
+      </w:pPr>
+      <w:r>
+        <w:rPr>
+          <w:rFonts w:ascii="Lato" w:hAnsi="Lato"/>
+          <w:b/>
+          <w:color w:val="1E3A5F"/>
+          <w:sz w:val="26"/>
+        </w:rPr>
+        <w:t>Representative Voices</w:t>
+      </w:r>
+    </w:p>
+    <w:p>
+      <w:pPr>
+        <w:spacing w:before="80" w:after="80"/>
+        <w:ind w:left="680" w:right="680"/>
+      </w:pPr>
+      <w:r>
+        <w:rPr>
+          <w:rFonts w:ascii="Lato" w:hAnsi="Lato"/>
+          <w:b w:val="0"/>
+          <w:i/>
+          <w:color w:val="374151"/>
+          <w:sz w:val="20"/>
+        </w:rPr>
+        <w:t xml:space="preserve">"Tell the mosquitoes the dinner date is CANCELLED ✋ </w:t>
+        <w:br/>
+        <w:br/>
+        <w:t>Because #Citronella is here serving “not today, not tomorrow, not ever” energy. Fresh, lemony, and actually effective, it’s the easiest way to protect your skin, your home, and your vibe ✨</w:t>
+        <w:br/>
+        <w:br/>
+        <w:t>Whether you’re chilling on the balcony or taking that pos"</w:t>
+      </w:r>
+      <w:r>
+        <w:rPr>
+          <w:rFonts w:ascii="Lato" w:hAnsi="Lato"/>
+          <w:b w:val="0"/>
+          <w:i w:val="0"/>
+          <w:color w:val="6B7280"/>
+          <w:sz w:val="18"/>
+        </w:rPr>
+        <w:t xml:space="preserve">  - instagram</w:t>
+      </w:r>
+    </w:p>
+    <w:p>
+      <w:pPr>
+        <w:spacing w:before="80" w:after="80"/>
+        <w:ind w:left="680" w:right="680"/>
+      </w:pPr>
+      <w:r>
+        <w:rPr>
+          <w:rFonts w:ascii="Lato" w:hAnsi="Lato"/>
+          <w:b w:val="0"/>
+          <w:i/>
+          <w:color w:val="374151"/>
+          <w:sz w:val="20"/>
+        </w:rPr>
+        <w:t>"Transform your home with Mesh India’s Pleated Mesh Doors - where comfort meets protection. ✨🚪 Enjoy uninterrupted airflow, clear visibility, and strong mosquito protection, all while adding a modern touch to your doors and balconies. Designed to be durable, smooth to operate, and cost-efficient, our"</w:t>
+      </w:r>
+      <w:r>
+        <w:rPr>
+          <w:rFonts w:ascii="Lato" w:hAnsi="Lato"/>
+          <w:b w:val="0"/>
+          <w:i w:val="0"/>
+          <w:color w:val="6B7280"/>
+          <w:sz w:val="18"/>
+        </w:rPr>
+        <w:t xml:space="preserve">  - instagram</w:t>
+      </w:r>
+    </w:p>
+    <w:p>
+      <w:pPr>
+        <w:spacing w:before="80" w:after="80"/>
+        <w:ind w:left="680" w:right="680"/>
+      </w:pPr>
+      <w:r>
+        <w:rPr>
+          <w:rFonts w:ascii="Lato" w:hAnsi="Lato"/>
+          <w:b w:val="0"/>
+          <w:i/>
+          <w:color w:val="374151"/>
+          <w:sz w:val="20"/>
+        </w:rPr>
+        <w:t>"Mosquitoes Out, Good Vibes In! ✨🦟 Say hello to the 2-in-1 solution for your home: QUITTMOZZ!</w:t>
+        <w:br/>
+        <w:br/>
+        <w:t>Why settle for just repelling when you can refresh too? QUITT MOZZ gives you powerful, 360-hour protection from Dengue AND fills your space with a beautiful, natural fragrance.</w:t>
+        <w:br/>
+        <w:br/>
+        <w:t>Pick your perfect scent:</w:t>
+        <w:br/>
+        <w:t>🍋 L"</w:t>
+      </w:r>
+      <w:r>
+        <w:rPr>
+          <w:rFonts w:ascii="Lato" w:hAnsi="Lato"/>
+          <w:b w:val="0"/>
+          <w:i w:val="0"/>
+          <w:color w:val="6B7280"/>
+          <w:sz w:val="18"/>
+        </w:rPr>
+        <w:t xml:space="preserve">  - instagram</w:t>
+      </w:r>
+    </w:p>
+    <w:p>
+      <w:pPr>
+        <w:spacing w:before="80" w:after="80"/>
+        <w:pBdr>
+          <w:bottom w:val="single" w:sz="4" w:space="1" w:color="6B7280"/>
+        </w:pBdr>
+      </w:pPr>
+    </w:p>
+    <w:p>
+      <w:pPr>
+        <w:pStyle w:val="Heading2"/>
+        <w:jc w:val="left"/>
+      </w:pPr>
+      <w:r>
+        <w:rPr>
+          <w:rFonts w:ascii="Lato" w:hAnsi="Lato"/>
+          <w:b/>
+          <w:color w:val="1E3A5F"/>
+          <w:sz w:val="32"/>
+        </w:rPr>
+        <w:t>08. Baby &amp; Child Protection</w:t>
+      </w:r>
+    </w:p>
+    <w:p>
+      <w:pPr>
+        <w:spacing w:after="160"/>
+      </w:pPr>
+      <w:r>
+        <w:rPr>
+          <w:rFonts w:ascii="Lato" w:hAnsi="Lato"/>
+          <w:b w:val="0"/>
+          <w:i w:val="0"/>
+          <w:color w:val="6B7280"/>
+          <w:sz w:val="18"/>
+        </w:rPr>
+        <w:t>n=725</w:t>
+      </w:r>
+      <w:r>
+        <w:rPr>
+          <w:rFonts w:ascii="Lato" w:hAnsi="Lato"/>
+          <w:b w:val="0"/>
+          <w:i w:val="0"/>
+          <w:color w:val="374151"/>
+          <w:sz w:val="18"/>
+        </w:rPr>
+        <w:t xml:space="preserve">  |  Confidence: </w:t>
+      </w:r>
+      <w:r>
+        <w:rPr>
+          <w:rFonts w:ascii="Lato" w:hAnsi="Lato"/>
+          <w:b/>
+          <w:i w:val="0"/>
+          <w:color w:val="D97706"/>
+          <w:sz w:val="18"/>
+        </w:rPr>
+        <w:t>64% (Medium)</w:t>
+      </w:r>
+      <w:r>
+        <w:rPr>
+          <w:rFonts w:ascii="Lato" w:hAnsi="Lato"/>
+          <w:b w:val="0"/>
+          <w:i w:val="0"/>
+          <w:color w:val="374151"/>
+          <w:sz w:val="18"/>
+        </w:rPr>
+        <w:t xml:space="preserve">  |  Signal: </w:t>
+      </w:r>
+      <w:r>
+        <w:rPr>
+          <w:rFonts w:ascii="Lato" w:hAnsi="Lato"/>
+          <w:b/>
+          <w:i w:val="0"/>
+          <w:color w:val="374151"/>
+          <w:sz w:val="18"/>
+        </w:rPr>
+        <w:t>56% (Moderate)</w:t>
+      </w:r>
+      <w:r>
+        <w:rPr>
+          <w:rFonts w:ascii="Lato" w:hAnsi="Lato"/>
+          <w:b w:val="0"/>
+          <w:i w:val="0"/>
+          <w:color w:val="6B7280"/>
+          <w:sz w:val="18"/>
+        </w:rPr>
+        <w:t xml:space="preserve">  |  13.4% of Dataset</w:t>
+      </w:r>
+      <w:r>
+        <w:rPr>
+          <w:rFonts w:ascii="Lato" w:hAnsi="Lato"/>
+          <w:b w:val="0"/>
+          <w:i w:val="0"/>
+          <w:color w:val="6B7280"/>
+          <w:sz w:val="18"/>
+        </w:rPr>
+        <w:t xml:space="preserve">  |  NSS: </w:t>
+      </w:r>
+      <w:r>
+        <w:rPr>
+          <w:rFonts w:ascii="Lato" w:hAnsi="Lato"/>
+          <w:b/>
+          <w:i w:val="0"/>
+          <w:color w:val="059669"/>
+          <w:sz w:val="18"/>
+        </w:rPr>
+        <w:t>+66%</w:t>
+      </w:r>
+    </w:p>
+    <w:p>
+      <w:pPr>
+        <w:jc w:val="center"/>
+      </w:pPr>
+      <w:r>
+        <w:drawing>
+          <wp:inline xmlns:a="http://schemas.openxmlformats.org/drawingml/2006/main" xmlns:pic="http://schemas.openxmlformats.org/drawingml/2006/picture">
+            <wp:extent cx="3474720" cy="3547185"/>
+            <wp:docPr id="13" name="Picture 13"/>
+            <wp:cNvGraphicFramePr>
+              <a:graphicFrameLocks noChangeAspect="1"/>
+            </wp:cNvGraphicFramePr>
+            <a:graphic>
+              <a:graphicData uri="http://schemas.openxmlformats.org/drawingml/2006/picture">
+                <pic:pic>
+                  <pic:nvPicPr>
                     <pic:cNvPr id="0" name="chart_radar_INS_004.png"/>
                     <pic:cNvPicPr/>
                   </pic:nvPicPr>
                   <pic:blipFill>
-                    <a:blip r:embed="rId20"/>
+                    <a:blip r:embed="rId21"/>
                     <a:stretch>
                       <a:fillRect/>
                     </a:stretch>
@@ -5926,7 +6341,7 @@
           <w:color w:val="1E3A5F"/>
           <w:sz w:val="32"/>
         </w:rPr>
-        <w:t>08. Electronic &amp; Tech Solutions</w:t>
+        <w:t>09. Price &amp; Value Perception</w:t>
       </w:r>
     </w:p>
     <w:p>
@@ -5941,7 +6356,7 @@
           <w:color w:val="6B7280"/>
           <w:sz w:val="18"/>
         </w:rPr>
-        <w:t>n=891</w:t>
+        <w:t>n=518</w:t>
       </w:r>
       <w:r>
         <w:rPr>
@@ -5961,422 +6376,7 @@
           <w:color w:val="D97706"/>
           <w:sz w:val="18"/>
         </w:rPr>
-        <w:t>64% (Medium)</w:t>
-      </w:r>
-      <w:r>
-        <w:rPr>
-          <w:rFonts w:ascii="Lato" w:hAnsi="Lato"/>
-          <w:b w:val="0"/>
-          <w:i w:val="0"/>
-          <w:color w:val="374151"/>
-          <w:sz w:val="18"/>
-        </w:rPr>
-        <w:t xml:space="preserve">  |  Signal: </w:t>
-      </w:r>
-      <w:r>
-        <w:rPr>
-          <w:rFonts w:ascii="Lato" w:hAnsi="Lato"/>
-          <w:b/>
-          <w:i w:val="0"/>
-          <w:color w:val="374151"/>
-          <w:sz w:val="18"/>
-        </w:rPr>
-        <w:t>53% (Moderate)</w:t>
-      </w:r>
-      <w:r>
-        <w:rPr>
-          <w:rFonts w:ascii="Lato" w:hAnsi="Lato"/>
-          <w:b w:val="0"/>
-          <w:i w:val="0"/>
-          <w:color w:val="6B7280"/>
-          <w:sz w:val="18"/>
-        </w:rPr>
-        <w:t xml:space="preserve">  |  16.5% of Dataset</w:t>
-      </w:r>
-      <w:r>
-        <w:rPr>
-          <w:rFonts w:ascii="Lato" w:hAnsi="Lato"/>
-          <w:b w:val="0"/>
-          <w:i w:val="0"/>
-          <w:color w:val="6B7280"/>
-          <w:sz w:val="18"/>
-        </w:rPr>
-        <w:t xml:space="preserve">  |  NSS: </w:t>
-      </w:r>
-      <w:r>
-        <w:rPr>
-          <w:rFonts w:ascii="Lato" w:hAnsi="Lato"/>
-          <w:b/>
-          <w:i w:val="0"/>
-          <w:color w:val="059669"/>
-          <w:sz w:val="18"/>
-        </w:rPr>
-        <w:t>+44%</w:t>
-      </w:r>
-    </w:p>
-    <w:p>
-      <w:pPr>
-        <w:jc w:val="center"/>
-      </w:pPr>
-      <w:r>
-        <w:drawing>
-          <wp:inline xmlns:a="http://schemas.openxmlformats.org/drawingml/2006/main" xmlns:pic="http://schemas.openxmlformats.org/drawingml/2006/picture">
-            <wp:extent cx="3474720" cy="3547185"/>
-            <wp:docPr id="13" name="Picture 13"/>
-            <wp:cNvGraphicFramePr>
-              <a:graphicFrameLocks noChangeAspect="1"/>
-            </wp:cNvGraphicFramePr>
-            <a:graphic>
-              <a:graphicData uri="http://schemas.openxmlformats.org/drawingml/2006/picture">
-                <pic:pic>
-                  <pic:nvPicPr>
-                    <pic:cNvPr id="0" name="chart_radar_INS_006.png"/>
-                    <pic:cNvPicPr/>
-                  </pic:nvPicPr>
-                  <pic:blipFill>
-                    <a:blip r:embed="rId21"/>
-                    <a:stretch>
-                      <a:fillRect/>
-                    </a:stretch>
-                  </pic:blipFill>
-                  <pic:spPr>
-                    <a:xfrm>
-                      <a:off x="0" y="0"/>
-                      <a:ext cx="3474720" cy="3547185"/>
-                    </a:xfrm>
-                    <a:prstGeom prst="rect"/>
-                  </pic:spPr>
-                </pic:pic>
-              </a:graphicData>
-            </a:graphic>
-          </wp:inline>
-        </w:drawing>
-      </w:r>
-    </w:p>
-    <w:p>
-      <w:pPr>
-        <w:spacing w:after="240"/>
-        <w:jc w:val="center"/>
-      </w:pPr>
-      <w:r>
-        <w:rPr>
-          <w:rFonts w:ascii="Lato" w:hAnsi="Lato"/>
-          <w:b w:val="0"/>
-          <w:i/>
-          <w:color w:val="6B7280"/>
-          <w:sz w:val="18"/>
-        </w:rPr>
-        <w:t>Score Breakdown: Electronic &amp; Tech Solutions</w:t>
-      </w:r>
-    </w:p>
-    <w:p>
-      <w:pPr>
-        <w:pStyle w:val="Heading3"/>
-        <w:jc w:val="left"/>
-      </w:pPr>
-      <w:r>
-        <w:rPr>
-          <w:rFonts w:ascii="Lato" w:hAnsi="Lato"/>
-          <w:b/>
-          <w:color w:val="1E3A5F"/>
-          <w:sz w:val="26"/>
-        </w:rPr>
-        <w:t>What the Data Shows</w:t>
-      </w:r>
-    </w:p>
-    <w:p>
-      <w:pPr>
-        <w:spacing w:after="120" w:before="0"/>
-      </w:pPr>
-      <w:r>
-        <w:rPr>
-          <w:rFonts w:ascii="Lato" w:hAnsi="Lato"/>
-          <w:b w:val="0"/>
-          <w:i w:val="0"/>
-          <w:sz w:val="22"/>
-        </w:rPr>
-        <w:t>Electronic and Tech Solutions spans 891 items (16.5%) with NSS +0.435. UV lamps, electric rackets, ultrasonic devices, and smart mosquito killers are widely discussed. YouTube product reviews drive this conversation. Consumers are intrigued by the chemical-free promise but sceptical of efficacy, especially for ultrasonic devices.</w:t>
-      </w:r>
-    </w:p>
-    <w:p>
-      <w:pPr>
-        <w:pStyle w:val="Heading3"/>
-        <w:jc w:val="left"/>
-      </w:pPr>
-      <w:r>
-        <w:rPr>
-          <w:rFonts w:ascii="Lato" w:hAnsi="Lato"/>
-          <w:b/>
-          <w:color w:val="1E3A5F"/>
-          <w:sz w:val="26"/>
-        </w:rPr>
-        <w:t>What it Means</w:t>
-      </w:r>
-    </w:p>
-    <w:p>
-      <w:pPr>
-        <w:spacing w:after="120" w:before="0"/>
-      </w:pPr>
-      <w:r>
-        <w:rPr>
-          <w:rFonts w:ascii="Lato" w:hAnsi="Lato"/>
-          <w:b w:val="0"/>
-          <w:i w:val="0"/>
-          <w:sz w:val="22"/>
-        </w:rPr>
-        <w:t>Electronic mosquito solutions are the category's fastest-growing segment by consumer interest, driven by the dual appeal of being chemical-free and visually satisfying (the 'zap' factor). However, the segment is plagued by low-quality products and dubious efficacy claims, particularly from ultrasonic devices that multiple Reddit users call 'complete scams'. The gap between consumer interest and product quality represents both a risk and an opportunity.</w:t>
-      </w:r>
-    </w:p>
-    <w:p>
-      <w:pPr>
-        <w:pStyle w:val="Heading3"/>
-        <w:jc w:val="left"/>
-      </w:pPr>
-      <w:r>
-        <w:rPr>
-          <w:rFonts w:ascii="Lato" w:hAnsi="Lato"/>
-          <w:b/>
-          <w:color w:val="1E3A5F"/>
-          <w:sz w:val="26"/>
-        </w:rPr>
-        <w:t>Business Implication &amp; Rationale</w:t>
-      </w:r>
-    </w:p>
-    <w:p>
-      <w:pPr>
-        <w:spacing w:after="120" w:before="0"/>
-      </w:pPr>
-      <w:r>
-        <w:rPr>
-          <w:rFonts w:ascii="Lato" w:hAnsi="Lato"/>
-          <w:b w:val="0"/>
-          <w:i w:val="0"/>
-          <w:sz w:val="22"/>
-        </w:rPr>
-        <w:t>A trusted brand entering the electronic segment with genuinely effective, well-designed products could dominate a space currently filled with generic imports. The 'chemical-free' positioning of electronic solutions directly addresses the safety concerns identified in Theme 3.</w:t>
-      </w:r>
-    </w:p>
-    <w:p>
-      <w:pPr>
-        <w:pStyle w:val="Heading3"/>
-        <w:jc w:val="left"/>
-      </w:pPr>
-      <w:r>
-        <w:rPr>
-          <w:rFonts w:ascii="Lato" w:hAnsi="Lato"/>
-          <w:b/>
-          <w:color w:val="1E3A5F"/>
-          <w:sz w:val="26"/>
-        </w:rPr>
-        <w:t>Recommendation</w:t>
-      </w:r>
-    </w:p>
-    <w:p>
-      <w:pPr>
-        <w:spacing w:after="120" w:before="0"/>
-      </w:pPr>
-      <w:r>
-        <w:rPr>
-          <w:rFonts w:ascii="Lato" w:hAnsi="Lato"/>
-          <w:b w:val="0"/>
-          <w:i w:val="0"/>
-          <w:sz w:val="22"/>
-        </w:rPr>
-        <w:t>If entering the electronic segment, focus on UV trap + fan combination (proven effective) rather than ultrasonic (unproven). Design for the bedroom use case (quiet, no blue light, automatic). Build credibility through transparent efficacy data and money-back guarantees.</w:t>
-      </w:r>
-    </w:p>
-    <w:p>
-      <w:pPr>
-        <w:pStyle w:val="Heading3"/>
-        <w:jc w:val="left"/>
-      </w:pPr>
-      <w:r>
-        <w:rPr>
-          <w:rFonts w:ascii="Lato" w:hAnsi="Lato"/>
-          <w:b/>
-          <w:color w:val="1E3A5F"/>
-          <w:sz w:val="26"/>
-        </w:rPr>
-        <w:t>Further Validation</w:t>
-      </w:r>
-    </w:p>
-    <w:p>
-      <w:pPr>
-        <w:spacing w:after="120" w:before="0"/>
-      </w:pPr>
-      <w:r>
-        <w:rPr>
-          <w:rFonts w:ascii="Lato" w:hAnsi="Lato"/>
-          <w:b w:val="0"/>
-          <w:i w:val="0"/>
-          <w:sz w:val="22"/>
-        </w:rPr>
-        <w:t>Conduct comparative efficacy testing of electronic vs chemical solutions in controlled bedroom environments. Survey consumer willingness-to-pay for a branded electronic solution vs generic imports.</w:t>
-      </w:r>
-    </w:p>
-    <w:p>
-      <w:pPr>
-        <w:pStyle w:val="Heading3"/>
-        <w:jc w:val="left"/>
-      </w:pPr>
-      <w:r>
-        <w:rPr>
-          <w:rFonts w:ascii="Lato" w:hAnsi="Lato"/>
-          <w:b/>
-          <w:color w:val="1E3A5F"/>
-          <w:sz w:val="26"/>
-        </w:rPr>
-        <w:t>Representative Voices</w:t>
-      </w:r>
-    </w:p>
-    <w:p>
-      <w:pPr>
-        <w:spacing w:before="80" w:after="80"/>
-        <w:ind w:left="680" w:right="680"/>
-      </w:pPr>
-      <w:r>
-        <w:rPr>
-          <w:rFonts w:ascii="Lato" w:hAnsi="Lato"/>
-          <w:b w:val="0"/>
-          <w:i/>
-          <w:color w:val="374151"/>
-          <w:sz w:val="20"/>
-        </w:rPr>
-        <w:t xml:space="preserve">"Tell the mosquitoes the dinner date is CANCELLED ✋ </w:t>
-        <w:br/>
-        <w:br/>
-        <w:t>Because #Citronella is here serving “not today, not tomorrow, not ever” energy. Fresh, lemony, and actually effective, it’s the easiest way to protect your skin, your home, and your vibe ✨</w:t>
-        <w:br/>
-        <w:br/>
-        <w:t>Whether you’re chilling on the balcony or taking that pos"</w:t>
-      </w:r>
-      <w:r>
-        <w:rPr>
-          <w:rFonts w:ascii="Lato" w:hAnsi="Lato"/>
-          <w:b w:val="0"/>
-          <w:i w:val="0"/>
-          <w:color w:val="6B7280"/>
-          <w:sz w:val="18"/>
-        </w:rPr>
-        <w:t xml:space="preserve">  - instagram</w:t>
-      </w:r>
-    </w:p>
-    <w:p>
-      <w:pPr>
-        <w:spacing w:before="80" w:after="80"/>
-        <w:ind w:left="680" w:right="680"/>
-      </w:pPr>
-      <w:r>
-        <w:rPr>
-          <w:rFonts w:ascii="Lato" w:hAnsi="Lato"/>
-          <w:b w:val="0"/>
-          <w:i/>
-          <w:color w:val="374151"/>
-          <w:sz w:val="20"/>
-        </w:rPr>
-        <w:t>"Transform your home with Mesh India’s Pleated Mesh Doors - where comfort meets protection. ✨🚪 Enjoy uninterrupted airflow, clear visibility, and strong mosquito protection, all while adding a modern touch to your doors and balconies. Designed to be durable, smooth to operate, and cost-efficient, our"</w:t>
-      </w:r>
-      <w:r>
-        <w:rPr>
-          <w:rFonts w:ascii="Lato" w:hAnsi="Lato"/>
-          <w:b w:val="0"/>
-          <w:i w:val="0"/>
-          <w:color w:val="6B7280"/>
-          <w:sz w:val="18"/>
-        </w:rPr>
-        <w:t xml:space="preserve">  - instagram</w:t>
-      </w:r>
-    </w:p>
-    <w:p>
-      <w:pPr>
-        <w:spacing w:before="80" w:after="80"/>
-        <w:ind w:left="680" w:right="680"/>
-      </w:pPr>
-      <w:r>
-        <w:rPr>
-          <w:rFonts w:ascii="Lato" w:hAnsi="Lato"/>
-          <w:b w:val="0"/>
-          <w:i/>
-          <w:color w:val="374151"/>
-          <w:sz w:val="20"/>
-        </w:rPr>
-        <w:t>"Mosquitoes Out, Good Vibes In! ✨🦟 Say hello to the 2-in-1 solution for your home: QUITTMOZZ!</w:t>
-        <w:br/>
-        <w:br/>
-        <w:t>Why settle for just repelling when you can refresh too? QUITT MOZZ gives you powerful, 360-hour protection from Dengue AND fills your space with a beautiful, natural fragrance.</w:t>
-        <w:br/>
-        <w:br/>
-        <w:t>Pick your perfect scent:</w:t>
-        <w:br/>
-        <w:t>🍋 L"</w:t>
-      </w:r>
-      <w:r>
-        <w:rPr>
-          <w:rFonts w:ascii="Lato" w:hAnsi="Lato"/>
-          <w:b w:val="0"/>
-          <w:i w:val="0"/>
-          <w:color w:val="6B7280"/>
-          <w:sz w:val="18"/>
-        </w:rPr>
-        <w:t xml:space="preserve">  - instagram</w:t>
-      </w:r>
-    </w:p>
-    <w:p>
-      <w:pPr>
-        <w:spacing w:before="80" w:after="80"/>
-        <w:pBdr>
-          <w:bottom w:val="single" w:sz="4" w:space="1" w:color="6B7280"/>
-        </w:pBdr>
-      </w:pPr>
-    </w:p>
-    <w:p>
-      <w:pPr>
-        <w:pStyle w:val="Heading2"/>
-        <w:jc w:val="left"/>
-      </w:pPr>
-      <w:r>
-        <w:rPr>
-          <w:rFonts w:ascii="Lato" w:hAnsi="Lato"/>
-          <w:b/>
-          <w:color w:val="1E3A5F"/>
-          <w:sz w:val="32"/>
-        </w:rPr>
-        <w:t>09. Price &amp; Value Perception</w:t>
-      </w:r>
-    </w:p>
-    <w:p>
-      <w:pPr>
-        <w:spacing w:after="160"/>
-      </w:pPr>
-      <w:r>
-        <w:rPr>
-          <w:rFonts w:ascii="Lato" w:hAnsi="Lato"/>
-          <w:b w:val="0"/>
-          <w:i w:val="0"/>
-          <w:color w:val="6B7280"/>
-          <w:sz w:val="18"/>
-        </w:rPr>
-        <w:t>n=518</w:t>
-      </w:r>
-      <w:r>
-        <w:rPr>
-          <w:rFonts w:ascii="Lato" w:hAnsi="Lato"/>
-          <w:b w:val="0"/>
-          <w:i w:val="0"/>
-          <w:color w:val="374151"/>
-          <w:sz w:val="18"/>
-        </w:rPr>
-        <w:t xml:space="preserve">  |  Confidence: </w:t>
-      </w:r>
-      <w:r>
-        <w:rPr>
-          <w:rFonts w:ascii="Lato" w:hAnsi="Lato"/>
-          <w:b/>
-          <w:i w:val="0"/>
-          <w:color w:val="D97706"/>
-          <w:sz w:val="18"/>
-        </w:rPr>
-        <w:t>64% (Medium)</w:t>
+        <w:t>63% (Medium)</w:t>
       </w:r>
       <w:r>
         <w:rPr>
@@ -9292,7 +9292,7 @@
           <w:color w:val="D97706"/>
           <w:sz w:val="18"/>
         </w:rPr>
-        <w:t>52% (Medium)</w:t>
+        <w:t>51% (Medium)</w:t>
       </w:r>
       <w:r>
         <w:rPr>
